--- a/docs/Capitulo 4 pruebas.docx
+++ b/docs/Capitulo 4 pruebas.docx
@@ -5,6 +5,10 @@
     <w:sdt>
       <w:sdtPr>
         <w:rPr>
+          <w:rFonts w:ascii="Times New Roman" w:eastAsia="Times New Roman" w:hAnsi="Times New Roman" w:cs="Times New Roman"/>
+          <w:color w:val="auto"/>
+          <w:sz w:val="24"/>
+          <w:szCs w:val="24"/>
           <w:lang w:val="es-ES"/>
         </w:rPr>
         <w:id w:val="-1990625064"/>
@@ -15,12 +19,8 @@
       </w:sdtPr>
       <w:sdtEndPr>
         <w:rPr>
-          <w:rFonts w:ascii="Times New Roman" w:eastAsia="Times New Roman" w:hAnsi="Times New Roman" w:cs="Times New Roman"/>
           <w:b/>
           <w:bCs/>
-          <w:color w:val="auto"/>
-          <w:sz w:val="24"/>
-          <w:szCs w:val="24"/>
         </w:rPr>
       </w:sdtEndPr>
       <w:sdtContent>
@@ -1967,10 +1967,91 @@
     </w:p>
     <w:p>
       <w:pPr>
+        <w:pStyle w:val="Cuerpodeltexto"/>
+      </w:pPr>
+    </w:p>
+    <w:p>
+      <w:pPr>
+        <w:pStyle w:val="Cuerpodeltexto"/>
+      </w:pPr>
+    </w:p>
+    <w:p>
+      <w:pPr>
+        <w:pStyle w:val="Cuerpodeltexto"/>
+      </w:pPr>
+    </w:p>
+    <w:p>
+      <w:pPr>
+        <w:pStyle w:val="Cuerpodeltexto"/>
+      </w:pPr>
+    </w:p>
+    <w:p>
+      <w:pPr>
+        <w:pStyle w:val="Cuerpodeltexto"/>
+      </w:pPr>
+    </w:p>
+    <w:p>
+      <w:pPr>
+        <w:pStyle w:val="Cuerpodeltexto"/>
+      </w:pPr>
+    </w:p>
+    <w:p>
+      <w:pPr>
+        <w:pStyle w:val="Cuerpodeltexto"/>
+      </w:pPr>
+    </w:p>
+    <w:p>
+      <w:pPr>
+        <w:pStyle w:val="Cuerpodeltexto"/>
+      </w:pPr>
+    </w:p>
+    <w:p>
+      <w:pPr>
+        <w:pStyle w:val="Cuerpodeltexto"/>
+      </w:pPr>
+    </w:p>
+    <w:p>
+      <w:pPr>
+        <w:pStyle w:val="Cuerpodeltexto"/>
+      </w:pPr>
+    </w:p>
+    <w:p>
+      <w:pPr>
+        <w:pStyle w:val="Cuerpodeltexto"/>
+      </w:pPr>
+    </w:p>
+    <w:p>
+      <w:pPr>
+        <w:pStyle w:val="Cuerpodeltexto"/>
+      </w:pPr>
+    </w:p>
+    <w:p>
+      <w:pPr>
+        <w:pStyle w:val="Cuerpodeltexto"/>
+      </w:pPr>
+    </w:p>
+    <w:p>
+      <w:pPr>
+        <w:pStyle w:val="Cuerpodeltexto"/>
+      </w:pPr>
+    </w:p>
+    <w:p>
+      <w:pPr>
+        <w:pStyle w:val="Cuerpodeltexto"/>
+      </w:pPr>
+    </w:p>
+    <w:p>
+      <w:pPr>
+        <w:pStyle w:val="Cuerpodeltexto"/>
+      </w:pPr>
+    </w:p>
+    <w:p>
+      <w:pPr>
         <w:pStyle w:val="Ttulo1"/>
       </w:pPr>
       <w:bookmarkStart w:id="0" w:name="_Toc241311758"/>
       <w:r>
+        <w:lastRenderedPageBreak/>
         <w:t>Capítulo 4. Pruebas</w:t>
       </w:r>
       <w:bookmarkEnd w:id="0"/>
@@ -1980,36 +2061,31 @@
         <w:pStyle w:val="Cuerpodeltexto"/>
       </w:pPr>
       <w:r>
-        <w:t>Este capítulo presenta el proceso de prueba del prototipo y sus resultados. El proceso se diseñó conforme a la serie ISO/IEC/IEEE 29119: la parte 1 aporta los conceptos y el vocabulario; la parte 2, los procesos de prueba; la parte 3, la estructura de la documentación, y la parte 4, las técnicas de diseño. El capítulo sigue el modelo de tres capas de la parte 2 —organizacional, de gestión y dinámica— y cierra con el informe de terminación de la prueba.</w:t>
+        <w:t xml:space="preserve">Este capítulo presenta el proceso de prueba del prototipo y sus resultados. El proceso se diseñó conforme a la </w:t>
       </w:r>
-    </w:p>
-    <w:p>
-      <w:pPr>
-        <w:pStyle w:val="Cuerpodeltexto"/>
-      </w:pPr>
       <w:r>
-        <w:t xml:space="preserve">La documentación completa se mantiene en el repositorio del proyecto, en la carpeta </w:t>
+        <w:t>normatividad</w:t>
       </w:r>
-      <w:proofErr w:type="spellStart"/>
+      <w:r>
+        <w:t xml:space="preserve"> ISO</w:t>
+      </w:r>
+      <w:r>
+        <w:t xml:space="preserve"> </w:t>
+      </w:r>
+      <w:r>
+        <w:t>29119</w:t>
+      </w:r>
+      <w:r>
+        <w:t>,</w:t>
+      </w:r>
+      <w:r>
+        <w:t xml:space="preserve"> </w:t>
+      </w:r>
       <w:r>
         <w:rPr>
-          <w:rFonts w:ascii="Courier New" w:eastAsia="Courier New" w:hAnsi="Courier New" w:cs="Courier New"/>
-          <w:sz w:val="22"/>
-          <w:szCs w:val="22"/>
+          <w:highlight w:val="yellow"/>
         </w:rPr>
-        <w:t>docs</w:t>
-      </w:r>
-      <w:proofErr w:type="spellEnd"/>
-      <w:r>
-        <w:rPr>
-          <w:rFonts w:ascii="Courier New" w:eastAsia="Courier New" w:hAnsi="Courier New" w:cs="Courier New"/>
-          <w:sz w:val="22"/>
-          <w:szCs w:val="22"/>
-        </w:rPr>
-        <w:t>/pruebas/</w:t>
-      </w:r>
-      <w:r>
-        <w:t>, formada por seis documentos: la política y las prácticas de prueba, el plan de pruebas, la especificación de pruebas, el registro de incidencias, el banco de preguntas y el registro de la prueba de aceptación. Este capítulo resume esos documentos y reporta lo ejecutado entre el 23 y el 26 de septiembre de 2026, junto con las pruebas y los incidentes anteriores a esas fechas, que se trasladaron al registro sin reescribir su historia.</w:t>
+        <w:t>la parte 1 aporta los conceptos y el vocabulario; la parte 2, los procesos de prueba; la parte 3, la estructura de la documentación, y la parte 4, las técnicas de diseño. El capítulo sigue el modelo de tres capas de la parte 2 —organizacional, de gestión y dinámica— y cierra con el informe de terminación de la prueba.</w:t>
       </w:r>
     </w:p>
     <w:p>
@@ -2037,7 +2113,19 @@
         <w:t>conformidad adaptada</w:t>
       </w:r>
       <w:r>
-        <w:t xml:space="preserve"> con ISO/IEC/IEEE 29119-2:2013 (§2.1.2) e ISO/IEC/IEEE 29119-3:2021 (§4.1.3), que exige registrar el subconjunto de procesos implementado, justificar cada desviación y considerar sus riesgos. No se declara conformidad con la parte 1, porque es informativa y no la admite; se cita como fuente de conceptos.</w:t>
+        <w:t xml:space="preserve"> con </w:t>
+      </w:r>
+      <w:r>
+        <w:t>la ISO</w:t>
+      </w:r>
+      <w:r>
+        <w:t xml:space="preserve"> 29119-2:2013 e </w:t>
+      </w:r>
+      <w:r>
+        <w:t>ISO</w:t>
+      </w:r>
+      <w:r>
+        <w:t xml:space="preserve"> 29119-3:2021 (§4.1.3), que exige registrar el subconjunto de procesos implementado, justificar cada desviación y considerar sus riesgos. </w:t>
       </w:r>
     </w:p>
     <w:p>
@@ -2045,28 +2133,40 @@
         <w:pStyle w:val="Cuerpodeltexto"/>
       </w:pPr>
       <w:r>
-        <w:t xml:space="preserve">Las ediciones disponibles no comparten el vocabulario de diseño. La parte 2 de 2013 deriva </w:t>
+        <w:t>La Tabla 18 recoge las nueve desviaciones registradas. Tres se declaran de riesgo alto: no existe un entorno de prueba separado de producción (D-</w:t>
       </w:r>
       <w:r>
-        <w:rPr>
-          <w:i/>
-          <w:iCs/>
-        </w:rPr>
-        <w:t>condiciones de prueba</w:t>
+        <w:t>1</w:t>
       </w:r>
       <w:r>
-        <w:t xml:space="preserve"> en seis actividades, mientras que la parte 3 de 2021 las sustituyó por </w:t>
+        <w:t>), el autor prueba su propio producto (D-</w:t>
       </w:r>
       <w:r>
-        <w:rPr>
-          <w:i/>
-          <w:iCs/>
-        </w:rPr>
-        <w:lastRenderedPageBreak/>
-        <w:t>modelos de prueba</w:t>
+        <w:t>3</w:t>
       </w:r>
       <w:r>
-        <w:t xml:space="preserve"> y redujo el proceso a cuatro actividades. El proyecto adopta el vocabulario de 2021 y toma de la edición de 2013 los procesos de gestión y de ejecución. La Tabla 17 muestra el subconjunto implementado.</w:t>
+        <w:t>) y no hay una autoridad de aprobación distinta del autor (D-</w:t>
+      </w:r>
+      <w:r>
+        <w:t>4</w:t>
+      </w:r>
+      <w:r>
+        <w:t xml:space="preserve">). La norma pide que las decisiones de adaptación las acuerden los interesados pertinentes; en </w:t>
+      </w:r>
+      <w:r>
+        <w:t>este</w:t>
+      </w:r>
+      <w:r>
+        <w:t xml:space="preserve"> trabajo de grado </w:t>
+      </w:r>
+      <w:r>
+        <w:t xml:space="preserve">el cual es </w:t>
+      </w:r>
+      <w:r>
+        <w:t>individual ese interesado es uno solo</w:t>
+      </w:r>
+      <w:r>
+        <w:t>.</w:t>
       </w:r>
     </w:p>
     <w:p>
@@ -2074,875 +2174,6 @@
         <w:pStyle w:val="Leyendadetabla"/>
       </w:pPr>
       <w:r>
-        <w:t>Tabla 17. Procesos de ISO/IEC/IEEE 29119-2 incluidos en la conformidad</w:t>
-      </w:r>
-    </w:p>
-    <w:tbl>
-      <w:tblPr>
-        <w:tblW w:w="9360" w:type="dxa"/>
-        <w:tblBorders>
-          <w:top w:val="single" w:sz="4" w:space="0" w:color="auto"/>
-          <w:left w:val="single" w:sz="4" w:space="0" w:color="auto"/>
-          <w:bottom w:val="single" w:sz="4" w:space="0" w:color="auto"/>
-          <w:right w:val="single" w:sz="4" w:space="0" w:color="auto"/>
-          <w:insideH w:val="single" w:sz="4" w:space="0" w:color="auto"/>
-          <w:insideV w:val="single" w:sz="4" w:space="0" w:color="auto"/>
-        </w:tblBorders>
-        <w:tblCellMar>
-          <w:left w:w="10" w:type="dxa"/>
-          <w:right w:w="10" w:type="dxa"/>
-        </w:tblCellMar>
-        <w:tblLook w:val="04A0" w:firstRow="1" w:lastRow="0" w:firstColumn="1" w:lastColumn="0" w:noHBand="0" w:noVBand="1"/>
-      </w:tblPr>
-      <w:tblGrid>
-        <w:gridCol w:w="2800"/>
-        <w:gridCol w:w="2000"/>
-        <w:gridCol w:w="4560"/>
-      </w:tblGrid>
-      <w:tr>
-        <w:tblPrEx>
-          <w:tblCellMar>
-            <w:top w:w="0" w:type="dxa"/>
-            <w:bottom w:w="0" w:type="dxa"/>
-          </w:tblCellMar>
-        </w:tblPrEx>
-        <w:trPr>
-          <w:cantSplit/>
-          <w:tblHeader/>
-        </w:trPr>
-        <w:tc>
-          <w:tcPr>
-            <w:tcW w:w="2800" w:type="dxa"/>
-            <w:tcBorders>
-              <w:top w:val="single" w:sz="6" w:space="0" w:color="000000"/>
-              <w:left w:val="none" w:sz="0" w:space="0" w:color="FFFFFF"/>
-              <w:bottom w:val="single" w:sz="6" w:space="0" w:color="000000"/>
-              <w:right w:val="none" w:sz="0" w:space="0" w:color="FFFFFF"/>
-            </w:tcBorders>
-            <w:tcMar>
-              <w:top w:w="60" w:type="dxa"/>
-              <w:left w:w="80" w:type="dxa"/>
-              <w:bottom w:w="60" w:type="dxa"/>
-              <w:right w:w="80" w:type="dxa"/>
-            </w:tcMar>
-            <w:vAlign w:val="center"/>
-          </w:tcPr>
-          <w:p>
-            <w:pPr>
-              <w:pStyle w:val="Celdadetabla"/>
-              <w:keepNext/>
-            </w:pPr>
-            <w:r>
-              <w:rPr>
-                <w:b/>
-                <w:bCs/>
-              </w:rPr>
-              <w:t>Proceso</w:t>
-            </w:r>
-          </w:p>
-        </w:tc>
-        <w:tc>
-          <w:tcPr>
-            <w:tcW w:w="2000" w:type="dxa"/>
-            <w:tcBorders>
-              <w:top w:val="single" w:sz="6" w:space="0" w:color="000000"/>
-              <w:left w:val="none" w:sz="0" w:space="0" w:color="FFFFFF"/>
-              <w:bottom w:val="single" w:sz="6" w:space="0" w:color="000000"/>
-              <w:right w:val="none" w:sz="0" w:space="0" w:color="FFFFFF"/>
-            </w:tcBorders>
-            <w:tcMar>
-              <w:top w:w="60" w:type="dxa"/>
-              <w:left w:w="80" w:type="dxa"/>
-              <w:bottom w:w="60" w:type="dxa"/>
-              <w:right w:w="80" w:type="dxa"/>
-            </w:tcMar>
-            <w:vAlign w:val="center"/>
-          </w:tcPr>
-          <w:p>
-            <w:pPr>
-              <w:pStyle w:val="Celdadetabla"/>
-              <w:keepNext/>
-            </w:pPr>
-            <w:r>
-              <w:rPr>
-                <w:b/>
-                <w:bCs/>
-              </w:rPr>
-              <w:t>Implementación</w:t>
-            </w:r>
-          </w:p>
-        </w:tc>
-        <w:tc>
-          <w:tcPr>
-            <w:tcW w:w="4560" w:type="dxa"/>
-            <w:tcBorders>
-              <w:top w:val="single" w:sz="6" w:space="0" w:color="000000"/>
-              <w:left w:val="none" w:sz="0" w:space="0" w:color="FFFFFF"/>
-              <w:bottom w:val="single" w:sz="6" w:space="0" w:color="000000"/>
-              <w:right w:val="none" w:sz="0" w:space="0" w:color="FFFFFF"/>
-            </w:tcBorders>
-            <w:tcMar>
-              <w:top w:w="60" w:type="dxa"/>
-              <w:left w:w="80" w:type="dxa"/>
-              <w:bottom w:w="60" w:type="dxa"/>
-              <w:right w:w="80" w:type="dxa"/>
-            </w:tcMar>
-            <w:vAlign w:val="center"/>
-          </w:tcPr>
-          <w:p>
-            <w:pPr>
-              <w:pStyle w:val="Celdadetabla"/>
-              <w:keepNext/>
-            </w:pPr>
-            <w:r>
-              <w:rPr>
-                <w:b/>
-                <w:bCs/>
-              </w:rPr>
-              <w:t>Producto</w:t>
-            </w:r>
-          </w:p>
-        </w:tc>
-      </w:tr>
-      <w:tr>
-        <w:tblPrEx>
-          <w:tblCellMar>
-            <w:top w:w="0" w:type="dxa"/>
-            <w:bottom w:w="0" w:type="dxa"/>
-          </w:tblCellMar>
-        </w:tblPrEx>
-        <w:trPr>
-          <w:cantSplit/>
-        </w:trPr>
-        <w:tc>
-          <w:tcPr>
-            <w:tcW w:w="2800" w:type="dxa"/>
-            <w:tcBorders>
-              <w:top w:val="none" w:sz="0" w:space="0" w:color="FFFFFF"/>
-              <w:left w:val="none" w:sz="0" w:space="0" w:color="FFFFFF"/>
-              <w:bottom w:val="none" w:sz="0" w:space="0" w:color="FFFFFF"/>
-              <w:right w:val="none" w:sz="0" w:space="0" w:color="FFFFFF"/>
-            </w:tcBorders>
-            <w:tcMar>
-              <w:top w:w="60" w:type="dxa"/>
-              <w:left w:w="80" w:type="dxa"/>
-              <w:bottom w:w="60" w:type="dxa"/>
-              <w:right w:w="80" w:type="dxa"/>
-            </w:tcMar>
-          </w:tcPr>
-          <w:p>
-            <w:pPr>
-              <w:pStyle w:val="Celdadetabla"/>
-              <w:keepNext/>
-            </w:pPr>
-            <w:r>
-              <w:t>§6 Organizacional</w:t>
-            </w:r>
-          </w:p>
-        </w:tc>
-        <w:tc>
-          <w:tcPr>
-            <w:tcW w:w="2000" w:type="dxa"/>
-            <w:tcBorders>
-              <w:top w:val="none" w:sz="0" w:space="0" w:color="FFFFFF"/>
-              <w:left w:val="none" w:sz="0" w:space="0" w:color="FFFFFF"/>
-              <w:bottom w:val="none" w:sz="0" w:space="0" w:color="FFFFFF"/>
-              <w:right w:val="none" w:sz="0" w:space="0" w:color="FFFFFF"/>
-            </w:tcBorders>
-            <w:tcMar>
-              <w:top w:w="60" w:type="dxa"/>
-              <w:left w:w="80" w:type="dxa"/>
-              <w:bottom w:w="60" w:type="dxa"/>
-              <w:right w:w="80" w:type="dxa"/>
-            </w:tcMar>
-          </w:tcPr>
-          <w:p>
-            <w:pPr>
-              <w:pStyle w:val="Celdadetabla"/>
-              <w:keepNext/>
-            </w:pPr>
-            <w:r>
-              <w:t>Sí</w:t>
-            </w:r>
-          </w:p>
-        </w:tc>
-        <w:tc>
-          <w:tcPr>
-            <w:tcW w:w="4560" w:type="dxa"/>
-            <w:tcBorders>
-              <w:top w:val="none" w:sz="0" w:space="0" w:color="FFFFFF"/>
-              <w:left w:val="none" w:sz="0" w:space="0" w:color="FFFFFF"/>
-              <w:bottom w:val="none" w:sz="0" w:space="0" w:color="FFFFFF"/>
-              <w:right w:val="none" w:sz="0" w:space="0" w:color="FFFFFF"/>
-            </w:tcBorders>
-            <w:tcMar>
-              <w:top w:w="60" w:type="dxa"/>
-              <w:left w:w="80" w:type="dxa"/>
-              <w:bottom w:w="60" w:type="dxa"/>
-              <w:right w:w="80" w:type="dxa"/>
-            </w:tcMar>
-          </w:tcPr>
-          <w:p>
-            <w:pPr>
-              <w:pStyle w:val="Celdadetabla"/>
-              <w:keepNext/>
-            </w:pPr>
-            <w:r>
-              <w:t>Política y prácticas de prueba</w:t>
-            </w:r>
-          </w:p>
-        </w:tc>
-      </w:tr>
-      <w:tr>
-        <w:tblPrEx>
-          <w:tblCellMar>
-            <w:top w:w="0" w:type="dxa"/>
-            <w:bottom w:w="0" w:type="dxa"/>
-          </w:tblCellMar>
-        </w:tblPrEx>
-        <w:trPr>
-          <w:cantSplit/>
-        </w:trPr>
-        <w:tc>
-          <w:tcPr>
-            <w:tcW w:w="2800" w:type="dxa"/>
-            <w:tcBorders>
-              <w:top w:val="none" w:sz="0" w:space="0" w:color="FFFFFF"/>
-              <w:left w:val="none" w:sz="0" w:space="0" w:color="FFFFFF"/>
-              <w:bottom w:val="none" w:sz="0" w:space="0" w:color="FFFFFF"/>
-              <w:right w:val="none" w:sz="0" w:space="0" w:color="FFFFFF"/>
-            </w:tcBorders>
-            <w:tcMar>
-              <w:top w:w="60" w:type="dxa"/>
-              <w:left w:w="80" w:type="dxa"/>
-              <w:bottom w:w="60" w:type="dxa"/>
-              <w:right w:w="80" w:type="dxa"/>
-            </w:tcMar>
-          </w:tcPr>
-          <w:p>
-            <w:pPr>
-              <w:pStyle w:val="Celdadetabla"/>
-              <w:keepNext/>
-            </w:pPr>
-            <w:r>
-              <w:t>§7.2 Planificación</w:t>
-            </w:r>
-          </w:p>
-        </w:tc>
-        <w:tc>
-          <w:tcPr>
-            <w:tcW w:w="2000" w:type="dxa"/>
-            <w:tcBorders>
-              <w:top w:val="none" w:sz="0" w:space="0" w:color="FFFFFF"/>
-              <w:left w:val="none" w:sz="0" w:space="0" w:color="FFFFFF"/>
-              <w:bottom w:val="none" w:sz="0" w:space="0" w:color="FFFFFF"/>
-              <w:right w:val="none" w:sz="0" w:space="0" w:color="FFFFFF"/>
-            </w:tcBorders>
-            <w:tcMar>
-              <w:top w:w="60" w:type="dxa"/>
-              <w:left w:w="80" w:type="dxa"/>
-              <w:bottom w:w="60" w:type="dxa"/>
-              <w:right w:w="80" w:type="dxa"/>
-            </w:tcMar>
-          </w:tcPr>
-          <w:p>
-            <w:pPr>
-              <w:pStyle w:val="Celdadetabla"/>
-              <w:keepNext/>
-            </w:pPr>
-            <w:r>
-              <w:t>Sí</w:t>
-            </w:r>
-          </w:p>
-        </w:tc>
-        <w:tc>
-          <w:tcPr>
-            <w:tcW w:w="4560" w:type="dxa"/>
-            <w:tcBorders>
-              <w:top w:val="none" w:sz="0" w:space="0" w:color="FFFFFF"/>
-              <w:left w:val="none" w:sz="0" w:space="0" w:color="FFFFFF"/>
-              <w:bottom w:val="none" w:sz="0" w:space="0" w:color="FFFFFF"/>
-              <w:right w:val="none" w:sz="0" w:space="0" w:color="FFFFFF"/>
-            </w:tcBorders>
-            <w:tcMar>
-              <w:top w:w="60" w:type="dxa"/>
-              <w:left w:w="80" w:type="dxa"/>
-              <w:bottom w:w="60" w:type="dxa"/>
-              <w:right w:w="80" w:type="dxa"/>
-            </w:tcMar>
-          </w:tcPr>
-          <w:p>
-            <w:pPr>
-              <w:pStyle w:val="Celdadetabla"/>
-              <w:keepNext/>
-            </w:pPr>
-            <w:r>
-              <w:t>Plan de pruebas</w:t>
-            </w:r>
-          </w:p>
-        </w:tc>
-      </w:tr>
-      <w:tr>
-        <w:tblPrEx>
-          <w:tblCellMar>
-            <w:top w:w="0" w:type="dxa"/>
-            <w:bottom w:w="0" w:type="dxa"/>
-          </w:tblCellMar>
-        </w:tblPrEx>
-        <w:trPr>
-          <w:cantSplit/>
-        </w:trPr>
-        <w:tc>
-          <w:tcPr>
-            <w:tcW w:w="2800" w:type="dxa"/>
-            <w:tcBorders>
-              <w:top w:val="none" w:sz="0" w:space="0" w:color="FFFFFF"/>
-              <w:left w:val="none" w:sz="0" w:space="0" w:color="FFFFFF"/>
-              <w:bottom w:val="none" w:sz="0" w:space="0" w:color="FFFFFF"/>
-              <w:right w:val="none" w:sz="0" w:space="0" w:color="FFFFFF"/>
-            </w:tcBorders>
-            <w:tcMar>
-              <w:top w:w="60" w:type="dxa"/>
-              <w:left w:w="80" w:type="dxa"/>
-              <w:bottom w:w="60" w:type="dxa"/>
-              <w:right w:w="80" w:type="dxa"/>
-            </w:tcMar>
-          </w:tcPr>
-          <w:p>
-            <w:pPr>
-              <w:pStyle w:val="Celdadetabla"/>
-              <w:keepNext/>
-            </w:pPr>
-            <w:r>
-              <w:t>§7.3 Seguimiento y control</w:t>
-            </w:r>
-          </w:p>
-        </w:tc>
-        <w:tc>
-          <w:tcPr>
-            <w:tcW w:w="2000" w:type="dxa"/>
-            <w:tcBorders>
-              <w:top w:val="none" w:sz="0" w:space="0" w:color="FFFFFF"/>
-              <w:left w:val="none" w:sz="0" w:space="0" w:color="FFFFFF"/>
-              <w:bottom w:val="none" w:sz="0" w:space="0" w:color="FFFFFF"/>
-              <w:right w:val="none" w:sz="0" w:space="0" w:color="FFFFFF"/>
-            </w:tcBorders>
-            <w:tcMar>
-              <w:top w:w="60" w:type="dxa"/>
-              <w:left w:w="80" w:type="dxa"/>
-              <w:bottom w:w="60" w:type="dxa"/>
-              <w:right w:w="80" w:type="dxa"/>
-            </w:tcMar>
-          </w:tcPr>
-          <w:p>
-            <w:pPr>
-              <w:pStyle w:val="Celdadetabla"/>
-              <w:keepNext/>
-            </w:pPr>
-            <w:r>
-              <w:t>Adaptado (D-2)</w:t>
-            </w:r>
-          </w:p>
-        </w:tc>
-        <w:tc>
-          <w:tcPr>
-            <w:tcW w:w="4560" w:type="dxa"/>
-            <w:tcBorders>
-              <w:top w:val="none" w:sz="0" w:space="0" w:color="FFFFFF"/>
-              <w:left w:val="none" w:sz="0" w:space="0" w:color="FFFFFF"/>
-              <w:bottom w:val="none" w:sz="0" w:space="0" w:color="FFFFFF"/>
-              <w:right w:val="none" w:sz="0" w:space="0" w:color="FFFFFF"/>
-            </w:tcBorders>
-            <w:tcMar>
-              <w:top w:w="60" w:type="dxa"/>
-              <w:left w:w="80" w:type="dxa"/>
-              <w:bottom w:w="60" w:type="dxa"/>
-              <w:right w:w="80" w:type="dxa"/>
-            </w:tcMar>
-          </w:tcPr>
-          <w:p>
-            <w:pPr>
-              <w:pStyle w:val="Celdadetabla"/>
-              <w:keepNext/>
-            </w:pPr>
-            <w:r>
-              <w:t>Documento de estado del proyecto y bitácora del despliegue</w:t>
-            </w:r>
-          </w:p>
-        </w:tc>
-      </w:tr>
-      <w:tr>
-        <w:tblPrEx>
-          <w:tblCellMar>
-            <w:top w:w="0" w:type="dxa"/>
-            <w:bottom w:w="0" w:type="dxa"/>
-          </w:tblCellMar>
-        </w:tblPrEx>
-        <w:trPr>
-          <w:cantSplit/>
-        </w:trPr>
-        <w:tc>
-          <w:tcPr>
-            <w:tcW w:w="2800" w:type="dxa"/>
-            <w:tcBorders>
-              <w:top w:val="none" w:sz="0" w:space="0" w:color="FFFFFF"/>
-              <w:left w:val="none" w:sz="0" w:space="0" w:color="FFFFFF"/>
-              <w:bottom w:val="none" w:sz="0" w:space="0" w:color="FFFFFF"/>
-              <w:right w:val="none" w:sz="0" w:space="0" w:color="FFFFFF"/>
-            </w:tcBorders>
-            <w:tcMar>
-              <w:top w:w="60" w:type="dxa"/>
-              <w:left w:w="80" w:type="dxa"/>
-              <w:bottom w:w="60" w:type="dxa"/>
-              <w:right w:w="80" w:type="dxa"/>
-            </w:tcMar>
-          </w:tcPr>
-          <w:p>
-            <w:pPr>
-              <w:pStyle w:val="Celdadetabla"/>
-              <w:keepNext/>
-            </w:pPr>
-            <w:r>
-              <w:t>§7.4 Terminación</w:t>
-            </w:r>
-          </w:p>
-        </w:tc>
-        <w:tc>
-          <w:tcPr>
-            <w:tcW w:w="2000" w:type="dxa"/>
-            <w:tcBorders>
-              <w:top w:val="none" w:sz="0" w:space="0" w:color="FFFFFF"/>
-              <w:left w:val="none" w:sz="0" w:space="0" w:color="FFFFFF"/>
-              <w:bottom w:val="none" w:sz="0" w:space="0" w:color="FFFFFF"/>
-              <w:right w:val="none" w:sz="0" w:space="0" w:color="FFFFFF"/>
-            </w:tcBorders>
-            <w:tcMar>
-              <w:top w:w="60" w:type="dxa"/>
-              <w:left w:w="80" w:type="dxa"/>
-              <w:bottom w:w="60" w:type="dxa"/>
-              <w:right w:w="80" w:type="dxa"/>
-            </w:tcMar>
-          </w:tcPr>
-          <w:p>
-            <w:pPr>
-              <w:pStyle w:val="Celdadetabla"/>
-              <w:keepNext/>
-            </w:pPr>
-            <w:r>
-              <w:t>Sí</w:t>
-            </w:r>
-          </w:p>
-        </w:tc>
-        <w:tc>
-          <w:tcPr>
-            <w:tcW w:w="4560" w:type="dxa"/>
-            <w:tcBorders>
-              <w:top w:val="none" w:sz="0" w:space="0" w:color="FFFFFF"/>
-              <w:left w:val="none" w:sz="0" w:space="0" w:color="FFFFFF"/>
-              <w:bottom w:val="none" w:sz="0" w:space="0" w:color="FFFFFF"/>
-              <w:right w:val="none" w:sz="0" w:space="0" w:color="FFFFFF"/>
-            </w:tcBorders>
-            <w:tcMar>
-              <w:top w:w="60" w:type="dxa"/>
-              <w:left w:w="80" w:type="dxa"/>
-              <w:bottom w:w="60" w:type="dxa"/>
-              <w:right w:w="80" w:type="dxa"/>
-            </w:tcMar>
-          </w:tcPr>
-          <w:p>
-            <w:pPr>
-              <w:pStyle w:val="Celdadetabla"/>
-              <w:keepNext/>
-            </w:pPr>
-            <w:r>
-              <w:t>Informe de terminación, al final de este capítulo</w:t>
-            </w:r>
-          </w:p>
-        </w:tc>
-      </w:tr>
-      <w:tr>
-        <w:tblPrEx>
-          <w:tblCellMar>
-            <w:top w:w="0" w:type="dxa"/>
-            <w:bottom w:w="0" w:type="dxa"/>
-          </w:tblCellMar>
-        </w:tblPrEx>
-        <w:trPr>
-          <w:cantSplit/>
-        </w:trPr>
-        <w:tc>
-          <w:tcPr>
-            <w:tcW w:w="2800" w:type="dxa"/>
-            <w:tcBorders>
-              <w:top w:val="none" w:sz="0" w:space="0" w:color="FFFFFF"/>
-              <w:left w:val="none" w:sz="0" w:space="0" w:color="FFFFFF"/>
-              <w:bottom w:val="none" w:sz="0" w:space="0" w:color="FFFFFF"/>
-              <w:right w:val="none" w:sz="0" w:space="0" w:color="FFFFFF"/>
-            </w:tcBorders>
-            <w:tcMar>
-              <w:top w:w="60" w:type="dxa"/>
-              <w:left w:w="80" w:type="dxa"/>
-              <w:bottom w:w="60" w:type="dxa"/>
-              <w:right w:w="80" w:type="dxa"/>
-            </w:tcMar>
-          </w:tcPr>
-          <w:p>
-            <w:pPr>
-              <w:pStyle w:val="Celdadetabla"/>
-              <w:keepNext/>
-            </w:pPr>
-            <w:r>
-              <w:t>§8.2 Diseño e implementación</w:t>
-            </w:r>
-          </w:p>
-        </w:tc>
-        <w:tc>
-          <w:tcPr>
-            <w:tcW w:w="2000" w:type="dxa"/>
-            <w:tcBorders>
-              <w:top w:val="none" w:sz="0" w:space="0" w:color="FFFFFF"/>
-              <w:left w:val="none" w:sz="0" w:space="0" w:color="FFFFFF"/>
-              <w:bottom w:val="none" w:sz="0" w:space="0" w:color="FFFFFF"/>
-              <w:right w:val="none" w:sz="0" w:space="0" w:color="FFFFFF"/>
-            </w:tcBorders>
-            <w:tcMar>
-              <w:top w:w="60" w:type="dxa"/>
-              <w:left w:w="80" w:type="dxa"/>
-              <w:bottom w:w="60" w:type="dxa"/>
-              <w:right w:w="80" w:type="dxa"/>
-            </w:tcMar>
-          </w:tcPr>
-          <w:p>
-            <w:pPr>
-              <w:pStyle w:val="Celdadetabla"/>
-              <w:keepNext/>
-            </w:pPr>
-            <w:r>
-              <w:t>Sí</w:t>
-            </w:r>
-          </w:p>
-        </w:tc>
-        <w:tc>
-          <w:tcPr>
-            <w:tcW w:w="4560" w:type="dxa"/>
-            <w:tcBorders>
-              <w:top w:val="none" w:sz="0" w:space="0" w:color="FFFFFF"/>
-              <w:left w:val="none" w:sz="0" w:space="0" w:color="FFFFFF"/>
-              <w:bottom w:val="none" w:sz="0" w:space="0" w:color="FFFFFF"/>
-              <w:right w:val="none" w:sz="0" w:space="0" w:color="FFFFFF"/>
-            </w:tcBorders>
-            <w:tcMar>
-              <w:top w:w="60" w:type="dxa"/>
-              <w:left w:w="80" w:type="dxa"/>
-              <w:bottom w:w="60" w:type="dxa"/>
-              <w:right w:w="80" w:type="dxa"/>
-            </w:tcMar>
-          </w:tcPr>
-          <w:p>
-            <w:pPr>
-              <w:pStyle w:val="Celdadetabla"/>
-              <w:keepNext/>
-            </w:pPr>
-            <w:r>
-              <w:t>Especificación de pruebas: modelos, casos y procedimientos</w:t>
-            </w:r>
-          </w:p>
-        </w:tc>
-      </w:tr>
-      <w:tr>
-        <w:tblPrEx>
-          <w:tblCellMar>
-            <w:top w:w="0" w:type="dxa"/>
-            <w:bottom w:w="0" w:type="dxa"/>
-          </w:tblCellMar>
-        </w:tblPrEx>
-        <w:trPr>
-          <w:cantSplit/>
-        </w:trPr>
-        <w:tc>
-          <w:tcPr>
-            <w:tcW w:w="2800" w:type="dxa"/>
-            <w:tcBorders>
-              <w:top w:val="none" w:sz="0" w:space="0" w:color="FFFFFF"/>
-              <w:left w:val="none" w:sz="0" w:space="0" w:color="FFFFFF"/>
-              <w:bottom w:val="none" w:sz="0" w:space="0" w:color="FFFFFF"/>
-              <w:right w:val="none" w:sz="0" w:space="0" w:color="FFFFFF"/>
-            </w:tcBorders>
-            <w:tcMar>
-              <w:top w:w="60" w:type="dxa"/>
-              <w:left w:w="80" w:type="dxa"/>
-              <w:bottom w:w="60" w:type="dxa"/>
-              <w:right w:w="80" w:type="dxa"/>
-            </w:tcMar>
-          </w:tcPr>
-          <w:p>
-            <w:pPr>
-              <w:pStyle w:val="Celdadetabla"/>
-              <w:keepNext/>
-            </w:pPr>
-            <w:r>
-              <w:t>§8.3 Entorno y datos</w:t>
-            </w:r>
-          </w:p>
-        </w:tc>
-        <w:tc>
-          <w:tcPr>
-            <w:tcW w:w="2000" w:type="dxa"/>
-            <w:tcBorders>
-              <w:top w:val="none" w:sz="0" w:space="0" w:color="FFFFFF"/>
-              <w:left w:val="none" w:sz="0" w:space="0" w:color="FFFFFF"/>
-              <w:bottom w:val="none" w:sz="0" w:space="0" w:color="FFFFFF"/>
-              <w:right w:val="none" w:sz="0" w:space="0" w:color="FFFFFF"/>
-            </w:tcBorders>
-            <w:tcMar>
-              <w:top w:w="60" w:type="dxa"/>
-              <w:left w:w="80" w:type="dxa"/>
-              <w:bottom w:w="60" w:type="dxa"/>
-              <w:right w:w="80" w:type="dxa"/>
-            </w:tcMar>
-          </w:tcPr>
-          <w:p>
-            <w:pPr>
-              <w:pStyle w:val="Celdadetabla"/>
-              <w:keepNext/>
-            </w:pPr>
-            <w:r>
-              <w:t>Adaptado (D-3)</w:t>
-            </w:r>
-          </w:p>
-        </w:tc>
-        <w:tc>
-          <w:tcPr>
-            <w:tcW w:w="4560" w:type="dxa"/>
-            <w:tcBorders>
-              <w:top w:val="none" w:sz="0" w:space="0" w:color="FFFFFF"/>
-              <w:left w:val="none" w:sz="0" w:space="0" w:color="FFFFFF"/>
-              <w:bottom w:val="none" w:sz="0" w:space="0" w:color="FFFFFF"/>
-              <w:right w:val="none" w:sz="0" w:space="0" w:color="FFFFFF"/>
-            </w:tcBorders>
-            <w:tcMar>
-              <w:top w:w="60" w:type="dxa"/>
-              <w:left w:w="80" w:type="dxa"/>
-              <w:bottom w:w="60" w:type="dxa"/>
-              <w:right w:w="80" w:type="dxa"/>
-            </w:tcMar>
-          </w:tcPr>
-          <w:p>
-            <w:pPr>
-              <w:pStyle w:val="Celdadetabla"/>
-              <w:keepNext/>
-            </w:pPr>
-            <w:r>
-              <w:t>Prácticas de datos y de entorno de la política</w:t>
-            </w:r>
-          </w:p>
-        </w:tc>
-      </w:tr>
-      <w:tr>
-        <w:tblPrEx>
-          <w:tblCellMar>
-            <w:top w:w="0" w:type="dxa"/>
-            <w:bottom w:w="0" w:type="dxa"/>
-          </w:tblCellMar>
-        </w:tblPrEx>
-        <w:trPr>
-          <w:cantSplit/>
-        </w:trPr>
-        <w:tc>
-          <w:tcPr>
-            <w:tcW w:w="2800" w:type="dxa"/>
-            <w:tcBorders>
-              <w:top w:val="none" w:sz="0" w:space="0" w:color="FFFFFF"/>
-              <w:left w:val="none" w:sz="0" w:space="0" w:color="FFFFFF"/>
-              <w:bottom w:val="none" w:sz="0" w:space="0" w:color="FFFFFF"/>
-              <w:right w:val="none" w:sz="0" w:space="0" w:color="FFFFFF"/>
-            </w:tcBorders>
-            <w:tcMar>
-              <w:top w:w="60" w:type="dxa"/>
-              <w:left w:w="80" w:type="dxa"/>
-              <w:bottom w:w="60" w:type="dxa"/>
-              <w:right w:w="80" w:type="dxa"/>
-            </w:tcMar>
-          </w:tcPr>
-          <w:p>
-            <w:pPr>
-              <w:pStyle w:val="Celdadetabla"/>
-              <w:keepNext/>
-            </w:pPr>
-            <w:r>
-              <w:t>§8.4 Ejecución</w:t>
-            </w:r>
-          </w:p>
-        </w:tc>
-        <w:tc>
-          <w:tcPr>
-            <w:tcW w:w="2000" w:type="dxa"/>
-            <w:tcBorders>
-              <w:top w:val="none" w:sz="0" w:space="0" w:color="FFFFFF"/>
-              <w:left w:val="none" w:sz="0" w:space="0" w:color="FFFFFF"/>
-              <w:bottom w:val="none" w:sz="0" w:space="0" w:color="FFFFFF"/>
-              <w:right w:val="none" w:sz="0" w:space="0" w:color="FFFFFF"/>
-            </w:tcBorders>
-            <w:tcMar>
-              <w:top w:w="60" w:type="dxa"/>
-              <w:left w:w="80" w:type="dxa"/>
-              <w:bottom w:w="60" w:type="dxa"/>
-              <w:right w:w="80" w:type="dxa"/>
-            </w:tcMar>
-          </w:tcPr>
-          <w:p>
-            <w:pPr>
-              <w:pStyle w:val="Celdadetabla"/>
-              <w:keepNext/>
-            </w:pPr>
-            <w:r>
-              <w:t>Sí</w:t>
-            </w:r>
-          </w:p>
-        </w:tc>
-        <w:tc>
-          <w:tcPr>
-            <w:tcW w:w="4560" w:type="dxa"/>
-            <w:tcBorders>
-              <w:top w:val="none" w:sz="0" w:space="0" w:color="FFFFFF"/>
-              <w:left w:val="none" w:sz="0" w:space="0" w:color="FFFFFF"/>
-              <w:bottom w:val="none" w:sz="0" w:space="0" w:color="FFFFFF"/>
-              <w:right w:val="none" w:sz="0" w:space="0" w:color="FFFFFF"/>
-            </w:tcBorders>
-            <w:tcMar>
-              <w:top w:w="60" w:type="dxa"/>
-              <w:left w:w="80" w:type="dxa"/>
-              <w:bottom w:w="60" w:type="dxa"/>
-              <w:right w:w="80" w:type="dxa"/>
-            </w:tcMar>
-          </w:tcPr>
-          <w:p>
-            <w:pPr>
-              <w:pStyle w:val="Celdadetabla"/>
-              <w:keepNext/>
-            </w:pPr>
-            <w:r>
-              <w:t>Resultados, bitácoras y registro de aceptación</w:t>
-            </w:r>
-          </w:p>
-        </w:tc>
-      </w:tr>
-      <w:tr>
-        <w:tblPrEx>
-          <w:tblCellMar>
-            <w:top w:w="0" w:type="dxa"/>
-            <w:bottom w:w="0" w:type="dxa"/>
-          </w:tblCellMar>
-        </w:tblPrEx>
-        <w:trPr>
-          <w:cantSplit/>
-        </w:trPr>
-        <w:tc>
-          <w:tcPr>
-            <w:tcW w:w="2800" w:type="dxa"/>
-            <w:tcBorders>
-              <w:top w:val="none" w:sz="0" w:space="0" w:color="FFFFFF"/>
-              <w:left w:val="none" w:sz="0" w:space="0" w:color="FFFFFF"/>
-              <w:bottom w:val="single" w:sz="6" w:space="0" w:color="000000"/>
-              <w:right w:val="none" w:sz="0" w:space="0" w:color="FFFFFF"/>
-            </w:tcBorders>
-            <w:tcMar>
-              <w:top w:w="60" w:type="dxa"/>
-              <w:left w:w="80" w:type="dxa"/>
-              <w:bottom w:w="60" w:type="dxa"/>
-              <w:right w:w="80" w:type="dxa"/>
-            </w:tcMar>
-          </w:tcPr>
-          <w:p>
-            <w:pPr>
-              <w:pStyle w:val="Celdadetabla"/>
-            </w:pPr>
-            <w:r>
-              <w:t>§8.5 Informe de incidencias</w:t>
-            </w:r>
-          </w:p>
-        </w:tc>
-        <w:tc>
-          <w:tcPr>
-            <w:tcW w:w="2000" w:type="dxa"/>
-            <w:tcBorders>
-              <w:top w:val="none" w:sz="0" w:space="0" w:color="FFFFFF"/>
-              <w:left w:val="none" w:sz="0" w:space="0" w:color="FFFFFF"/>
-              <w:bottom w:val="single" w:sz="6" w:space="0" w:color="000000"/>
-              <w:right w:val="none" w:sz="0" w:space="0" w:color="FFFFFF"/>
-            </w:tcBorders>
-            <w:tcMar>
-              <w:top w:w="60" w:type="dxa"/>
-              <w:left w:w="80" w:type="dxa"/>
-              <w:bottom w:w="60" w:type="dxa"/>
-              <w:right w:w="80" w:type="dxa"/>
-            </w:tcMar>
-          </w:tcPr>
-          <w:p>
-            <w:pPr>
-              <w:pStyle w:val="Celdadetabla"/>
-            </w:pPr>
-            <w:r>
-              <w:t>Sí</w:t>
-            </w:r>
-          </w:p>
-        </w:tc>
-        <w:tc>
-          <w:tcPr>
-            <w:tcW w:w="4560" w:type="dxa"/>
-            <w:tcBorders>
-              <w:top w:val="none" w:sz="0" w:space="0" w:color="FFFFFF"/>
-              <w:left w:val="none" w:sz="0" w:space="0" w:color="FFFFFF"/>
-              <w:bottom w:val="single" w:sz="6" w:space="0" w:color="000000"/>
-              <w:right w:val="none" w:sz="0" w:space="0" w:color="FFFFFF"/>
-            </w:tcBorders>
-            <w:tcMar>
-              <w:top w:w="60" w:type="dxa"/>
-              <w:left w:w="80" w:type="dxa"/>
-              <w:bottom w:w="60" w:type="dxa"/>
-              <w:right w:w="80" w:type="dxa"/>
-            </w:tcMar>
-          </w:tcPr>
-          <w:p>
-            <w:pPr>
-              <w:pStyle w:val="Celdadetabla"/>
-            </w:pPr>
-            <w:r>
-              <w:t>Registro de incidencias</w:t>
-            </w:r>
-          </w:p>
-        </w:tc>
-      </w:tr>
-    </w:tbl>
-    <w:p>
-      <w:pPr>
-        <w:pStyle w:val="Notadetabla"/>
-      </w:pPr>
-      <w:r>
-        <w:rPr>
-          <w:i/>
-          <w:iCs/>
-        </w:rPr>
-        <w:t>Nota.</w:t>
-      </w:r>
-      <w:r>
-        <w:t xml:space="preserve"> Elaboración propia.</w:t>
-      </w:r>
-    </w:p>
-    <w:p>
-      <w:pPr>
-        <w:pStyle w:val="Cuerpodeltexto"/>
-      </w:pPr>
-      <w:r>
-        <w:t>La Tabla 18 recoge las nueve desviaciones registradas. Tres se declaran de riesgo alto: no existe un entorno de prueba separado de producción (D-3), el autor prueba su propio producto (D-5) y no hay una autoridad de aprobación distinta del autor (D-9). La norma pide que las decisiones de adaptación las acuerden los interesados pertinentes; en un trabajo de grado individual ese interesado es uno solo, y el acuerdo es la tabla misma, registrada y fechada.</w:t>
-      </w:r>
-    </w:p>
-    <w:p>
-      <w:pPr>
-        <w:pStyle w:val="Leyendadetabla"/>
-      </w:pPr>
-      <w:r>
-        <w:lastRenderedPageBreak/>
         <w:t>Tabla 18. Desviaciones de la conformidad y riesgo asumido</w:t>
       </w:r>
     </w:p>
@@ -2970,12 +2201,6 @@
         <w:gridCol w:w="2660"/>
       </w:tblGrid>
       <w:tr>
-        <w:tblPrEx>
-          <w:tblCellMar>
-            <w:top w:w="0" w:type="dxa"/>
-            <w:bottom w:w="0" w:type="dxa"/>
-          </w:tblCellMar>
-        </w:tblPrEx>
         <w:trPr>
           <w:cantSplit/>
           <w:tblHeader/>
@@ -3106,12 +2331,6 @@
         </w:tc>
       </w:tr>
       <w:tr>
-        <w:tblPrEx>
-          <w:tblCellMar>
-            <w:top w:w="0" w:type="dxa"/>
-            <w:bottom w:w="0" w:type="dxa"/>
-          </w:tblCellMar>
-        </w:tblPrEx>
         <w:trPr>
           <w:cantSplit/>
         </w:trPr>
@@ -3137,7 +2356,10 @@
               <w:keepNext/>
             </w:pPr>
             <w:r>
-              <w:t>D-1</w:t>
+              <w:t>D-</w:t>
+            </w:r>
+            <w:r>
+              <w:t>1</w:t>
             </w:r>
           </w:p>
         </w:tc>
@@ -3163,7 +2385,7 @@
               <w:keepNext/>
             </w:pPr>
             <w:r>
-              <w:t>Política y prácticas organizacionales en un solo documento</w:t>
+              <w:t>No hay entorno de prueba separado: la base de datos y el corpus son los de producción</w:t>
             </w:r>
           </w:p>
         </w:tc>
@@ -3189,7 +2411,7 @@
               <w:keepNext/>
             </w:pPr>
             <w:r>
-              <w:t>29119-3 §6.3.1 lo permite</w:t>
+              <w:t>Presupuesto y alcance de prototipo</w:t>
             </w:r>
           </w:p>
         </w:tc>
@@ -3215,18 +2437,19 @@
               <w:keepNext/>
             </w:pPr>
             <w:r>
-              <w:t>Ninguno apreciable</w:t>
+              <w:rPr>
+                <w:b/>
+                <w:bCs/>
+              </w:rPr>
+              <w:t>Alto</w:t>
+            </w:r>
+            <w:r>
+              <w:t>: una prueba puede alterar datos reales</w:t>
             </w:r>
           </w:p>
         </w:tc>
       </w:tr>
       <w:tr>
-        <w:tblPrEx>
-          <w:tblCellMar>
-            <w:top w:w="0" w:type="dxa"/>
-            <w:bottom w:w="0" w:type="dxa"/>
-          </w:tblCellMar>
-        </w:tblPrEx>
         <w:trPr>
           <w:cantSplit/>
         </w:trPr>
@@ -3252,7 +2475,10 @@
               <w:keepNext/>
             </w:pPr>
             <w:r>
-              <w:t>D-2</w:t>
+              <w:t>D-</w:t>
+            </w:r>
+            <w:r>
+              <w:t>2</w:t>
             </w:r>
           </w:p>
         </w:tc>
@@ -3278,7 +2504,7 @@
               <w:keepNext/>
             </w:pPr>
             <w:r>
-              <w:t>El informe de estado no es periódico; lo cumplen el documento de estado y la bitácora</w:t>
+              <w:t>Sin pruebas de rendimiento, carga, estrés, penetración ni recuperación</w:t>
             </w:r>
           </w:p>
         </w:tc>
@@ -3304,7 +2530,13 @@
               <w:keepNext/>
             </w:pPr>
             <w:r>
-              <w:t>29119-3 §7.3.1 lo admite en entrega ágil</w:t>
+              <w:t xml:space="preserve">Prototipo académico con 5 a 7 </w:t>
+            </w:r>
+            <w:r>
+              <w:t>usuarios</w:t>
+            </w:r>
+            <w:r>
+              <w:t xml:space="preserve"> previstas</w:t>
             </w:r>
           </w:p>
         </w:tc>
@@ -3330,18 +2562,12 @@
               <w:keepNext/>
             </w:pPr>
             <w:r>
-              <w:t>Menor visibilidad del avance para terceros</w:t>
+              <w:t>Se desconoce el comportamiento con concurrencia</w:t>
             </w:r>
           </w:p>
         </w:tc>
       </w:tr>
       <w:tr>
-        <w:tblPrEx>
-          <w:tblCellMar>
-            <w:top w:w="0" w:type="dxa"/>
-            <w:bottom w:w="0" w:type="dxa"/>
-          </w:tblCellMar>
-        </w:tblPrEx>
         <w:trPr>
           <w:cantSplit/>
         </w:trPr>
@@ -3367,7 +2593,10 @@
               <w:keepNext/>
             </w:pPr>
             <w:r>
-              <w:t>D-3</w:t>
+              <w:t>D-</w:t>
+            </w:r>
+            <w:r>
+              <w:t>3</w:t>
             </w:r>
           </w:p>
         </w:tc>
@@ -3393,7 +2622,7 @@
               <w:keepNext/>
             </w:pPr>
             <w:r>
-              <w:t>No hay entorno de prueba separado: la base de datos y el corpus son los de producción</w:t>
+              <w:t>Independencia de nivel a): el autor prueba su propio producto (29119-1, Anexo E.3)</w:t>
             </w:r>
           </w:p>
         </w:tc>
@@ -3419,7 +2648,7 @@
               <w:keepNext/>
             </w:pPr>
             <w:r>
-              <w:t>Presupuesto y alcance de prototipo</w:t>
+              <w:t>Trabajo de grado individual</w:t>
             </w:r>
           </w:p>
         </w:tc>
@@ -3452,18 +2681,12 @@
               <w:t>Alto</w:t>
             </w:r>
             <w:r>
-              <w:t>: una prueba puede alterar datos reales</w:t>
+              <w:t>; mitigado solo en parte</w:t>
             </w:r>
           </w:p>
         </w:tc>
       </w:tr>
       <w:tr>
-        <w:tblPrEx>
-          <w:tblCellMar>
-            <w:top w:w="0" w:type="dxa"/>
-            <w:bottom w:w="0" w:type="dxa"/>
-          </w:tblCellMar>
-        </w:tblPrEx>
         <w:trPr>
           <w:cantSplit/>
         </w:trPr>
@@ -3473,611 +2696,6 @@
             <w:tcBorders>
               <w:top w:val="none" w:sz="0" w:space="0" w:color="FFFFFF"/>
               <w:left w:val="none" w:sz="0" w:space="0" w:color="FFFFFF"/>
-              <w:bottom w:val="none" w:sz="0" w:space="0" w:color="FFFFFF"/>
-              <w:right w:val="none" w:sz="0" w:space="0" w:color="FFFFFF"/>
-            </w:tcBorders>
-            <w:tcMar>
-              <w:top w:w="60" w:type="dxa"/>
-              <w:left w:w="80" w:type="dxa"/>
-              <w:bottom w:w="60" w:type="dxa"/>
-              <w:right w:w="80" w:type="dxa"/>
-            </w:tcMar>
-          </w:tcPr>
-          <w:p>
-            <w:pPr>
-              <w:pStyle w:val="Celdadetabla"/>
-              <w:keepNext/>
-            </w:pPr>
-            <w:r>
-              <w:t>D-4</w:t>
-            </w:r>
-          </w:p>
-        </w:tc>
-        <w:tc>
-          <w:tcPr>
-            <w:tcW w:w="3300" w:type="dxa"/>
-            <w:tcBorders>
-              <w:top w:val="none" w:sz="0" w:space="0" w:color="FFFFFF"/>
-              <w:left w:val="none" w:sz="0" w:space="0" w:color="FFFFFF"/>
-              <w:bottom w:val="none" w:sz="0" w:space="0" w:color="FFFFFF"/>
-              <w:right w:val="none" w:sz="0" w:space="0" w:color="FFFFFF"/>
-            </w:tcBorders>
-            <w:tcMar>
-              <w:top w:w="60" w:type="dxa"/>
-              <w:left w:w="80" w:type="dxa"/>
-              <w:bottom w:w="60" w:type="dxa"/>
-              <w:right w:w="80" w:type="dxa"/>
-            </w:tcMar>
-          </w:tcPr>
-          <w:p>
-            <w:pPr>
-              <w:pStyle w:val="Celdadetabla"/>
-              <w:keepNext/>
-            </w:pPr>
-            <w:r>
-              <w:t>Sin pruebas de rendimiento, carga, estrés, penetración ni recuperación</w:t>
-            </w:r>
-          </w:p>
-        </w:tc>
-        <w:tc>
-          <w:tcPr>
-            <w:tcW w:w="2700" w:type="dxa"/>
-            <w:tcBorders>
-              <w:top w:val="none" w:sz="0" w:space="0" w:color="FFFFFF"/>
-              <w:left w:val="none" w:sz="0" w:space="0" w:color="FFFFFF"/>
-              <w:bottom w:val="none" w:sz="0" w:space="0" w:color="FFFFFF"/>
-              <w:right w:val="none" w:sz="0" w:space="0" w:color="FFFFFF"/>
-            </w:tcBorders>
-            <w:tcMar>
-              <w:top w:w="60" w:type="dxa"/>
-              <w:left w:w="80" w:type="dxa"/>
-              <w:bottom w:w="60" w:type="dxa"/>
-              <w:right w:w="80" w:type="dxa"/>
-            </w:tcMar>
-          </w:tcPr>
-          <w:p>
-            <w:pPr>
-              <w:pStyle w:val="Celdadetabla"/>
-              <w:keepNext/>
-            </w:pPr>
-            <w:r>
-              <w:t>Prototipo académico con 5 a 7 usuarias previstas</w:t>
-            </w:r>
-          </w:p>
-        </w:tc>
-        <w:tc>
-          <w:tcPr>
-            <w:tcW w:w="2660" w:type="dxa"/>
-            <w:tcBorders>
-              <w:top w:val="none" w:sz="0" w:space="0" w:color="FFFFFF"/>
-              <w:left w:val="none" w:sz="0" w:space="0" w:color="FFFFFF"/>
-              <w:bottom w:val="none" w:sz="0" w:space="0" w:color="FFFFFF"/>
-              <w:right w:val="none" w:sz="0" w:space="0" w:color="FFFFFF"/>
-            </w:tcBorders>
-            <w:tcMar>
-              <w:top w:w="60" w:type="dxa"/>
-              <w:left w:w="80" w:type="dxa"/>
-              <w:bottom w:w="60" w:type="dxa"/>
-              <w:right w:w="80" w:type="dxa"/>
-            </w:tcMar>
-          </w:tcPr>
-          <w:p>
-            <w:pPr>
-              <w:pStyle w:val="Celdadetabla"/>
-              <w:keepNext/>
-            </w:pPr>
-            <w:r>
-              <w:t>Se desconoce el comportamiento con concurrencia</w:t>
-            </w:r>
-          </w:p>
-        </w:tc>
-      </w:tr>
-      <w:tr>
-        <w:tblPrEx>
-          <w:tblCellMar>
-            <w:top w:w="0" w:type="dxa"/>
-            <w:bottom w:w="0" w:type="dxa"/>
-          </w:tblCellMar>
-        </w:tblPrEx>
-        <w:trPr>
-          <w:cantSplit/>
-        </w:trPr>
-        <w:tc>
-          <w:tcPr>
-            <w:tcW w:w="700" w:type="dxa"/>
-            <w:tcBorders>
-              <w:top w:val="none" w:sz="0" w:space="0" w:color="FFFFFF"/>
-              <w:left w:val="none" w:sz="0" w:space="0" w:color="FFFFFF"/>
-              <w:bottom w:val="none" w:sz="0" w:space="0" w:color="FFFFFF"/>
-              <w:right w:val="none" w:sz="0" w:space="0" w:color="FFFFFF"/>
-            </w:tcBorders>
-            <w:tcMar>
-              <w:top w:w="60" w:type="dxa"/>
-              <w:left w:w="80" w:type="dxa"/>
-              <w:bottom w:w="60" w:type="dxa"/>
-              <w:right w:w="80" w:type="dxa"/>
-            </w:tcMar>
-          </w:tcPr>
-          <w:p>
-            <w:pPr>
-              <w:pStyle w:val="Celdadetabla"/>
-              <w:keepNext/>
-            </w:pPr>
-            <w:r>
-              <w:t>D-5</w:t>
-            </w:r>
-          </w:p>
-        </w:tc>
-        <w:tc>
-          <w:tcPr>
-            <w:tcW w:w="3300" w:type="dxa"/>
-            <w:tcBorders>
-              <w:top w:val="none" w:sz="0" w:space="0" w:color="FFFFFF"/>
-              <w:left w:val="none" w:sz="0" w:space="0" w:color="FFFFFF"/>
-              <w:bottom w:val="none" w:sz="0" w:space="0" w:color="FFFFFF"/>
-              <w:right w:val="none" w:sz="0" w:space="0" w:color="FFFFFF"/>
-            </w:tcBorders>
-            <w:tcMar>
-              <w:top w:w="60" w:type="dxa"/>
-              <w:left w:w="80" w:type="dxa"/>
-              <w:bottom w:w="60" w:type="dxa"/>
-              <w:right w:w="80" w:type="dxa"/>
-            </w:tcMar>
-          </w:tcPr>
-          <w:p>
-            <w:pPr>
-              <w:pStyle w:val="Celdadetabla"/>
-              <w:keepNext/>
-            </w:pPr>
-            <w:r>
-              <w:t>Independencia de nivel a): el autor prueba su propio producto (29119-1, Anexo E.3)</w:t>
-            </w:r>
-          </w:p>
-        </w:tc>
-        <w:tc>
-          <w:tcPr>
-            <w:tcW w:w="2700" w:type="dxa"/>
-            <w:tcBorders>
-              <w:top w:val="none" w:sz="0" w:space="0" w:color="FFFFFF"/>
-              <w:left w:val="none" w:sz="0" w:space="0" w:color="FFFFFF"/>
-              <w:bottom w:val="none" w:sz="0" w:space="0" w:color="FFFFFF"/>
-              <w:right w:val="none" w:sz="0" w:space="0" w:color="FFFFFF"/>
-            </w:tcBorders>
-            <w:tcMar>
-              <w:top w:w="60" w:type="dxa"/>
-              <w:left w:w="80" w:type="dxa"/>
-              <w:bottom w:w="60" w:type="dxa"/>
-              <w:right w:w="80" w:type="dxa"/>
-            </w:tcMar>
-          </w:tcPr>
-          <w:p>
-            <w:pPr>
-              <w:pStyle w:val="Celdadetabla"/>
-              <w:keepNext/>
-            </w:pPr>
-            <w:r>
-              <w:t>Trabajo de grado individual</w:t>
-            </w:r>
-          </w:p>
-        </w:tc>
-        <w:tc>
-          <w:tcPr>
-            <w:tcW w:w="2660" w:type="dxa"/>
-            <w:tcBorders>
-              <w:top w:val="none" w:sz="0" w:space="0" w:color="FFFFFF"/>
-              <w:left w:val="none" w:sz="0" w:space="0" w:color="FFFFFF"/>
-              <w:bottom w:val="none" w:sz="0" w:space="0" w:color="FFFFFF"/>
-              <w:right w:val="none" w:sz="0" w:space="0" w:color="FFFFFF"/>
-            </w:tcBorders>
-            <w:tcMar>
-              <w:top w:w="60" w:type="dxa"/>
-              <w:left w:w="80" w:type="dxa"/>
-              <w:bottom w:w="60" w:type="dxa"/>
-              <w:right w:w="80" w:type="dxa"/>
-            </w:tcMar>
-          </w:tcPr>
-          <w:p>
-            <w:pPr>
-              <w:pStyle w:val="Celdadetabla"/>
-              <w:keepNext/>
-            </w:pPr>
-            <w:r>
-              <w:rPr>
-                <w:b/>
-                <w:bCs/>
-              </w:rPr>
-              <w:t>Alto</w:t>
-            </w:r>
-            <w:r>
-              <w:t>; mitigado solo en parte</w:t>
-            </w:r>
-          </w:p>
-        </w:tc>
-      </w:tr>
-      <w:tr>
-        <w:tblPrEx>
-          <w:tblCellMar>
-            <w:top w:w="0" w:type="dxa"/>
-            <w:bottom w:w="0" w:type="dxa"/>
-          </w:tblCellMar>
-        </w:tblPrEx>
-        <w:trPr>
-          <w:cantSplit/>
-        </w:trPr>
-        <w:tc>
-          <w:tcPr>
-            <w:tcW w:w="700" w:type="dxa"/>
-            <w:tcBorders>
-              <w:top w:val="none" w:sz="0" w:space="0" w:color="FFFFFF"/>
-              <w:left w:val="none" w:sz="0" w:space="0" w:color="FFFFFF"/>
-              <w:bottom w:val="none" w:sz="0" w:space="0" w:color="FFFFFF"/>
-              <w:right w:val="none" w:sz="0" w:space="0" w:color="FFFFFF"/>
-            </w:tcBorders>
-            <w:tcMar>
-              <w:top w:w="60" w:type="dxa"/>
-              <w:left w:w="80" w:type="dxa"/>
-              <w:bottom w:w="60" w:type="dxa"/>
-              <w:right w:w="80" w:type="dxa"/>
-            </w:tcMar>
-          </w:tcPr>
-          <w:p>
-            <w:pPr>
-              <w:pStyle w:val="Celdadetabla"/>
-              <w:keepNext/>
-            </w:pPr>
-            <w:r>
-              <w:t>D-6</w:t>
-            </w:r>
-          </w:p>
-        </w:tc>
-        <w:tc>
-          <w:tcPr>
-            <w:tcW w:w="3300" w:type="dxa"/>
-            <w:tcBorders>
-              <w:top w:val="none" w:sz="0" w:space="0" w:color="FFFFFF"/>
-              <w:left w:val="none" w:sz="0" w:space="0" w:color="FFFFFF"/>
-              <w:bottom w:val="none" w:sz="0" w:space="0" w:color="FFFFFF"/>
-              <w:right w:val="none" w:sz="0" w:space="0" w:color="FFFFFF"/>
-            </w:tcBorders>
-            <w:tcMar>
-              <w:top w:w="60" w:type="dxa"/>
-              <w:left w:w="80" w:type="dxa"/>
-              <w:bottom w:w="60" w:type="dxa"/>
-              <w:right w:w="80" w:type="dxa"/>
-            </w:tcMar>
-          </w:tcPr>
-          <w:p>
-            <w:pPr>
-              <w:pStyle w:val="Celdadetabla"/>
-              <w:keepNext/>
-            </w:pPr>
-            <w:r>
-              <w:t>Pruebas de componente no repetibles bit a bit: usan claves generadas en el momento</w:t>
-            </w:r>
-          </w:p>
-        </w:tc>
-        <w:tc>
-          <w:tcPr>
-            <w:tcW w:w="2700" w:type="dxa"/>
-            <w:tcBorders>
-              <w:top w:val="none" w:sz="0" w:space="0" w:color="FFFFFF"/>
-              <w:left w:val="none" w:sz="0" w:space="0" w:color="FFFFFF"/>
-              <w:bottom w:val="none" w:sz="0" w:space="0" w:color="FFFFFF"/>
-              <w:right w:val="none" w:sz="0" w:space="0" w:color="FFFFFF"/>
-            </w:tcBorders>
-            <w:tcMar>
-              <w:top w:w="60" w:type="dxa"/>
-              <w:left w:w="80" w:type="dxa"/>
-              <w:bottom w:w="60" w:type="dxa"/>
-              <w:right w:w="80" w:type="dxa"/>
-            </w:tcMar>
-          </w:tcPr>
-          <w:p>
-            <w:pPr>
-              <w:pStyle w:val="Celdadetabla"/>
-              <w:keepNext/>
-            </w:pPr>
-            <w:r>
-              <w:t>29119-1 §5.3.3.3 admite la excepción</w:t>
-            </w:r>
-          </w:p>
-        </w:tc>
-        <w:tc>
-          <w:tcPr>
-            <w:tcW w:w="2660" w:type="dxa"/>
-            <w:tcBorders>
-              <w:top w:val="none" w:sz="0" w:space="0" w:color="FFFFFF"/>
-              <w:left w:val="none" w:sz="0" w:space="0" w:color="FFFFFF"/>
-              <w:bottom w:val="none" w:sz="0" w:space="0" w:color="FFFFFF"/>
-              <w:right w:val="none" w:sz="0" w:space="0" w:color="FFFFFF"/>
-            </w:tcBorders>
-            <w:tcMar>
-              <w:top w:w="60" w:type="dxa"/>
-              <w:left w:w="80" w:type="dxa"/>
-              <w:bottom w:w="60" w:type="dxa"/>
-              <w:right w:w="80" w:type="dxa"/>
-            </w:tcMar>
-          </w:tcPr>
-          <w:p>
-            <w:pPr>
-              <w:pStyle w:val="Celdadetabla"/>
-              <w:keepNext/>
-            </w:pPr>
-            <w:r>
-              <w:t>Ninguno: se prueban propiedades, no valores</w:t>
-            </w:r>
-          </w:p>
-        </w:tc>
-      </w:tr>
-      <w:tr>
-        <w:tblPrEx>
-          <w:tblCellMar>
-            <w:top w:w="0" w:type="dxa"/>
-            <w:bottom w:w="0" w:type="dxa"/>
-          </w:tblCellMar>
-        </w:tblPrEx>
-        <w:trPr>
-          <w:cantSplit/>
-        </w:trPr>
-        <w:tc>
-          <w:tcPr>
-            <w:tcW w:w="700" w:type="dxa"/>
-            <w:tcBorders>
-              <w:top w:val="none" w:sz="0" w:space="0" w:color="FFFFFF"/>
-              <w:left w:val="none" w:sz="0" w:space="0" w:color="FFFFFF"/>
-              <w:bottom w:val="none" w:sz="0" w:space="0" w:color="FFFFFF"/>
-              <w:right w:val="none" w:sz="0" w:space="0" w:color="FFFFFF"/>
-            </w:tcBorders>
-            <w:tcMar>
-              <w:top w:w="60" w:type="dxa"/>
-              <w:left w:w="80" w:type="dxa"/>
-              <w:bottom w:w="60" w:type="dxa"/>
-              <w:right w:w="80" w:type="dxa"/>
-            </w:tcMar>
-          </w:tcPr>
-          <w:p>
-            <w:pPr>
-              <w:pStyle w:val="Celdadetabla"/>
-              <w:keepNext/>
-            </w:pPr>
-            <w:r>
-              <w:t>D-7</w:t>
-            </w:r>
-          </w:p>
-        </w:tc>
-        <w:tc>
-          <w:tcPr>
-            <w:tcW w:w="3300" w:type="dxa"/>
-            <w:tcBorders>
-              <w:top w:val="none" w:sz="0" w:space="0" w:color="FFFFFF"/>
-              <w:left w:val="none" w:sz="0" w:space="0" w:color="FFFFFF"/>
-              <w:bottom w:val="none" w:sz="0" w:space="0" w:color="FFFFFF"/>
-              <w:right w:val="none" w:sz="0" w:space="0" w:color="FFFFFF"/>
-            </w:tcBorders>
-            <w:tcMar>
-              <w:top w:w="60" w:type="dxa"/>
-              <w:left w:w="80" w:type="dxa"/>
-              <w:bottom w:w="60" w:type="dxa"/>
-              <w:right w:w="80" w:type="dxa"/>
-            </w:tcMar>
-          </w:tcPr>
-          <w:p>
-            <w:pPr>
-              <w:pStyle w:val="Celdadetabla"/>
-              <w:keepNext/>
-            </w:pPr>
-            <w:r>
-              <w:t>Las mediciones con el modelo generativo no son deterministas: se aprueban por repetición</w:t>
-            </w:r>
-          </w:p>
-        </w:tc>
-        <w:tc>
-          <w:tcPr>
-            <w:tcW w:w="2700" w:type="dxa"/>
-            <w:tcBorders>
-              <w:top w:val="none" w:sz="0" w:space="0" w:color="FFFFFF"/>
-              <w:left w:val="none" w:sz="0" w:space="0" w:color="FFFFFF"/>
-              <w:bottom w:val="none" w:sz="0" w:space="0" w:color="FFFFFF"/>
-              <w:right w:val="none" w:sz="0" w:space="0" w:color="FFFFFF"/>
-            </w:tcBorders>
-            <w:tcMar>
-              <w:top w:w="60" w:type="dxa"/>
-              <w:left w:w="80" w:type="dxa"/>
-              <w:bottom w:w="60" w:type="dxa"/>
-              <w:right w:w="80" w:type="dxa"/>
-            </w:tcMar>
-          </w:tcPr>
-          <w:p>
-            <w:pPr>
-              <w:pStyle w:val="Celdadetabla"/>
-              <w:keepNext/>
-            </w:pPr>
-            <w:r>
-              <w:t>Temperaturas de 0,4 y 0,7</w:t>
-            </w:r>
-          </w:p>
-        </w:tc>
-        <w:tc>
-          <w:tcPr>
-            <w:tcW w:w="2660" w:type="dxa"/>
-            <w:tcBorders>
-              <w:top w:val="none" w:sz="0" w:space="0" w:color="FFFFFF"/>
-              <w:left w:val="none" w:sz="0" w:space="0" w:color="FFFFFF"/>
-              <w:bottom w:val="none" w:sz="0" w:space="0" w:color="FFFFFF"/>
-              <w:right w:val="none" w:sz="0" w:space="0" w:color="FFFFFF"/>
-            </w:tcBorders>
-            <w:tcMar>
-              <w:top w:w="60" w:type="dxa"/>
-              <w:left w:w="80" w:type="dxa"/>
-              <w:bottom w:w="60" w:type="dxa"/>
-              <w:right w:w="80" w:type="dxa"/>
-            </w:tcMar>
-          </w:tcPr>
-          <w:p>
-            <w:pPr>
-              <w:pStyle w:val="Celdadetabla"/>
-              <w:keepNext/>
-            </w:pPr>
-            <w:r>
-              <w:t>Un resultado aislado no prueba nada</w:t>
-            </w:r>
-          </w:p>
-        </w:tc>
-      </w:tr>
-      <w:tr>
-        <w:tblPrEx>
-          <w:tblCellMar>
-            <w:top w:w="0" w:type="dxa"/>
-            <w:bottom w:w="0" w:type="dxa"/>
-          </w:tblCellMar>
-        </w:tblPrEx>
-        <w:trPr>
-          <w:cantSplit/>
-        </w:trPr>
-        <w:tc>
-          <w:tcPr>
-            <w:tcW w:w="700" w:type="dxa"/>
-            <w:tcBorders>
-              <w:top w:val="none" w:sz="0" w:space="0" w:color="FFFFFF"/>
-              <w:left w:val="none" w:sz="0" w:space="0" w:color="FFFFFF"/>
-              <w:bottom w:val="none" w:sz="0" w:space="0" w:color="FFFFFF"/>
-              <w:right w:val="none" w:sz="0" w:space="0" w:color="FFFFFF"/>
-            </w:tcBorders>
-            <w:tcMar>
-              <w:top w:w="60" w:type="dxa"/>
-              <w:left w:w="80" w:type="dxa"/>
-              <w:bottom w:w="60" w:type="dxa"/>
-              <w:right w:w="80" w:type="dxa"/>
-            </w:tcMar>
-          </w:tcPr>
-          <w:p>
-            <w:pPr>
-              <w:pStyle w:val="Celdadetabla"/>
-              <w:keepNext/>
-            </w:pPr>
-            <w:r>
-              <w:t>D-8</w:t>
-            </w:r>
-          </w:p>
-        </w:tc>
-        <w:tc>
-          <w:tcPr>
-            <w:tcW w:w="3300" w:type="dxa"/>
-            <w:tcBorders>
-              <w:top w:val="none" w:sz="0" w:space="0" w:color="FFFFFF"/>
-              <w:left w:val="none" w:sz="0" w:space="0" w:color="FFFFFF"/>
-              <w:bottom w:val="none" w:sz="0" w:space="0" w:color="FFFFFF"/>
-              <w:right w:val="none" w:sz="0" w:space="0" w:color="FFFFFF"/>
-            </w:tcBorders>
-            <w:tcMar>
-              <w:top w:w="60" w:type="dxa"/>
-              <w:left w:w="80" w:type="dxa"/>
-              <w:bottom w:w="60" w:type="dxa"/>
-              <w:right w:w="80" w:type="dxa"/>
-            </w:tcMar>
-          </w:tcPr>
-          <w:p>
-            <w:pPr>
-              <w:pStyle w:val="Celdadetabla"/>
-              <w:keepNext/>
-            </w:pPr>
-            <w:r>
-              <w:t xml:space="preserve">Sin herramienta comercial de gestión de pruebas; se usan </w:t>
-            </w:r>
-            <w:proofErr w:type="spellStart"/>
-            <w:r>
-              <w:rPr>
-                <w:rFonts w:ascii="Courier New" w:eastAsia="Courier New" w:hAnsi="Courier New" w:cs="Courier New"/>
-                <w:sz w:val="18"/>
-                <w:szCs w:val="18"/>
-              </w:rPr>
-              <w:t>pytest</w:t>
-            </w:r>
-            <w:proofErr w:type="spellEnd"/>
-            <w:r>
-              <w:t xml:space="preserve"> y </w:t>
-            </w:r>
-            <w:proofErr w:type="spellStart"/>
-            <w:r>
-              <w:rPr>
-                <w:rFonts w:ascii="Courier New" w:eastAsia="Courier New" w:hAnsi="Courier New" w:cs="Courier New"/>
-                <w:sz w:val="18"/>
-                <w:szCs w:val="18"/>
-              </w:rPr>
-              <w:t>TestClient</w:t>
-            </w:r>
-            <w:proofErr w:type="spellEnd"/>
-          </w:p>
-        </w:tc>
-        <w:tc>
-          <w:tcPr>
-            <w:tcW w:w="2700" w:type="dxa"/>
-            <w:tcBorders>
-              <w:top w:val="none" w:sz="0" w:space="0" w:color="FFFFFF"/>
-              <w:left w:val="none" w:sz="0" w:space="0" w:color="FFFFFF"/>
-              <w:bottom w:val="none" w:sz="0" w:space="0" w:color="FFFFFF"/>
-              <w:right w:val="none" w:sz="0" w:space="0" w:color="FFFFFF"/>
-            </w:tcBorders>
-            <w:tcMar>
-              <w:top w:w="60" w:type="dxa"/>
-              <w:left w:w="80" w:type="dxa"/>
-              <w:bottom w:w="60" w:type="dxa"/>
-              <w:right w:w="80" w:type="dxa"/>
-            </w:tcMar>
-          </w:tcPr>
-          <w:p>
-            <w:pPr>
-              <w:pStyle w:val="Celdadetabla"/>
-              <w:keepNext/>
-            </w:pPr>
-            <w:r>
-              <w:t>El anteproyecto (§6.1.7) pide no exceder el alcance del prototipo</w:t>
-            </w:r>
-          </w:p>
-        </w:tc>
-        <w:tc>
-          <w:tcPr>
-            <w:tcW w:w="2660" w:type="dxa"/>
-            <w:tcBorders>
-              <w:top w:val="none" w:sz="0" w:space="0" w:color="FFFFFF"/>
-              <w:left w:val="none" w:sz="0" w:space="0" w:color="FFFFFF"/>
-              <w:bottom w:val="none" w:sz="0" w:space="0" w:color="FFFFFF"/>
-              <w:right w:val="none" w:sz="0" w:space="0" w:color="FFFFFF"/>
-            </w:tcBorders>
-            <w:tcMar>
-              <w:top w:w="60" w:type="dxa"/>
-              <w:left w:w="80" w:type="dxa"/>
-              <w:bottom w:w="60" w:type="dxa"/>
-              <w:right w:w="80" w:type="dxa"/>
-            </w:tcMar>
-          </w:tcPr>
-          <w:p>
-            <w:pPr>
-              <w:pStyle w:val="Celdadetabla"/>
-              <w:keepNext/>
-            </w:pPr>
-            <w:r>
-              <w:t>Ninguno</w:t>
-            </w:r>
-          </w:p>
-        </w:tc>
-      </w:tr>
-      <w:tr>
-        <w:tblPrEx>
-          <w:tblCellMar>
-            <w:top w:w="0" w:type="dxa"/>
-            <w:bottom w:w="0" w:type="dxa"/>
-          </w:tblCellMar>
-        </w:tblPrEx>
-        <w:trPr>
-          <w:cantSplit/>
-        </w:trPr>
-        <w:tc>
-          <w:tcPr>
-            <w:tcW w:w="700" w:type="dxa"/>
-            <w:tcBorders>
-              <w:top w:val="none" w:sz="0" w:space="0" w:color="FFFFFF"/>
-              <w:left w:val="none" w:sz="0" w:space="0" w:color="FFFFFF"/>
               <w:bottom w:val="single" w:sz="6" w:space="0" w:color="000000"/>
               <w:right w:val="none" w:sz="0" w:space="0" w:color="FFFFFF"/>
             </w:tcBorders>
@@ -4093,7 +2711,10 @@
               <w:pStyle w:val="Celdadetabla"/>
             </w:pPr>
             <w:r>
-              <w:t>D-9</w:t>
+              <w:t>D-</w:t>
+            </w:r>
+            <w:r>
+              <w:t>4</w:t>
             </w:r>
           </w:p>
         </w:tc>
@@ -4202,6 +2823,7 @@
       </w:pPr>
       <w:bookmarkStart w:id="2" w:name="_Toc241311760"/>
       <w:r>
+        <w:lastRenderedPageBreak/>
         <w:t>Política y prácticas organizacionales de prueba</w:t>
       </w:r>
       <w:bookmarkEnd w:id="2"/>
@@ -4237,10 +2859,62 @@
           <w:b/>
           <w:bCs/>
         </w:rPr>
-        <w:t>Proteger a la usuaria.</w:t>
+        <w:t>Proteger a l</w:t>
       </w:r>
       <w:r>
-        <w:t xml:space="preserve"> Las usuarias son líderes de huerta, mayoritariamente adultas mayores y de mediana edad, con apropiación tecnológica básica. Un error puede costarles una cosecha y, en el peor caso, la salud, porque las fuentes oficiales incluyen usos medicinales y toxicidad.</w:t>
+        <w:rPr>
+          <w:b/>
+          <w:bCs/>
+        </w:rPr>
+        <w:t>os</w:t>
+      </w:r>
+      <w:r>
+        <w:rPr>
+          <w:b/>
+          <w:bCs/>
+        </w:rPr>
+        <w:t xml:space="preserve"> usuari</w:t>
+      </w:r>
+      <w:r>
+        <w:rPr>
+          <w:b/>
+          <w:bCs/>
+        </w:rPr>
+        <w:t>os</w:t>
+      </w:r>
+      <w:r>
+        <w:rPr>
+          <w:b/>
+          <w:bCs/>
+        </w:rPr>
+        <w:t>.</w:t>
+      </w:r>
+      <w:r>
+        <w:t xml:space="preserve"> </w:t>
+      </w:r>
+      <w:r>
+        <w:t>Los usuarios</w:t>
+      </w:r>
+      <w:r>
+        <w:t xml:space="preserve"> son líderes </w:t>
+      </w:r>
+      <w:r>
+        <w:t>y/o propietarios de</w:t>
+      </w:r>
+      <w:r>
+        <w:t xml:space="preserve"> huerta</w:t>
+      </w:r>
+      <w:r>
+        <w:t>s</w:t>
+      </w:r>
+      <w:r>
+        <w:t xml:space="preserve">, mayoritariamente </w:t>
+      </w:r>
+      <w:r>
+        <w:t xml:space="preserve">mujeres </w:t>
+      </w:r>
+      <w:r>
+        <w:t xml:space="preserve">adultas mayores y de mediana edad, con apropiación tecnológica básica. </w:t>
       </w:r>
     </w:p>
     <w:p>
@@ -4275,7 +2949,6 @@
           <w:b/>
           <w:bCs/>
         </w:rPr>
-        <w:lastRenderedPageBreak/>
         <w:t>Sostener las mediciones del trabajo de grado.</w:t>
       </w:r>
       <w:r>
@@ -4284,39 +2957,13 @@
     </w:p>
     <w:p>
       <w:pPr>
-        <w:pStyle w:val="Cuerpodeltexto"/>
-      </w:pPr>
-      <w:r>
-        <w:t>El valor de la prueba se mide por los defectos encontrados antes de que los encuentre una usuaria, no por el número de casos escritos. Rige además un principio ético: no atribuir al sistema garantías que no tiene —no presentarlo como consejo médico ni como cifrado de conocimiento cero— ni reportar como medido lo que se observó una sola vez.</w:t>
-      </w:r>
-    </w:p>
-    <w:p>
-      <w:pPr>
         <w:pStyle w:val="Ttulo3"/>
       </w:pPr>
-      <w:bookmarkStart w:id="4" w:name="_Toc241311762"/>
-      <w:r>
-        <w:t>Organización e independencia</w:t>
-      </w:r>
-      <w:bookmarkEnd w:id="4"/>
-    </w:p>
-    <w:p>
-      <w:pPr>
-        <w:pStyle w:val="Cuerpodeltexto"/>
-      </w:pPr>
-      <w:r>
-        <w:t>Un solo autor ejerce los roles de estratega, gestor y ejecutor de prueba (29119-1, Anexo E.1) y la autoridad de aprobación. Es el nivel a) de independencia del Anexo E.3, el más bajo que la norma contempla. Se mitiga con tres medidas que no lo compensan del todo: las pruebas de componente e integración son deterministas y automatizadas, de modo que su resultado no depende de quien las ejecuta; la aceptación la ejecutan las usuarias y no el autor, y las desviaciones y los criterios de terminación se escriben y fechan antes de ejecutar, para que no se acomoden al resultado.</w:t>
-      </w:r>
-    </w:p>
-    <w:p>
-      <w:pPr>
-        <w:pStyle w:val="Ttulo3"/>
-      </w:pPr>
-      <w:bookmarkStart w:id="5" w:name="_Toc241311763"/>
+      <w:bookmarkStart w:id="4" w:name="_Toc241311763"/>
       <w:r>
         <w:t>Niveles y tipos de prueba</w:t>
       </w:r>
-      <w:bookmarkEnd w:id="5"/>
+      <w:bookmarkEnd w:id="4"/>
     </w:p>
     <w:p>
       <w:pPr>
@@ -4331,7 +2978,6 @@
         <w:pStyle w:val="Leyendadetabla"/>
       </w:pPr>
       <w:r>
-        <w:lastRenderedPageBreak/>
         <w:t>Tabla 19. Niveles de prueba y criterios de salida</w:t>
       </w:r>
     </w:p>
@@ -4359,12 +3005,6 @@
         <w:gridCol w:w="2860"/>
       </w:tblGrid>
       <w:tr>
-        <w:tblPrEx>
-          <w:tblCellMar>
-            <w:top w:w="0" w:type="dxa"/>
-            <w:bottom w:w="0" w:type="dxa"/>
-          </w:tblCellMar>
-        </w:tblPrEx>
         <w:trPr>
           <w:cantSplit/>
           <w:tblHeader/>
@@ -4495,12 +3135,6 @@
         </w:tc>
       </w:tr>
       <w:tr>
-        <w:tblPrEx>
-          <w:tblCellMar>
-            <w:top w:w="0" w:type="dxa"/>
-            <w:bottom w:w="0" w:type="dxa"/>
-          </w:tblCellMar>
-        </w:tblPrEx>
         <w:trPr>
           <w:cantSplit/>
         </w:trPr>
@@ -4610,12 +3244,6 @@
         </w:tc>
       </w:tr>
       <w:tr>
-        <w:tblPrEx>
-          <w:tblCellMar>
-            <w:top w:w="0" w:type="dxa"/>
-            <w:bottom w:w="0" w:type="dxa"/>
-          </w:tblCellMar>
-        </w:tblPrEx>
         <w:trPr>
           <w:cantSplit/>
         </w:trPr>
@@ -4735,12 +3363,6 @@
         </w:tc>
       </w:tr>
       <w:tr>
-        <w:tblPrEx>
-          <w:tblCellMar>
-            <w:top w:w="0" w:type="dxa"/>
-            <w:bottom w:w="0" w:type="dxa"/>
-          </w:tblCellMar>
-        </w:tblPrEx>
         <w:trPr>
           <w:cantSplit/>
         </w:trPr>
@@ -4868,12 +3490,6 @@
         </w:tc>
       </w:tr>
       <w:tr>
-        <w:tblPrEx>
-          <w:tblCellMar>
-            <w:top w:w="0" w:type="dxa"/>
-            <w:bottom w:w="0" w:type="dxa"/>
-          </w:tblCellMar>
-        </w:tblPrEx>
         <w:trPr>
           <w:cantSplit/>
         </w:trPr>
@@ -4983,12 +3599,6 @@
         </w:tc>
       </w:tr>
       <w:tr>
-        <w:tblPrEx>
-          <w:tblCellMar>
-            <w:top w:w="0" w:type="dxa"/>
-            <w:bottom w:w="0" w:type="dxa"/>
-          </w:tblCellMar>
-        </w:tblPrEx>
         <w:trPr>
           <w:cantSplit/>
         </w:trPr>
@@ -5136,12 +3746,6 @@
         </w:tc>
       </w:tr>
       <w:tr>
-        <w:tblPrEx>
-          <w:tblCellMar>
-            <w:top w:w="0" w:type="dxa"/>
-            <w:bottom w:w="0" w:type="dxa"/>
-          </w:tblCellMar>
-        </w:tblPrEx>
         <w:trPr>
           <w:cantSplit/>
         </w:trPr>
@@ -5220,7 +3824,7 @@
                 <w:b/>
                 <w:bCs/>
               </w:rPr>
-              <w:t>Usuarias</w:t>
+              <w:t>Usuarios</w:t>
             </w:r>
           </w:p>
         </w:tc>
@@ -5270,18 +3874,25 @@
       <w:pPr>
         <w:pStyle w:val="Ttulo3"/>
       </w:pPr>
-      <w:bookmarkStart w:id="6" w:name="_Toc241311764"/>
+      <w:bookmarkStart w:id="5" w:name="_Toc241311764"/>
       <w:r>
+        <w:lastRenderedPageBreak/>
         <w:t>Técnicas de diseño</w:t>
       </w:r>
-      <w:bookmarkEnd w:id="6"/>
+      <w:bookmarkEnd w:id="5"/>
     </w:p>
     <w:p>
       <w:pPr>
         <w:pStyle w:val="Cuerpodeltexto"/>
       </w:pPr>
       <w:r>
-        <w:t>Las técnicas provienen de ISO/IEC/IEEE 29119-4 y se asignan por clase de modelo (Tabla 20). La profundidad la decide el riesgo: una exposición de 12 o más exige cobertura completa del modelo, incluidas las transiciones nulas y los valores límite por ambos lados; entre 6 y 11, un representante por partición válida e inválida, y 5 o menos, un caso positivo.</w:t>
+        <w:t xml:space="preserve">Las técnicas provienen de </w:t>
+      </w:r>
+      <w:r>
+        <w:t>ISO</w:t>
+      </w:r>
+      <w:r>
+        <w:t xml:space="preserve"> 29119-4 y se asignan por clase de modelo (Tabla 20). La profundidad la decide el riesgo: una exposición de 12 o más exige cobertura completa del modelo, incluidas las transiciones nulas y los valores límite por ambos lados; entre 6 y 11, un representante por partición válida e inválida, y 5 o menos, un caso positivo.</w:t>
       </w:r>
     </w:p>
     <w:p>
@@ -5289,7 +3900,13 @@
         <w:pStyle w:val="Leyendadetabla"/>
       </w:pPr>
       <w:r>
-        <w:t>Tabla 20. Técnicas de ISO/IEC/IEEE 29119-4 por clase de modelo</w:t>
+        <w:t xml:space="preserve">Tabla 20. Técnicas de </w:t>
+      </w:r>
+      <w:r>
+        <w:t>ISO</w:t>
+      </w:r>
+      <w:r>
+        <w:t xml:space="preserve"> 29119-4 por clase de modelo</w:t>
       </w:r>
     </w:p>
     <w:tbl>
@@ -5315,12 +3932,6 @@
         <w:gridCol w:w="3960"/>
       </w:tblGrid>
       <w:tr>
-        <w:tblPrEx>
-          <w:tblCellMar>
-            <w:top w:w="0" w:type="dxa"/>
-            <w:bottom w:w="0" w:type="dxa"/>
-          </w:tblCellMar>
-        </w:tblPrEx>
         <w:trPr>
           <w:cantSplit/>
           <w:tblHeader/>
@@ -5420,12 +4031,6 @@
         </w:tc>
       </w:tr>
       <w:tr>
-        <w:tblPrEx>
-          <w:tblCellMar>
-            <w:top w:w="0" w:type="dxa"/>
-            <w:bottom w:w="0" w:type="dxa"/>
-          </w:tblCellMar>
-        </w:tblPrEx>
         <w:trPr>
           <w:cantSplit/>
         </w:trPr>
@@ -5509,12 +4114,6 @@
         </w:tc>
       </w:tr>
       <w:tr>
-        <w:tblPrEx>
-          <w:tblCellMar>
-            <w:top w:w="0" w:type="dxa"/>
-            <w:bottom w:w="0" w:type="dxa"/>
-          </w:tblCellMar>
-        </w:tblPrEx>
         <w:trPr>
           <w:cantSplit/>
         </w:trPr>
@@ -5598,12 +4197,6 @@
         </w:tc>
       </w:tr>
       <w:tr>
-        <w:tblPrEx>
-          <w:tblCellMar>
-            <w:top w:w="0" w:type="dxa"/>
-            <w:bottom w:w="0" w:type="dxa"/>
-          </w:tblCellMar>
-        </w:tblPrEx>
         <w:trPr>
           <w:cantSplit/>
         </w:trPr>
@@ -5692,12 +4285,6 @@
         </w:tc>
       </w:tr>
       <w:tr>
-        <w:tblPrEx>
-          <w:tblCellMar>
-            <w:top w:w="0" w:type="dxa"/>
-            <w:bottom w:w="0" w:type="dxa"/>
-          </w:tblCellMar>
-        </w:tblPrEx>
         <w:trPr>
           <w:cantSplit/>
         </w:trPr>
@@ -5781,12 +4368,6 @@
         </w:tc>
       </w:tr>
       <w:tr>
-        <w:tblPrEx>
-          <w:tblCellMar>
-            <w:top w:w="0" w:type="dxa"/>
-            <w:bottom w:w="0" w:type="dxa"/>
-          </w:tblCellMar>
-        </w:tblPrEx>
         <w:trPr>
           <w:cantSplit/>
         </w:trPr>
@@ -5870,12 +4451,6 @@
         </w:tc>
       </w:tr>
       <w:tr>
-        <w:tblPrEx>
-          <w:tblCellMar>
-            <w:top w:w="0" w:type="dxa"/>
-            <w:bottom w:w="0" w:type="dxa"/>
-          </w:tblCellMar>
-        </w:tblPrEx>
         <w:trPr>
           <w:cantSplit/>
         </w:trPr>
@@ -5959,12 +4534,6 @@
         </w:tc>
       </w:tr>
       <w:tr>
-        <w:tblPrEx>
-          <w:tblCellMar>
-            <w:top w:w="0" w:type="dxa"/>
-            <w:bottom w:w="0" w:type="dxa"/>
-          </w:tblCellMar>
-        </w:tblPrEx>
         <w:trPr>
           <w:cantSplit/>
         </w:trPr>
@@ -6064,12 +4633,11 @@
       <w:pPr>
         <w:pStyle w:val="Ttulo3"/>
       </w:pPr>
-      <w:bookmarkStart w:id="7" w:name="_Toc241311765"/>
+      <w:bookmarkStart w:id="6" w:name="_Toc241311765"/>
       <w:r>
-        <w:lastRenderedPageBreak/>
         <w:t>Datos y entorno de prueba</w:t>
       </w:r>
-      <w:bookmarkEnd w:id="7"/>
+      <w:bookmarkEnd w:id="6"/>
     </w:p>
     <w:p>
       <w:pPr>
@@ -6108,28 +4676,40 @@
       </w:r>
       <w:proofErr w:type="spellEnd"/>
       <w:r>
-        <w:t>, aunque la prueba falle, y las filas reales de las usuarias no se tocan. Las pruebas de componente e integración, en cambio, no abren la base de datos ni llaman a Meta o a Gemini, y fijan variables de entorno falsas antes de cargar la aplicación, para que su resultado no dependa de las claves de producción.</w:t>
+        <w:t xml:space="preserve">, aunque la prueba falle, y las filas reales de </w:t>
+      </w:r>
+      <w:proofErr w:type="gramStart"/>
+      <w:r>
+        <w:t xml:space="preserve">las </w:t>
+      </w:r>
+      <w:r>
+        <w:t>usuarios</w:t>
+      </w:r>
+      <w:proofErr w:type="gramEnd"/>
+      <w:r>
+        <w:t xml:space="preserve"> no se tocan. Las pruebas de componente e integración, en cambio, no abren la base de datos ni llaman a Meta o a Gemini, y fijan variables de entorno falsas antes de cargar la aplicación, para que su resultado no dependa de las claves de producción.</w:t>
       </w:r>
     </w:p>
     <w:p>
       <w:pPr>
         <w:pStyle w:val="Ttulo2"/>
       </w:pPr>
-      <w:bookmarkStart w:id="8" w:name="_Toc241311766"/>
+      <w:bookmarkStart w:id="7" w:name="_Toc241311766"/>
       <w:r>
+        <w:lastRenderedPageBreak/>
         <w:t>Plan de pruebas</w:t>
       </w:r>
-      <w:bookmarkEnd w:id="8"/>
+      <w:bookmarkEnd w:id="7"/>
     </w:p>
     <w:p>
       <w:pPr>
         <w:pStyle w:val="Ttulo3"/>
       </w:pPr>
-      <w:bookmarkStart w:id="9" w:name="_Toc241311767"/>
+      <w:bookmarkStart w:id="8" w:name="_Toc241311767"/>
       <w:r>
         <w:t>Gestión basada en riesgo</w:t>
       </w:r>
-      <w:bookmarkEnd w:id="9"/>
+      <w:bookmarkEnd w:id="8"/>
     </w:p>
     <w:p>
       <w:pPr>
@@ -6144,7 +4724,6 @@
         <w:pStyle w:val="Leyendadetabla"/>
       </w:pPr>
       <w:r>
-        <w:lastRenderedPageBreak/>
         <w:t>Tabla 21. Riesgos de mayor exposición</w:t>
       </w:r>
     </w:p>
@@ -6174,12 +4753,6 @@
         <w:gridCol w:w="3910"/>
       </w:tblGrid>
       <w:tr>
-        <w:tblPrEx>
-          <w:tblCellMar>
-            <w:top w:w="0" w:type="dxa"/>
-            <w:bottom w:w="0" w:type="dxa"/>
-          </w:tblCellMar>
-        </w:tblPrEx>
         <w:trPr>
           <w:cantSplit/>
           <w:tblHeader/>
@@ -6372,12 +4945,6 @@
         </w:tc>
       </w:tr>
       <w:tr>
-        <w:tblPrEx>
-          <w:tblCellMar>
-            <w:top w:w="0" w:type="dxa"/>
-            <w:bottom w:w="0" w:type="dxa"/>
-          </w:tblCellMar>
-        </w:tblPrEx>
         <w:trPr>
           <w:cantSplit/>
         </w:trPr>
@@ -6539,12 +5106,6 @@
         </w:tc>
       </w:tr>
       <w:tr>
-        <w:tblPrEx>
-          <w:tblCellMar>
-            <w:top w:w="0" w:type="dxa"/>
-            <w:bottom w:w="0" w:type="dxa"/>
-          </w:tblCellMar>
-        </w:tblPrEx>
         <w:trPr>
           <w:cantSplit/>
         </w:trPr>
@@ -6706,12 +5267,6 @@
         </w:tc>
       </w:tr>
       <w:tr>
-        <w:tblPrEx>
-          <w:tblCellMar>
-            <w:top w:w="0" w:type="dxa"/>
-            <w:bottom w:w="0" w:type="dxa"/>
-          </w:tblCellMar>
-        </w:tblPrEx>
         <w:trPr>
           <w:cantSplit/>
         </w:trPr>
@@ -6873,12 +5428,6 @@
         </w:tc>
       </w:tr>
       <w:tr>
-        <w:tblPrEx>
-          <w:tblCellMar>
-            <w:top w:w="0" w:type="dxa"/>
-            <w:bottom w:w="0" w:type="dxa"/>
-          </w:tblCellMar>
-        </w:tblPrEx>
         <w:trPr>
           <w:cantSplit/>
         </w:trPr>
@@ -7040,12 +5589,6 @@
         </w:tc>
       </w:tr>
       <w:tr>
-        <w:tblPrEx>
-          <w:tblCellMar>
-            <w:top w:w="0" w:type="dxa"/>
-            <w:bottom w:w="0" w:type="dxa"/>
-          </w:tblCellMar>
-        </w:tblPrEx>
         <w:trPr>
           <w:cantSplit/>
         </w:trPr>
@@ -7225,12 +5768,6 @@
         </w:tc>
       </w:tr>
       <w:tr>
-        <w:tblPrEx>
-          <w:tblCellMar>
-            <w:top w:w="0" w:type="dxa"/>
-            <w:bottom w:w="0" w:type="dxa"/>
-          </w:tblCellMar>
-        </w:tblPrEx>
         <w:trPr>
           <w:cantSplit/>
         </w:trPr>
@@ -7282,7 +5819,13 @@
               <w:keepNext/>
             </w:pPr>
             <w:r>
-              <w:t>El calendario no alcanza para reclutar usuarias en la Fase 8</w:t>
+              <w:t xml:space="preserve">El calendario no alcanza para reclutar </w:t>
+            </w:r>
+            <w:r>
+              <w:t>usuarios</w:t>
+            </w:r>
+            <w:r>
+              <w:t xml:space="preserve"> en la Fase 8</w:t>
             </w:r>
           </w:p>
         </w:tc>
@@ -7392,12 +5935,6 @@
         </w:tc>
       </w:tr>
       <w:tr>
-        <w:tblPrEx>
-          <w:tblCellMar>
-            <w:top w:w="0" w:type="dxa"/>
-            <w:bottom w:w="0" w:type="dxa"/>
-          </w:tblCellMar>
-        </w:tblPrEx>
         <w:trPr>
           <w:cantSplit/>
         </w:trPr>
@@ -7559,12 +6096,6 @@
         </w:tc>
       </w:tr>
       <w:tr>
-        <w:tblPrEx>
-          <w:tblCellMar>
-            <w:top w:w="0" w:type="dxa"/>
-            <w:bottom w:w="0" w:type="dxa"/>
-          </w:tblCellMar>
-        </w:tblPrEx>
         <w:trPr>
           <w:cantSplit/>
         </w:trPr>
@@ -7726,12 +6257,6 @@
         </w:tc>
       </w:tr>
       <w:tr>
-        <w:tblPrEx>
-          <w:tblCellMar>
-            <w:top w:w="0" w:type="dxa"/>
-            <w:bottom w:w="0" w:type="dxa"/>
-          </w:tblCellMar>
-        </w:tblPrEx>
         <w:trPr>
           <w:cantSplit/>
         </w:trPr>
@@ -7893,12 +6418,6 @@
         </w:tc>
       </w:tr>
       <w:tr>
-        <w:tblPrEx>
-          <w:tblCellMar>
-            <w:top w:w="0" w:type="dxa"/>
-            <w:bottom w:w="0" w:type="dxa"/>
-          </w:tblCellMar>
-        </w:tblPrEx>
         <w:trPr>
           <w:cantSplit/>
         </w:trPr>
@@ -8073,11 +6592,11 @@
       <w:pPr>
         <w:pStyle w:val="Ttulo3"/>
       </w:pPr>
-      <w:bookmarkStart w:id="10" w:name="_Toc241311768"/>
+      <w:bookmarkStart w:id="9" w:name="_Toc241311768"/>
       <w:r>
         <w:t>Actividades</w:t>
       </w:r>
-      <w:bookmarkEnd w:id="10"/>
+      <w:bookmarkEnd w:id="9"/>
     </w:p>
     <w:p>
       <w:pPr>
@@ -8092,6 +6611,7 @@
         <w:pStyle w:val="Leyendadetabla"/>
       </w:pPr>
       <w:r>
+        <w:lastRenderedPageBreak/>
         <w:t>Tabla 22. Actividades del plan de pruebas y su estado al 26/09/2026</w:t>
       </w:r>
     </w:p>
@@ -8117,12 +6637,6 @@
         <w:gridCol w:w="4160"/>
       </w:tblGrid>
       <w:tr>
-        <w:tblPrEx>
-          <w:tblCellMar>
-            <w:top w:w="0" w:type="dxa"/>
-            <w:bottom w:w="0" w:type="dxa"/>
-          </w:tblCellMar>
-        </w:tblPrEx>
         <w:trPr>
           <w:cantSplit/>
           <w:tblHeader/>
@@ -8189,12 +6703,6 @@
         </w:tc>
       </w:tr>
       <w:tr>
-        <w:tblPrEx>
-          <w:tblCellMar>
-            <w:top w:w="0" w:type="dxa"/>
-            <w:bottom w:w="0" w:type="dxa"/>
-          </w:tblCellMar>
-        </w:tblPrEx>
         <w:trPr>
           <w:cantSplit/>
         </w:trPr>
@@ -8250,12 +6758,6 @@
         </w:tc>
       </w:tr>
       <w:tr>
-        <w:tblPrEx>
-          <w:tblCellMar>
-            <w:top w:w="0" w:type="dxa"/>
-            <w:bottom w:w="0" w:type="dxa"/>
-          </w:tblCellMar>
-        </w:tblPrEx>
         <w:trPr>
           <w:cantSplit/>
         </w:trPr>
@@ -8316,12 +6818,6 @@
         </w:tc>
       </w:tr>
       <w:tr>
-        <w:tblPrEx>
-          <w:tblCellMar>
-            <w:top w:w="0" w:type="dxa"/>
-            <w:bottom w:w="0" w:type="dxa"/>
-          </w:tblCellMar>
-        </w:tblPrEx>
         <w:trPr>
           <w:cantSplit/>
         </w:trPr>
@@ -8385,12 +6881,6 @@
         </w:tc>
       </w:tr>
       <w:tr>
-        <w:tblPrEx>
-          <w:tblCellMar>
-            <w:top w:w="0" w:type="dxa"/>
-            <w:bottom w:w="0" w:type="dxa"/>
-          </w:tblCellMar>
-        </w:tblPrEx>
         <w:trPr>
           <w:cantSplit/>
         </w:trPr>
@@ -8446,12 +6936,6 @@
         </w:tc>
       </w:tr>
       <w:tr>
-        <w:tblPrEx>
-          <w:tblCellMar>
-            <w:top w:w="0" w:type="dxa"/>
-            <w:bottom w:w="0" w:type="dxa"/>
-          </w:tblCellMar>
-        </w:tblPrEx>
         <w:trPr>
           <w:cantSplit/>
         </w:trPr>
@@ -8507,12 +6991,6 @@
         </w:tc>
       </w:tr>
       <w:tr>
-        <w:tblPrEx>
-          <w:tblCellMar>
-            <w:top w:w="0" w:type="dxa"/>
-            <w:bottom w:w="0" w:type="dxa"/>
-          </w:tblCellMar>
-        </w:tblPrEx>
         <w:trPr>
           <w:cantSplit/>
         </w:trPr>
@@ -8568,12 +7046,6 @@
         </w:tc>
       </w:tr>
       <w:tr>
-        <w:tblPrEx>
-          <w:tblCellMar>
-            <w:top w:w="0" w:type="dxa"/>
-            <w:bottom w:w="0" w:type="dxa"/>
-          </w:tblCellMar>
-        </w:tblPrEx>
         <w:trPr>
           <w:cantSplit/>
         </w:trPr>
@@ -8629,12 +7101,6 @@
         </w:tc>
       </w:tr>
       <w:tr>
-        <w:tblPrEx>
-          <w:tblCellMar>
-            <w:top w:w="0" w:type="dxa"/>
-            <w:bottom w:w="0" w:type="dxa"/>
-          </w:tblCellMar>
-        </w:tblPrEx>
         <w:trPr>
           <w:cantSplit/>
         </w:trPr>
@@ -8659,7 +7125,6 @@
               <w:pStyle w:val="Celdadetabla"/>
             </w:pPr>
             <w:r>
-              <w:lastRenderedPageBreak/>
               <w:t>A-12 Remedición del umbral comunitario</w:t>
             </w:r>
           </w:p>
@@ -8691,12 +7156,6 @@
         </w:tc>
       </w:tr>
       <w:tr>
-        <w:tblPrEx>
-          <w:tblCellMar>
-            <w:top w:w="0" w:type="dxa"/>
-            <w:bottom w:w="0" w:type="dxa"/>
-          </w:tblCellMar>
-        </w:tblPrEx>
         <w:trPr>
           <w:cantSplit/>
         </w:trPr>
@@ -8752,12 +7211,6 @@
         </w:tc>
       </w:tr>
       <w:tr>
-        <w:tblPrEx>
-          <w:tblCellMar>
-            <w:top w:w="0" w:type="dxa"/>
-            <w:bottom w:w="0" w:type="dxa"/>
-          </w:tblCellMar>
-        </w:tblPrEx>
         <w:trPr>
           <w:cantSplit/>
         </w:trPr>
@@ -8813,12 +7266,6 @@
         </w:tc>
       </w:tr>
       <w:tr>
-        <w:tblPrEx>
-          <w:tblCellMar>
-            <w:top w:w="0" w:type="dxa"/>
-            <w:bottom w:w="0" w:type="dxa"/>
-          </w:tblCellMar>
-        </w:tblPrEx>
         <w:trPr>
           <w:cantSplit/>
         </w:trPr>
@@ -8874,12 +7321,6 @@
         </w:tc>
       </w:tr>
       <w:tr>
-        <w:tblPrEx>
-          <w:tblCellMar>
-            <w:top w:w="0" w:type="dxa"/>
-            <w:bottom w:w="0" w:type="dxa"/>
-          </w:tblCellMar>
-        </w:tblPrEx>
         <w:trPr>
           <w:cantSplit/>
         </w:trPr>
@@ -8935,12 +7376,6 @@
         </w:tc>
       </w:tr>
       <w:tr>
-        <w:tblPrEx>
-          <w:tblCellMar>
-            <w:top w:w="0" w:type="dxa"/>
-            <w:bottom w:w="0" w:type="dxa"/>
-          </w:tblCellMar>
-        </w:tblPrEx>
         <w:trPr>
           <w:cantSplit/>
         </w:trPr>
@@ -8996,12 +7431,6 @@
         </w:tc>
       </w:tr>
       <w:tr>
-        <w:tblPrEx>
-          <w:tblCellMar>
-            <w:top w:w="0" w:type="dxa"/>
-            <w:bottom w:w="0" w:type="dxa"/>
-          </w:tblCellMar>
-        </w:tblPrEx>
         <w:trPr>
           <w:cantSplit/>
         </w:trPr>
@@ -9076,21 +7505,21 @@
       <w:pPr>
         <w:pStyle w:val="Ttulo2"/>
       </w:pPr>
-      <w:bookmarkStart w:id="11" w:name="_Toc241311769"/>
+      <w:bookmarkStart w:id="10" w:name="_Toc241311769"/>
       <w:r>
         <w:t>Diseño y especificación de las pruebas</w:t>
       </w:r>
-      <w:bookmarkEnd w:id="11"/>
+      <w:bookmarkEnd w:id="10"/>
     </w:p>
     <w:p>
       <w:pPr>
         <w:pStyle w:val="Ttulo3"/>
       </w:pPr>
-      <w:bookmarkStart w:id="12" w:name="_Toc241311770"/>
+      <w:bookmarkStart w:id="11" w:name="_Toc241311770"/>
       <w:r>
         <w:t>Modelos de prueba</w:t>
       </w:r>
-      <w:bookmarkEnd w:id="12"/>
+      <w:bookmarkEnd w:id="11"/>
     </w:p>
     <w:p>
       <w:pPr>
@@ -9131,12 +7560,6 @@
         <w:gridCol w:w="3300"/>
       </w:tblGrid>
       <w:tr>
-        <w:tblPrEx>
-          <w:tblCellMar>
-            <w:top w:w="0" w:type="dxa"/>
-            <w:bottom w:w="0" w:type="dxa"/>
-          </w:tblCellMar>
-        </w:tblPrEx>
         <w:trPr>
           <w:cantSplit/>
           <w:tblHeader/>
@@ -9233,12 +7656,6 @@
         </w:tc>
       </w:tr>
       <w:tr>
-        <w:tblPrEx>
-          <w:tblCellMar>
-            <w:top w:w="0" w:type="dxa"/>
-            <w:bottom w:w="0" w:type="dxa"/>
-          </w:tblCellMar>
-        </w:tblPrEx>
         <w:trPr>
           <w:cantSplit/>
         </w:trPr>
@@ -9319,12 +7736,6 @@
         </w:tc>
       </w:tr>
       <w:tr>
-        <w:tblPrEx>
-          <w:tblCellMar>
-            <w:top w:w="0" w:type="dxa"/>
-            <w:bottom w:w="0" w:type="dxa"/>
-          </w:tblCellMar>
-        </w:tblPrEx>
         <w:trPr>
           <w:cantSplit/>
         </w:trPr>
@@ -9405,12 +7816,6 @@
         </w:tc>
       </w:tr>
       <w:tr>
-        <w:tblPrEx>
-          <w:tblCellMar>
-            <w:top w:w="0" w:type="dxa"/>
-            <w:bottom w:w="0" w:type="dxa"/>
-          </w:tblCellMar>
-        </w:tblPrEx>
         <w:trPr>
           <w:cantSplit/>
         </w:trPr>
@@ -9491,12 +7896,6 @@
         </w:tc>
       </w:tr>
       <w:tr>
-        <w:tblPrEx>
-          <w:tblCellMar>
-            <w:top w:w="0" w:type="dxa"/>
-            <w:bottom w:w="0" w:type="dxa"/>
-          </w:tblCellMar>
-        </w:tblPrEx>
         <w:trPr>
           <w:cantSplit/>
         </w:trPr>
@@ -9577,12 +7976,6 @@
         </w:tc>
       </w:tr>
       <w:tr>
-        <w:tblPrEx>
-          <w:tblCellMar>
-            <w:top w:w="0" w:type="dxa"/>
-            <w:bottom w:w="0" w:type="dxa"/>
-          </w:tblCellMar>
-        </w:tblPrEx>
         <w:trPr>
           <w:cantSplit/>
         </w:trPr>
@@ -9663,12 +8056,6 @@
         </w:tc>
       </w:tr>
       <w:tr>
-        <w:tblPrEx>
-          <w:tblCellMar>
-            <w:top w:w="0" w:type="dxa"/>
-            <w:bottom w:w="0" w:type="dxa"/>
-          </w:tblCellMar>
-        </w:tblPrEx>
         <w:trPr>
           <w:cantSplit/>
         </w:trPr>
@@ -9749,12 +8136,6 @@
         </w:tc>
       </w:tr>
       <w:tr>
-        <w:tblPrEx>
-          <w:tblCellMar>
-            <w:top w:w="0" w:type="dxa"/>
-            <w:bottom w:w="0" w:type="dxa"/>
-          </w:tblCellMar>
-        </w:tblPrEx>
         <w:trPr>
           <w:cantSplit/>
         </w:trPr>
@@ -9779,6 +8160,7 @@
               <w:pStyle w:val="Celdadetabla"/>
             </w:pPr>
             <w:r>
+              <w:lastRenderedPageBreak/>
               <w:t>MP-07</w:t>
             </w:r>
           </w:p>
@@ -9835,12 +8217,6 @@
         </w:tc>
       </w:tr>
       <w:tr>
-        <w:tblPrEx>
-          <w:tblCellMar>
-            <w:top w:w="0" w:type="dxa"/>
-            <w:bottom w:w="0" w:type="dxa"/>
-          </w:tblCellMar>
-        </w:tblPrEx>
         <w:trPr>
           <w:cantSplit/>
         </w:trPr>
@@ -9921,12 +8297,6 @@
         </w:tc>
       </w:tr>
       <w:tr>
-        <w:tblPrEx>
-          <w:tblCellMar>
-            <w:top w:w="0" w:type="dxa"/>
-            <w:bottom w:w="0" w:type="dxa"/>
-          </w:tblCellMar>
-        </w:tblPrEx>
         <w:trPr>
           <w:cantSplit/>
         </w:trPr>
@@ -10007,12 +8377,6 @@
         </w:tc>
       </w:tr>
       <w:tr>
-        <w:tblPrEx>
-          <w:tblCellMar>
-            <w:top w:w="0" w:type="dxa"/>
-            <w:bottom w:w="0" w:type="dxa"/>
-          </w:tblCellMar>
-        </w:tblPrEx>
         <w:trPr>
           <w:cantSplit/>
         </w:trPr>
@@ -10093,12 +8457,6 @@
         </w:tc>
       </w:tr>
       <w:tr>
-        <w:tblPrEx>
-          <w:tblCellMar>
-            <w:top w:w="0" w:type="dxa"/>
-            <w:bottom w:w="0" w:type="dxa"/>
-          </w:tblCellMar>
-        </w:tblPrEx>
         <w:trPr>
           <w:cantSplit/>
         </w:trPr>
@@ -10179,12 +8537,6 @@
         </w:tc>
       </w:tr>
       <w:tr>
-        <w:tblPrEx>
-          <w:tblCellMar>
-            <w:top w:w="0" w:type="dxa"/>
-            <w:bottom w:w="0" w:type="dxa"/>
-          </w:tblCellMar>
-        </w:tblPrEx>
         <w:trPr>
           <w:cantSplit/>
         </w:trPr>
@@ -10265,12 +8617,6 @@
         </w:tc>
       </w:tr>
       <w:tr>
-        <w:tblPrEx>
-          <w:tblCellMar>
-            <w:top w:w="0" w:type="dxa"/>
-            <w:bottom w:w="0" w:type="dxa"/>
-          </w:tblCellMar>
-        </w:tblPrEx>
         <w:trPr>
           <w:cantSplit/>
         </w:trPr>
@@ -10351,12 +8697,6 @@
         </w:tc>
       </w:tr>
       <w:tr>
-        <w:tblPrEx>
-          <w:tblCellMar>
-            <w:top w:w="0" w:type="dxa"/>
-            <w:bottom w:w="0" w:type="dxa"/>
-          </w:tblCellMar>
-        </w:tblPrEx>
         <w:trPr>
           <w:cantSplit/>
         </w:trPr>
@@ -10437,12 +8777,6 @@
         </w:tc>
       </w:tr>
       <w:tr>
-        <w:tblPrEx>
-          <w:tblCellMar>
-            <w:top w:w="0" w:type="dxa"/>
-            <w:bottom w:w="0" w:type="dxa"/>
-          </w:tblCellMar>
-        </w:tblPrEx>
         <w:trPr>
           <w:cantSplit/>
         </w:trPr>
@@ -10467,7 +8801,6 @@
               <w:pStyle w:val="Celdadetabla"/>
             </w:pPr>
             <w:r>
-              <w:lastRenderedPageBreak/>
               <w:t>MP-15</w:t>
             </w:r>
           </w:p>
@@ -10532,12 +8865,6 @@
         </w:tc>
       </w:tr>
       <w:tr>
-        <w:tblPrEx>
-          <w:tblCellMar>
-            <w:top w:w="0" w:type="dxa"/>
-            <w:bottom w:w="0" w:type="dxa"/>
-          </w:tblCellMar>
-        </w:tblPrEx>
         <w:trPr>
           <w:cantSplit/>
         </w:trPr>
@@ -10618,12 +8945,6 @@
         </w:tc>
       </w:tr>
       <w:tr>
-        <w:tblPrEx>
-          <w:tblCellMar>
-            <w:top w:w="0" w:type="dxa"/>
-            <w:bottom w:w="0" w:type="dxa"/>
-          </w:tblCellMar>
-        </w:tblPrEx>
         <w:trPr>
           <w:cantSplit/>
         </w:trPr>
@@ -10704,12 +9025,6 @@
         </w:tc>
       </w:tr>
       <w:tr>
-        <w:tblPrEx>
-          <w:tblCellMar>
-            <w:top w:w="0" w:type="dxa"/>
-            <w:bottom w:w="0" w:type="dxa"/>
-          </w:tblCellMar>
-        </w:tblPrEx>
         <w:trPr>
           <w:cantSplit/>
         </w:trPr>
@@ -10790,12 +9105,6 @@
         </w:tc>
       </w:tr>
       <w:tr>
-        <w:tblPrEx>
-          <w:tblCellMar>
-            <w:top w:w="0" w:type="dxa"/>
-            <w:bottom w:w="0" w:type="dxa"/>
-          </w:tblCellMar>
-        </w:tblPrEx>
         <w:trPr>
           <w:cantSplit/>
         </w:trPr>
@@ -10876,12 +9185,6 @@
         </w:tc>
       </w:tr>
       <w:tr>
-        <w:tblPrEx>
-          <w:tblCellMar>
-            <w:top w:w="0" w:type="dxa"/>
-            <w:bottom w:w="0" w:type="dxa"/>
-          </w:tblCellMar>
-        </w:tblPrEx>
         <w:trPr>
           <w:cantSplit/>
         </w:trPr>
@@ -10962,12 +9265,6 @@
         </w:tc>
       </w:tr>
       <w:tr>
-        <w:tblPrEx>
-          <w:tblCellMar>
-            <w:top w:w="0" w:type="dxa"/>
-            <w:bottom w:w="0" w:type="dxa"/>
-          </w:tblCellMar>
-        </w:tblPrEx>
         <w:trPr>
           <w:cantSplit/>
         </w:trPr>
@@ -11048,12 +9345,6 @@
         </w:tc>
       </w:tr>
       <w:tr>
-        <w:tblPrEx>
-          <w:tblCellMar>
-            <w:top w:w="0" w:type="dxa"/>
-            <w:bottom w:w="0" w:type="dxa"/>
-          </w:tblCellMar>
-        </w:tblPrEx>
         <w:trPr>
           <w:cantSplit/>
         </w:trPr>
@@ -11134,12 +9425,6 @@
         </w:tc>
       </w:tr>
       <w:tr>
-        <w:tblPrEx>
-          <w:tblCellMar>
-            <w:top w:w="0" w:type="dxa"/>
-            <w:bottom w:w="0" w:type="dxa"/>
-          </w:tblCellMar>
-        </w:tblPrEx>
         <w:trPr>
           <w:cantSplit/>
         </w:trPr>
@@ -11228,12 +9513,6 @@
         </w:tc>
       </w:tr>
       <w:tr>
-        <w:tblPrEx>
-          <w:tblCellMar>
-            <w:top w:w="0" w:type="dxa"/>
-            <w:bottom w:w="0" w:type="dxa"/>
-          </w:tblCellMar>
-        </w:tblPrEx>
         <w:trPr>
           <w:cantSplit/>
         </w:trPr>
@@ -11338,11 +9617,11 @@
       <w:pPr>
         <w:pStyle w:val="Ttulo3"/>
       </w:pPr>
-      <w:bookmarkStart w:id="13" w:name="_Toc241311771"/>
+      <w:bookmarkStart w:id="12" w:name="_Toc241311771"/>
       <w:r>
         <w:t>Casos de prueba</w:t>
       </w:r>
-      <w:bookmarkEnd w:id="13"/>
+      <w:bookmarkEnd w:id="12"/>
     </w:p>
     <w:p>
       <w:pPr>
@@ -11370,6 +9649,7 @@
         <w:pStyle w:val="Leyendadetabla"/>
       </w:pPr>
       <w:r>
+        <w:lastRenderedPageBreak/>
         <w:t>Tabla 24. Casos de prueba por archivo</w:t>
       </w:r>
     </w:p>
@@ -11397,12 +9677,6 @@
         <w:gridCol w:w="2560"/>
       </w:tblGrid>
       <w:tr>
-        <w:tblPrEx>
-          <w:tblCellMar>
-            <w:top w:w="0" w:type="dxa"/>
-            <w:bottom w:w="0" w:type="dxa"/>
-          </w:tblCellMar>
-        </w:tblPrEx>
         <w:trPr>
           <w:cantSplit/>
           <w:tblHeader/>
@@ -11533,12 +9807,6 @@
         </w:tc>
       </w:tr>
       <w:tr>
-        <w:tblPrEx>
-          <w:tblCellMar>
-            <w:top w:w="0" w:type="dxa"/>
-            <w:bottom w:w="0" w:type="dxa"/>
-          </w:tblCellMar>
-        </w:tblPrEx>
         <w:trPr>
           <w:cantSplit/>
         </w:trPr>
@@ -11653,12 +9921,6 @@
         </w:tc>
       </w:tr>
       <w:tr>
-        <w:tblPrEx>
-          <w:tblCellMar>
-            <w:top w:w="0" w:type="dxa"/>
-            <w:bottom w:w="0" w:type="dxa"/>
-          </w:tblCellMar>
-        </w:tblPrEx>
         <w:trPr>
           <w:cantSplit/>
         </w:trPr>
@@ -11773,12 +10035,6 @@
         </w:tc>
       </w:tr>
       <w:tr>
-        <w:tblPrEx>
-          <w:tblCellMar>
-            <w:top w:w="0" w:type="dxa"/>
-            <w:bottom w:w="0" w:type="dxa"/>
-          </w:tblCellMar>
-        </w:tblPrEx>
         <w:trPr>
           <w:cantSplit/>
         </w:trPr>
@@ -11893,12 +10149,6 @@
         </w:tc>
       </w:tr>
       <w:tr>
-        <w:tblPrEx>
-          <w:tblCellMar>
-            <w:top w:w="0" w:type="dxa"/>
-            <w:bottom w:w="0" w:type="dxa"/>
-          </w:tblCellMar>
-        </w:tblPrEx>
         <w:trPr>
           <w:cantSplit/>
         </w:trPr>
@@ -12013,12 +10263,6 @@
         </w:tc>
       </w:tr>
       <w:tr>
-        <w:tblPrEx>
-          <w:tblCellMar>
-            <w:top w:w="0" w:type="dxa"/>
-            <w:bottom w:w="0" w:type="dxa"/>
-          </w:tblCellMar>
-        </w:tblPrEx>
         <w:trPr>
           <w:cantSplit/>
         </w:trPr>
@@ -12133,12 +10377,6 @@
         </w:tc>
       </w:tr>
       <w:tr>
-        <w:tblPrEx>
-          <w:tblCellMar>
-            <w:top w:w="0" w:type="dxa"/>
-            <w:bottom w:w="0" w:type="dxa"/>
-          </w:tblCellMar>
-        </w:tblPrEx>
         <w:trPr>
           <w:cantSplit/>
         </w:trPr>
@@ -12253,12 +10491,6 @@
         </w:tc>
       </w:tr>
       <w:tr>
-        <w:tblPrEx>
-          <w:tblCellMar>
-            <w:top w:w="0" w:type="dxa"/>
-            <w:bottom w:w="0" w:type="dxa"/>
-          </w:tblCellMar>
-        </w:tblPrEx>
         <w:trPr>
           <w:cantSplit/>
         </w:trPr>
@@ -12373,12 +10605,6 @@
         </w:tc>
       </w:tr>
       <w:tr>
-        <w:tblPrEx>
-          <w:tblCellMar>
-            <w:top w:w="0" w:type="dxa"/>
-            <w:bottom w:w="0" w:type="dxa"/>
-          </w:tblCellMar>
-        </w:tblPrEx>
         <w:trPr>
           <w:cantSplit/>
         </w:trPr>
@@ -12505,12 +10731,11 @@
       <w:pPr>
         <w:pStyle w:val="Ttulo3"/>
       </w:pPr>
-      <w:bookmarkStart w:id="14" w:name="_Toc241311772"/>
+      <w:bookmarkStart w:id="13" w:name="_Toc241311772"/>
       <w:r>
-        <w:lastRenderedPageBreak/>
         <w:t>Trazabilidad hacia los casos de uso</w:t>
       </w:r>
-      <w:bookmarkEnd w:id="14"/>
+      <w:bookmarkEnd w:id="13"/>
     </w:p>
     <w:p>
       <w:pPr>
@@ -12530,7 +10755,8 @@
     </w:p>
     <w:tbl>
       <w:tblPr>
-        <w:tblW w:w="9360" w:type="dxa"/>
+        <w:tblW w:w="8080" w:type="dxa"/>
+        <w:jc w:val="center"/>
         <w:tblBorders>
           <w:top w:val="single" w:sz="4" w:space="0" w:color="auto"/>
           <w:left w:val="single" w:sz="4" w:space="0" w:color="auto"/>
@@ -12546,25 +10772,18 @@
         <w:tblLook w:val="04A0" w:firstRow="1" w:lastRow="0" w:firstColumn="1" w:lastColumn="0" w:noHBand="0" w:noVBand="1"/>
       </w:tblPr>
       <w:tblGrid>
-        <w:gridCol w:w="3000"/>
-        <w:gridCol w:w="2100"/>
-        <w:gridCol w:w="2660"/>
-        <w:gridCol w:w="1600"/>
+        <w:gridCol w:w="3851"/>
+        <w:gridCol w:w="4229"/>
       </w:tblGrid>
       <w:tr>
-        <w:tblPrEx>
-          <w:tblCellMar>
-            <w:top w:w="0" w:type="dxa"/>
-            <w:bottom w:w="0" w:type="dxa"/>
-          </w:tblCellMar>
-        </w:tblPrEx>
         <w:trPr>
           <w:cantSplit/>
           <w:tblHeader/>
+          <w:jc w:val="center"/>
         </w:trPr>
         <w:tc>
           <w:tcPr>
-            <w:tcW w:w="3000" w:type="dxa"/>
+            <w:tcW w:w="3851" w:type="dxa"/>
             <w:tcBorders>
               <w:top w:val="single" w:sz="6" w:space="0" w:color="000000"/>
               <w:left w:val="none" w:sz="0" w:space="0" w:color="FFFFFF"/>
@@ -12595,7 +10814,7 @@
         </w:tc>
         <w:tc>
           <w:tcPr>
-            <w:tcW w:w="2100" w:type="dxa"/>
+            <w:tcW w:w="4229" w:type="dxa"/>
             <w:tcBorders>
               <w:top w:val="single" w:sz="6" w:space="0" w:color="000000"/>
               <w:left w:val="none" w:sz="0" w:space="0" w:color="FFFFFF"/>
@@ -12624,82 +10843,15 @@
             </w:r>
           </w:p>
         </w:tc>
-        <w:tc>
-          <w:tcPr>
-            <w:tcW w:w="2660" w:type="dxa"/>
-            <w:tcBorders>
-              <w:top w:val="single" w:sz="6" w:space="0" w:color="000000"/>
-              <w:left w:val="none" w:sz="0" w:space="0" w:color="FFFFFF"/>
-              <w:bottom w:val="single" w:sz="6" w:space="0" w:color="000000"/>
-              <w:right w:val="none" w:sz="0" w:space="0" w:color="FFFFFF"/>
-            </w:tcBorders>
-            <w:tcMar>
-              <w:top w:w="60" w:type="dxa"/>
-              <w:left w:w="80" w:type="dxa"/>
-              <w:bottom w:w="60" w:type="dxa"/>
-              <w:right w:w="80" w:type="dxa"/>
-            </w:tcMar>
-            <w:vAlign w:val="center"/>
-          </w:tcPr>
-          <w:p>
-            <w:pPr>
-              <w:pStyle w:val="Celdadetabla"/>
-              <w:keepNext/>
-            </w:pPr>
-            <w:r>
-              <w:rPr>
-                <w:b/>
-                <w:bCs/>
-              </w:rPr>
-              <w:t>Sistema</w:t>
-            </w:r>
-          </w:p>
-        </w:tc>
-        <w:tc>
-          <w:tcPr>
-            <w:tcW w:w="1600" w:type="dxa"/>
-            <w:tcBorders>
-              <w:top w:val="single" w:sz="6" w:space="0" w:color="000000"/>
-              <w:left w:val="none" w:sz="0" w:space="0" w:color="FFFFFF"/>
-              <w:bottom w:val="single" w:sz="6" w:space="0" w:color="000000"/>
-              <w:right w:val="none" w:sz="0" w:space="0" w:color="FFFFFF"/>
-            </w:tcBorders>
-            <w:tcMar>
-              <w:top w:w="60" w:type="dxa"/>
-              <w:left w:w="80" w:type="dxa"/>
-              <w:bottom w:w="60" w:type="dxa"/>
-              <w:right w:w="80" w:type="dxa"/>
-            </w:tcMar>
-            <w:vAlign w:val="center"/>
-          </w:tcPr>
-          <w:p>
-            <w:pPr>
-              <w:pStyle w:val="Celdadetabla"/>
-              <w:keepNext/>
-            </w:pPr>
-            <w:r>
-              <w:rPr>
-                <w:b/>
-                <w:bCs/>
-              </w:rPr>
-              <w:t>Aceptación</w:t>
-            </w:r>
-          </w:p>
-        </w:tc>
       </w:tr>
       <w:tr>
-        <w:tblPrEx>
-          <w:tblCellMar>
-            <w:top w:w="0" w:type="dxa"/>
-            <w:bottom w:w="0" w:type="dxa"/>
-          </w:tblCellMar>
-        </w:tblPrEx>
         <w:trPr>
           <w:cantSplit/>
+          <w:jc w:val="center"/>
         </w:trPr>
         <w:tc>
           <w:tcPr>
-            <w:tcW w:w="3000" w:type="dxa"/>
+            <w:tcW w:w="3851" w:type="dxa"/>
             <w:tcBorders>
               <w:top w:val="none" w:sz="0" w:space="0" w:color="FFFFFF"/>
               <w:left w:val="none" w:sz="0" w:space="0" w:color="FFFFFF"/>
@@ -12725,7 +10877,7 @@
         </w:tc>
         <w:tc>
           <w:tcPr>
-            <w:tcW w:w="2100" w:type="dxa"/>
+            <w:tcW w:w="4229" w:type="dxa"/>
             <w:tcBorders>
               <w:top w:val="none" w:sz="0" w:space="0" w:color="FFFFFF"/>
               <w:left w:val="none" w:sz="0" w:space="0" w:color="FFFFFF"/>
@@ -12746,85 +10898,18 @@
             </w:pPr>
             <w:r>
               <w:t>MP-10</w:t>
-            </w:r>
-          </w:p>
-        </w:tc>
-        <w:tc>
-          <w:tcPr>
-            <w:tcW w:w="2660" w:type="dxa"/>
-            <w:tcBorders>
-              <w:top w:val="none" w:sz="0" w:space="0" w:color="FFFFFF"/>
-              <w:left w:val="none" w:sz="0" w:space="0" w:color="FFFFFF"/>
-              <w:bottom w:val="none" w:sz="0" w:space="0" w:color="FFFFFF"/>
-              <w:right w:val="none" w:sz="0" w:space="0" w:color="FFFFFF"/>
-            </w:tcBorders>
-            <w:tcMar>
-              <w:top w:w="60" w:type="dxa"/>
-              <w:left w:w="80" w:type="dxa"/>
-              <w:bottom w:w="60" w:type="dxa"/>
-              <w:right w:w="80" w:type="dxa"/>
-            </w:tcMar>
-          </w:tcPr>
-          <w:p>
-            <w:pPr>
-              <w:pStyle w:val="Celdadetabla"/>
-              <w:keepNext/>
-            </w:pPr>
-            <w:proofErr w:type="spellStart"/>
-            <w:r>
-              <w:rPr>
-                <w:rFonts w:ascii="Courier New" w:eastAsia="Courier New" w:hAnsi="Courier New" w:cs="Courier New"/>
-                <w:sz w:val="18"/>
-                <w:szCs w:val="18"/>
-              </w:rPr>
-              <w:t>spike_despachador</w:t>
-            </w:r>
-            <w:proofErr w:type="spellEnd"/>
-            <w:r>
-              <w:t>, comprobaciones 1 y 2</w:t>
-            </w:r>
-          </w:p>
-        </w:tc>
-        <w:tc>
-          <w:tcPr>
-            <w:tcW w:w="1600" w:type="dxa"/>
-            <w:tcBorders>
-              <w:top w:val="none" w:sz="0" w:space="0" w:color="FFFFFF"/>
-              <w:left w:val="none" w:sz="0" w:space="0" w:color="FFFFFF"/>
-              <w:bottom w:val="none" w:sz="0" w:space="0" w:color="FFFFFF"/>
-              <w:right w:val="none" w:sz="0" w:space="0" w:color="FFFFFF"/>
-            </w:tcBorders>
-            <w:tcMar>
-              <w:top w:w="60" w:type="dxa"/>
-              <w:left w:w="80" w:type="dxa"/>
-              <w:bottom w:w="60" w:type="dxa"/>
-              <w:right w:w="80" w:type="dxa"/>
-            </w:tcMar>
-          </w:tcPr>
-          <w:p>
-            <w:pPr>
-              <w:pStyle w:val="Celdadetabla"/>
-              <w:keepNext/>
-            </w:pPr>
-            <w:r>
-              <w:t>Con evidencia</w:t>
             </w:r>
           </w:p>
         </w:tc>
       </w:tr>
       <w:tr>
-        <w:tblPrEx>
-          <w:tblCellMar>
-            <w:top w:w="0" w:type="dxa"/>
-            <w:bottom w:w="0" w:type="dxa"/>
-          </w:tblCellMar>
-        </w:tblPrEx>
         <w:trPr>
           <w:cantSplit/>
+          <w:jc w:val="center"/>
         </w:trPr>
         <w:tc>
           <w:tcPr>
-            <w:tcW w:w="3000" w:type="dxa"/>
+            <w:tcW w:w="3851" w:type="dxa"/>
             <w:tcBorders>
               <w:top w:val="none" w:sz="0" w:space="0" w:color="FFFFFF"/>
               <w:left w:val="none" w:sz="0" w:space="0" w:color="FFFFFF"/>
@@ -12850,7 +10935,7 @@
         </w:tc>
         <w:tc>
           <w:tcPr>
-            <w:tcW w:w="2100" w:type="dxa"/>
+            <w:tcW w:w="4229" w:type="dxa"/>
             <w:tcBorders>
               <w:top w:val="none" w:sz="0" w:space="0" w:color="FFFFFF"/>
               <w:left w:val="none" w:sz="0" w:space="0" w:color="FFFFFF"/>
@@ -12871,75 +10956,18 @@
             </w:pPr>
             <w:r>
               <w:t>MP-15, MP-16, MP-17, MP-24</w:t>
-            </w:r>
-          </w:p>
-        </w:tc>
-        <w:tc>
-          <w:tcPr>
-            <w:tcW w:w="2660" w:type="dxa"/>
-            <w:tcBorders>
-              <w:top w:val="none" w:sz="0" w:space="0" w:color="FFFFFF"/>
-              <w:left w:val="none" w:sz="0" w:space="0" w:color="FFFFFF"/>
-              <w:bottom w:val="none" w:sz="0" w:space="0" w:color="FFFFFF"/>
-              <w:right w:val="none" w:sz="0" w:space="0" w:color="FFFFFF"/>
-            </w:tcBorders>
-            <w:tcMar>
-              <w:top w:w="60" w:type="dxa"/>
-              <w:left w:w="80" w:type="dxa"/>
-              <w:bottom w:w="60" w:type="dxa"/>
-              <w:right w:w="80" w:type="dxa"/>
-            </w:tcMar>
-          </w:tcPr>
-          <w:p>
-            <w:pPr>
-              <w:pStyle w:val="Celdadetabla"/>
-              <w:keepNext/>
-            </w:pPr>
-            <w:r>
-              <w:t>Banco de preguntas</w:t>
-            </w:r>
-          </w:p>
-        </w:tc>
-        <w:tc>
-          <w:tcPr>
-            <w:tcW w:w="1600" w:type="dxa"/>
-            <w:tcBorders>
-              <w:top w:val="none" w:sz="0" w:space="0" w:color="FFFFFF"/>
-              <w:left w:val="none" w:sz="0" w:space="0" w:color="FFFFFF"/>
-              <w:bottom w:val="none" w:sz="0" w:space="0" w:color="FFFFFF"/>
-              <w:right w:val="none" w:sz="0" w:space="0" w:color="FFFFFF"/>
-            </w:tcBorders>
-            <w:tcMar>
-              <w:top w:w="60" w:type="dxa"/>
-              <w:left w:w="80" w:type="dxa"/>
-              <w:bottom w:w="60" w:type="dxa"/>
-              <w:right w:w="80" w:type="dxa"/>
-            </w:tcMar>
-          </w:tcPr>
-          <w:p>
-            <w:pPr>
-              <w:pStyle w:val="Celdadetabla"/>
-              <w:keepNext/>
-            </w:pPr>
-            <w:r>
-              <w:t>Con evidencia</w:t>
             </w:r>
           </w:p>
         </w:tc>
       </w:tr>
       <w:tr>
-        <w:tblPrEx>
-          <w:tblCellMar>
-            <w:top w:w="0" w:type="dxa"/>
-            <w:bottom w:w="0" w:type="dxa"/>
-          </w:tblCellMar>
-        </w:tblPrEx>
         <w:trPr>
           <w:cantSplit/>
+          <w:jc w:val="center"/>
         </w:trPr>
         <w:tc>
           <w:tcPr>
-            <w:tcW w:w="3000" w:type="dxa"/>
+            <w:tcW w:w="3851" w:type="dxa"/>
             <w:tcBorders>
               <w:top w:val="none" w:sz="0" w:space="0" w:color="FFFFFF"/>
               <w:left w:val="none" w:sz="0" w:space="0" w:color="FFFFFF"/>
@@ -12965,7 +10993,7 @@
         </w:tc>
         <w:tc>
           <w:tcPr>
-            <w:tcW w:w="2100" w:type="dxa"/>
+            <w:tcW w:w="4229" w:type="dxa"/>
             <w:tcBorders>
               <w:top w:val="none" w:sz="0" w:space="0" w:color="FFFFFF"/>
               <w:left w:val="none" w:sz="0" w:space="0" w:color="FFFFFF"/>
@@ -12986,85 +11014,18 @@
             </w:pPr>
             <w:r>
               <w:t>MP-19</w:t>
-            </w:r>
-          </w:p>
-        </w:tc>
-        <w:tc>
-          <w:tcPr>
-            <w:tcW w:w="2660" w:type="dxa"/>
-            <w:tcBorders>
-              <w:top w:val="none" w:sz="0" w:space="0" w:color="FFFFFF"/>
-              <w:left w:val="none" w:sz="0" w:space="0" w:color="FFFFFF"/>
-              <w:bottom w:val="none" w:sz="0" w:space="0" w:color="FFFFFF"/>
-              <w:right w:val="none" w:sz="0" w:space="0" w:color="FFFFFF"/>
-            </w:tcBorders>
-            <w:tcMar>
-              <w:top w:w="60" w:type="dxa"/>
-              <w:left w:w="80" w:type="dxa"/>
-              <w:bottom w:w="60" w:type="dxa"/>
-              <w:right w:w="80" w:type="dxa"/>
-            </w:tcMar>
-          </w:tcPr>
-          <w:p>
-            <w:pPr>
-              <w:pStyle w:val="Celdadetabla"/>
-              <w:keepNext/>
-            </w:pPr>
-            <w:proofErr w:type="spellStart"/>
-            <w:r>
-              <w:rPr>
-                <w:rFonts w:ascii="Courier New" w:eastAsia="Courier New" w:hAnsi="Courier New" w:cs="Courier New"/>
-                <w:sz w:val="18"/>
-                <w:szCs w:val="18"/>
-              </w:rPr>
-              <w:t>spike_despachador</w:t>
-            </w:r>
-            <w:proofErr w:type="spellEnd"/>
-            <w:r>
-              <w:t>, comprobación 4</w:t>
-            </w:r>
-          </w:p>
-        </w:tc>
-        <w:tc>
-          <w:tcPr>
-            <w:tcW w:w="1600" w:type="dxa"/>
-            <w:tcBorders>
-              <w:top w:val="none" w:sz="0" w:space="0" w:color="FFFFFF"/>
-              <w:left w:val="none" w:sz="0" w:space="0" w:color="FFFFFF"/>
-              <w:bottom w:val="none" w:sz="0" w:space="0" w:color="FFFFFF"/>
-              <w:right w:val="none" w:sz="0" w:space="0" w:color="FFFFFF"/>
-            </w:tcBorders>
-            <w:tcMar>
-              <w:top w:w="60" w:type="dxa"/>
-              <w:left w:w="80" w:type="dxa"/>
-              <w:bottom w:w="60" w:type="dxa"/>
-              <w:right w:w="80" w:type="dxa"/>
-            </w:tcMar>
-          </w:tcPr>
-          <w:p>
-            <w:pPr>
-              <w:pStyle w:val="Celdadetabla"/>
-              <w:keepNext/>
-            </w:pPr>
-            <w:r>
-              <w:t>Con evidencia</w:t>
             </w:r>
           </w:p>
         </w:tc>
       </w:tr>
       <w:tr>
-        <w:tblPrEx>
-          <w:tblCellMar>
-            <w:top w:w="0" w:type="dxa"/>
-            <w:bottom w:w="0" w:type="dxa"/>
-          </w:tblCellMar>
-        </w:tblPrEx>
         <w:trPr>
           <w:cantSplit/>
+          <w:jc w:val="center"/>
         </w:trPr>
         <w:tc>
           <w:tcPr>
-            <w:tcW w:w="3000" w:type="dxa"/>
+            <w:tcW w:w="3851" w:type="dxa"/>
             <w:tcBorders>
               <w:top w:val="none" w:sz="0" w:space="0" w:color="FFFFFF"/>
               <w:left w:val="none" w:sz="0" w:space="0" w:color="FFFFFF"/>
@@ -13090,7 +11051,7 @@
         </w:tc>
         <w:tc>
           <w:tcPr>
-            <w:tcW w:w="2100" w:type="dxa"/>
+            <w:tcW w:w="4229" w:type="dxa"/>
             <w:tcBorders>
               <w:top w:val="none" w:sz="0" w:space="0" w:color="FFFFFF"/>
               <w:left w:val="none" w:sz="0" w:space="0" w:color="FFFFFF"/>
@@ -13111,89 +11072,18 @@
             </w:pPr>
             <w:r>
               <w:t>MP-17</w:t>
-            </w:r>
-          </w:p>
-        </w:tc>
-        <w:tc>
-          <w:tcPr>
-            <w:tcW w:w="2660" w:type="dxa"/>
-            <w:tcBorders>
-              <w:top w:val="none" w:sz="0" w:space="0" w:color="FFFFFF"/>
-              <w:left w:val="none" w:sz="0" w:space="0" w:color="FFFFFF"/>
-              <w:bottom w:val="none" w:sz="0" w:space="0" w:color="FFFFFF"/>
-              <w:right w:val="none" w:sz="0" w:space="0" w:color="FFFFFF"/>
-            </w:tcBorders>
-            <w:tcMar>
-              <w:top w:w="60" w:type="dxa"/>
-              <w:left w:w="80" w:type="dxa"/>
-              <w:bottom w:w="60" w:type="dxa"/>
-              <w:right w:w="80" w:type="dxa"/>
-            </w:tcMar>
-          </w:tcPr>
-          <w:p>
-            <w:pPr>
-              <w:pStyle w:val="Celdadetabla"/>
-              <w:keepNext/>
-            </w:pPr>
-            <w:proofErr w:type="spellStart"/>
-            <w:r>
-              <w:rPr>
-                <w:rFonts w:ascii="Courier New" w:eastAsia="Courier New" w:hAnsi="Courier New" w:cs="Courier New"/>
-                <w:sz w:val="18"/>
-                <w:szCs w:val="18"/>
-              </w:rPr>
-              <w:t>spike_despachador</w:t>
-            </w:r>
-            <w:proofErr w:type="spellEnd"/>
-            <w:r>
-              <w:t>, comprobación 6</w:t>
-            </w:r>
-          </w:p>
-        </w:tc>
-        <w:tc>
-          <w:tcPr>
-            <w:tcW w:w="1600" w:type="dxa"/>
-            <w:tcBorders>
-              <w:top w:val="none" w:sz="0" w:space="0" w:color="FFFFFF"/>
-              <w:left w:val="none" w:sz="0" w:space="0" w:color="FFFFFF"/>
-              <w:bottom w:val="none" w:sz="0" w:space="0" w:color="FFFFFF"/>
-              <w:right w:val="none" w:sz="0" w:space="0" w:color="FFFFFF"/>
-            </w:tcBorders>
-            <w:tcMar>
-              <w:top w:w="60" w:type="dxa"/>
-              <w:left w:w="80" w:type="dxa"/>
-              <w:bottom w:w="60" w:type="dxa"/>
-              <w:right w:w="80" w:type="dxa"/>
-            </w:tcMar>
-          </w:tcPr>
-          <w:p>
-            <w:pPr>
-              <w:pStyle w:val="Celdadetabla"/>
-              <w:keepNext/>
-            </w:pPr>
-            <w:r>
-              <w:rPr>
-                <w:b/>
-                <w:bCs/>
-              </w:rPr>
-              <w:t>Sin evidencia</w:t>
             </w:r>
           </w:p>
         </w:tc>
       </w:tr>
       <w:tr>
-        <w:tblPrEx>
-          <w:tblCellMar>
-            <w:top w:w="0" w:type="dxa"/>
-            <w:bottom w:w="0" w:type="dxa"/>
-          </w:tblCellMar>
-        </w:tblPrEx>
         <w:trPr>
           <w:cantSplit/>
+          <w:jc w:val="center"/>
         </w:trPr>
         <w:tc>
           <w:tcPr>
-            <w:tcW w:w="3000" w:type="dxa"/>
+            <w:tcW w:w="3851" w:type="dxa"/>
             <w:tcBorders>
               <w:top w:val="none" w:sz="0" w:space="0" w:color="FFFFFF"/>
               <w:left w:val="none" w:sz="0" w:space="0" w:color="FFFFFF"/>
@@ -13219,7 +11109,7 @@
         </w:tc>
         <w:tc>
           <w:tcPr>
-            <w:tcW w:w="2100" w:type="dxa"/>
+            <w:tcW w:w="4229" w:type="dxa"/>
             <w:tcBorders>
               <w:top w:val="none" w:sz="0" w:space="0" w:color="FFFFFF"/>
               <w:left w:val="none" w:sz="0" w:space="0" w:color="FFFFFF"/>
@@ -13240,85 +11130,18 @@
             </w:pPr>
             <w:r>
               <w:t>MP-10, MP-14</w:t>
-            </w:r>
-          </w:p>
-        </w:tc>
-        <w:tc>
-          <w:tcPr>
-            <w:tcW w:w="2660" w:type="dxa"/>
-            <w:tcBorders>
-              <w:top w:val="none" w:sz="0" w:space="0" w:color="FFFFFF"/>
-              <w:left w:val="none" w:sz="0" w:space="0" w:color="FFFFFF"/>
-              <w:bottom w:val="none" w:sz="0" w:space="0" w:color="FFFFFF"/>
-              <w:right w:val="none" w:sz="0" w:space="0" w:color="FFFFFF"/>
-            </w:tcBorders>
-            <w:tcMar>
-              <w:top w:w="60" w:type="dxa"/>
-              <w:left w:w="80" w:type="dxa"/>
-              <w:bottom w:w="60" w:type="dxa"/>
-              <w:right w:w="80" w:type="dxa"/>
-            </w:tcMar>
-          </w:tcPr>
-          <w:p>
-            <w:pPr>
-              <w:pStyle w:val="Celdadetabla"/>
-              <w:keepNext/>
-            </w:pPr>
-            <w:proofErr w:type="spellStart"/>
-            <w:r>
-              <w:rPr>
-                <w:rFonts w:ascii="Courier New" w:eastAsia="Courier New" w:hAnsi="Courier New" w:cs="Courier New"/>
-                <w:sz w:val="18"/>
-                <w:szCs w:val="18"/>
-              </w:rPr>
-              <w:t>spike_despachador</w:t>
-            </w:r>
-            <w:proofErr w:type="spellEnd"/>
-            <w:r>
-              <w:t>, comprobación 2</w:t>
-            </w:r>
-          </w:p>
-        </w:tc>
-        <w:tc>
-          <w:tcPr>
-            <w:tcW w:w="1600" w:type="dxa"/>
-            <w:tcBorders>
-              <w:top w:val="none" w:sz="0" w:space="0" w:color="FFFFFF"/>
-              <w:left w:val="none" w:sz="0" w:space="0" w:color="FFFFFF"/>
-              <w:bottom w:val="none" w:sz="0" w:space="0" w:color="FFFFFF"/>
-              <w:right w:val="none" w:sz="0" w:space="0" w:color="FFFFFF"/>
-            </w:tcBorders>
-            <w:tcMar>
-              <w:top w:w="60" w:type="dxa"/>
-              <w:left w:w="80" w:type="dxa"/>
-              <w:bottom w:w="60" w:type="dxa"/>
-              <w:right w:w="80" w:type="dxa"/>
-            </w:tcMar>
-          </w:tcPr>
-          <w:p>
-            <w:pPr>
-              <w:pStyle w:val="Celdadetabla"/>
-              <w:keepNext/>
-            </w:pPr>
-            <w:r>
-              <w:t>Con evidencia</w:t>
             </w:r>
           </w:p>
         </w:tc>
       </w:tr>
       <w:tr>
-        <w:tblPrEx>
-          <w:tblCellMar>
-            <w:top w:w="0" w:type="dxa"/>
-            <w:bottom w:w="0" w:type="dxa"/>
-          </w:tblCellMar>
-        </w:tblPrEx>
         <w:trPr>
           <w:cantSplit/>
+          <w:jc w:val="center"/>
         </w:trPr>
         <w:tc>
           <w:tcPr>
-            <w:tcW w:w="3000" w:type="dxa"/>
+            <w:tcW w:w="3851" w:type="dxa"/>
             <w:tcBorders>
               <w:top w:val="none" w:sz="0" w:space="0" w:color="FFFFFF"/>
               <w:left w:val="none" w:sz="0" w:space="0" w:color="FFFFFF"/>
@@ -13349,7 +11172,7 @@
         </w:tc>
         <w:tc>
           <w:tcPr>
-            <w:tcW w:w="2100" w:type="dxa"/>
+            <w:tcW w:w="4229" w:type="dxa"/>
             <w:tcBorders>
               <w:top w:val="none" w:sz="0" w:space="0" w:color="FFFFFF"/>
               <w:left w:val="none" w:sz="0" w:space="0" w:color="FFFFFF"/>
@@ -13370,75 +11193,18 @@
             </w:pPr>
             <w:r>
               <w:t>MP-11, MP-12, MP-13</w:t>
-            </w:r>
-          </w:p>
-        </w:tc>
-        <w:tc>
-          <w:tcPr>
-            <w:tcW w:w="2660" w:type="dxa"/>
-            <w:tcBorders>
-              <w:top w:val="none" w:sz="0" w:space="0" w:color="FFFFFF"/>
-              <w:left w:val="none" w:sz="0" w:space="0" w:color="FFFFFF"/>
-              <w:bottom w:val="none" w:sz="0" w:space="0" w:color="FFFFFF"/>
-              <w:right w:val="none" w:sz="0" w:space="0" w:color="FFFFFF"/>
-            </w:tcBorders>
-            <w:tcMar>
-              <w:top w:w="60" w:type="dxa"/>
-              <w:left w:w="80" w:type="dxa"/>
-              <w:bottom w:w="60" w:type="dxa"/>
-              <w:right w:w="80" w:type="dxa"/>
-            </w:tcMar>
-          </w:tcPr>
-          <w:p>
-            <w:pPr>
-              <w:pStyle w:val="Celdadetabla"/>
-              <w:keepNext/>
-            </w:pPr>
-            <w:r>
-              <w:t>—</w:t>
-            </w:r>
-          </w:p>
-        </w:tc>
-        <w:tc>
-          <w:tcPr>
-            <w:tcW w:w="1600" w:type="dxa"/>
-            <w:tcBorders>
-              <w:top w:val="none" w:sz="0" w:space="0" w:color="FFFFFF"/>
-              <w:left w:val="none" w:sz="0" w:space="0" w:color="FFFFFF"/>
-              <w:bottom w:val="none" w:sz="0" w:space="0" w:color="FFFFFF"/>
-              <w:right w:val="none" w:sz="0" w:space="0" w:color="FFFFFF"/>
-            </w:tcBorders>
-            <w:tcMar>
-              <w:top w:w="60" w:type="dxa"/>
-              <w:left w:w="80" w:type="dxa"/>
-              <w:bottom w:w="60" w:type="dxa"/>
-              <w:right w:w="80" w:type="dxa"/>
-            </w:tcMar>
-          </w:tcPr>
-          <w:p>
-            <w:pPr>
-              <w:pStyle w:val="Celdadetabla"/>
-              <w:keepNext/>
-            </w:pPr>
-            <w:r>
-              <w:t>Con evidencia</w:t>
             </w:r>
           </w:p>
         </w:tc>
       </w:tr>
       <w:tr>
-        <w:tblPrEx>
-          <w:tblCellMar>
-            <w:top w:w="0" w:type="dxa"/>
-            <w:bottom w:w="0" w:type="dxa"/>
-          </w:tblCellMar>
-        </w:tblPrEx>
         <w:trPr>
           <w:cantSplit/>
+          <w:jc w:val="center"/>
         </w:trPr>
         <w:tc>
           <w:tcPr>
-            <w:tcW w:w="3000" w:type="dxa"/>
+            <w:tcW w:w="3851" w:type="dxa"/>
             <w:tcBorders>
               <w:top w:val="none" w:sz="0" w:space="0" w:color="FFFFFF"/>
               <w:left w:val="none" w:sz="0" w:space="0" w:color="FFFFFF"/>
@@ -13464,7 +11230,7 @@
         </w:tc>
         <w:tc>
           <w:tcPr>
-            <w:tcW w:w="2100" w:type="dxa"/>
+            <w:tcW w:w="4229" w:type="dxa"/>
             <w:tcBorders>
               <w:top w:val="none" w:sz="0" w:space="0" w:color="FFFFFF"/>
               <w:left w:val="none" w:sz="0" w:space="0" w:color="FFFFFF"/>
@@ -13485,79 +11251,18 @@
             </w:pPr>
             <w:r>
               <w:t>MP-18</w:t>
-            </w:r>
-          </w:p>
-        </w:tc>
-        <w:tc>
-          <w:tcPr>
-            <w:tcW w:w="2660" w:type="dxa"/>
-            <w:tcBorders>
-              <w:top w:val="none" w:sz="0" w:space="0" w:color="FFFFFF"/>
-              <w:left w:val="none" w:sz="0" w:space="0" w:color="FFFFFF"/>
-              <w:bottom w:val="none" w:sz="0" w:space="0" w:color="FFFFFF"/>
-              <w:right w:val="none" w:sz="0" w:space="0" w:color="FFFFFF"/>
-            </w:tcBorders>
-            <w:tcMar>
-              <w:top w:w="60" w:type="dxa"/>
-              <w:left w:w="80" w:type="dxa"/>
-              <w:bottom w:w="60" w:type="dxa"/>
-              <w:right w:w="80" w:type="dxa"/>
-            </w:tcMar>
-          </w:tcPr>
-          <w:p>
-            <w:pPr>
-              <w:pStyle w:val="Celdadetabla"/>
-              <w:keepNext/>
-            </w:pPr>
-            <w:r>
-              <w:t>—</w:t>
-            </w:r>
-          </w:p>
-        </w:tc>
-        <w:tc>
-          <w:tcPr>
-            <w:tcW w:w="1600" w:type="dxa"/>
-            <w:tcBorders>
-              <w:top w:val="none" w:sz="0" w:space="0" w:color="FFFFFF"/>
-              <w:left w:val="none" w:sz="0" w:space="0" w:color="FFFFFF"/>
-              <w:bottom w:val="none" w:sz="0" w:space="0" w:color="FFFFFF"/>
-              <w:right w:val="none" w:sz="0" w:space="0" w:color="FFFFFF"/>
-            </w:tcBorders>
-            <w:tcMar>
-              <w:top w:w="60" w:type="dxa"/>
-              <w:left w:w="80" w:type="dxa"/>
-              <w:bottom w:w="60" w:type="dxa"/>
-              <w:right w:w="80" w:type="dxa"/>
-            </w:tcMar>
-          </w:tcPr>
-          <w:p>
-            <w:pPr>
-              <w:pStyle w:val="Celdadetabla"/>
-              <w:keepNext/>
-            </w:pPr>
-            <w:r>
-              <w:rPr>
-                <w:b/>
-                <w:bCs/>
-              </w:rPr>
-              <w:t>Sin evidencia</w:t>
             </w:r>
           </w:p>
         </w:tc>
       </w:tr>
       <w:tr>
-        <w:tblPrEx>
-          <w:tblCellMar>
-            <w:top w:w="0" w:type="dxa"/>
-            <w:bottom w:w="0" w:type="dxa"/>
-          </w:tblCellMar>
-        </w:tblPrEx>
         <w:trPr>
           <w:cantSplit/>
+          <w:jc w:val="center"/>
         </w:trPr>
         <w:tc>
           <w:tcPr>
-            <w:tcW w:w="3000" w:type="dxa"/>
+            <w:tcW w:w="3851" w:type="dxa"/>
             <w:tcBorders>
               <w:top w:val="none" w:sz="0" w:space="0" w:color="FFFFFF"/>
               <w:left w:val="none" w:sz="0" w:space="0" w:color="FFFFFF"/>
@@ -13582,7 +11287,7 @@
         </w:tc>
         <w:tc>
           <w:tcPr>
-            <w:tcW w:w="2100" w:type="dxa"/>
+            <w:tcW w:w="4229" w:type="dxa"/>
             <w:tcBorders>
               <w:top w:val="none" w:sz="0" w:space="0" w:color="FFFFFF"/>
               <w:left w:val="none" w:sz="0" w:space="0" w:color="FFFFFF"/>
@@ -13602,70 +11307,6 @@
             </w:pPr>
             <w:r>
               <w:t>MP-14</w:t>
-            </w:r>
-          </w:p>
-        </w:tc>
-        <w:tc>
-          <w:tcPr>
-            <w:tcW w:w="2660" w:type="dxa"/>
-            <w:tcBorders>
-              <w:top w:val="none" w:sz="0" w:space="0" w:color="FFFFFF"/>
-              <w:left w:val="none" w:sz="0" w:space="0" w:color="FFFFFF"/>
-              <w:bottom w:val="single" w:sz="6" w:space="0" w:color="000000"/>
-              <w:right w:val="none" w:sz="0" w:space="0" w:color="FFFFFF"/>
-            </w:tcBorders>
-            <w:tcMar>
-              <w:top w:w="60" w:type="dxa"/>
-              <w:left w:w="80" w:type="dxa"/>
-              <w:bottom w:w="60" w:type="dxa"/>
-              <w:right w:w="80" w:type="dxa"/>
-            </w:tcMar>
-          </w:tcPr>
-          <w:p>
-            <w:pPr>
-              <w:pStyle w:val="Celdadetabla"/>
-            </w:pPr>
-            <w:proofErr w:type="spellStart"/>
-            <w:r>
-              <w:rPr>
-                <w:rFonts w:ascii="Courier New" w:eastAsia="Courier New" w:hAnsi="Courier New" w:cs="Courier New"/>
-                <w:sz w:val="18"/>
-                <w:szCs w:val="18"/>
-              </w:rPr>
-              <w:t>spike_despachador</w:t>
-            </w:r>
-            <w:proofErr w:type="spellEnd"/>
-            <w:r>
-              <w:t>, comprobación 7</w:t>
-            </w:r>
-          </w:p>
-        </w:tc>
-        <w:tc>
-          <w:tcPr>
-            <w:tcW w:w="1600" w:type="dxa"/>
-            <w:tcBorders>
-              <w:top w:val="none" w:sz="0" w:space="0" w:color="FFFFFF"/>
-              <w:left w:val="none" w:sz="0" w:space="0" w:color="FFFFFF"/>
-              <w:bottom w:val="single" w:sz="6" w:space="0" w:color="000000"/>
-              <w:right w:val="none" w:sz="0" w:space="0" w:color="FFFFFF"/>
-            </w:tcBorders>
-            <w:tcMar>
-              <w:top w:w="60" w:type="dxa"/>
-              <w:left w:w="80" w:type="dxa"/>
-              <w:bottom w:w="60" w:type="dxa"/>
-              <w:right w:w="80" w:type="dxa"/>
-            </w:tcMar>
-          </w:tcPr>
-          <w:p>
-            <w:pPr>
-              <w:pStyle w:val="Celdadetabla"/>
-            </w:pPr>
-            <w:r>
-              <w:rPr>
-                <w:b/>
-                <w:bCs/>
-              </w:rPr>
-              <w:t>Sin evidencia</w:t>
             </w:r>
           </w:p>
         </w:tc>
@@ -13690,12 +11331,12 @@
       <w:pPr>
         <w:pStyle w:val="Ttulo3"/>
       </w:pPr>
-      <w:bookmarkStart w:id="15" w:name="_Toc241311773"/>
+      <w:bookmarkStart w:id="14" w:name="_Toc241311773"/>
       <w:r>
         <w:lastRenderedPageBreak/>
         <w:t>Procedimientos de prueba</w:t>
       </w:r>
-      <w:bookmarkEnd w:id="15"/>
+      <w:bookmarkEnd w:id="14"/>
     </w:p>
     <w:p>
       <w:pPr>
@@ -13728,12 +11369,6 @@
         <w:gridCol w:w="3360"/>
       </w:tblGrid>
       <w:tr>
-        <w:tblPrEx>
-          <w:tblCellMar>
-            <w:top w:w="0" w:type="dxa"/>
-            <w:bottom w:w="0" w:type="dxa"/>
-          </w:tblCellMar>
-        </w:tblPrEx>
         <w:trPr>
           <w:cantSplit/>
           <w:tblHeader/>
@@ -13833,12 +11468,6 @@
         </w:tc>
       </w:tr>
       <w:tr>
-        <w:tblPrEx>
-          <w:tblCellMar>
-            <w:top w:w="0" w:type="dxa"/>
-            <w:bottom w:w="0" w:type="dxa"/>
-          </w:tblCellMar>
-        </w:tblPrEx>
         <w:trPr>
           <w:cantSplit/>
         </w:trPr>
@@ -13929,12 +11558,6 @@
         </w:tc>
       </w:tr>
       <w:tr>
-        <w:tblPrEx>
-          <w:tblCellMar>
-            <w:top w:w="0" w:type="dxa"/>
-            <w:bottom w:w="0" w:type="dxa"/>
-          </w:tblCellMar>
-        </w:tblPrEx>
         <w:trPr>
           <w:cantSplit/>
         </w:trPr>
@@ -14053,12 +11676,6 @@
         </w:tc>
       </w:tr>
       <w:tr>
-        <w:tblPrEx>
-          <w:tblCellMar>
-            <w:top w:w="0" w:type="dxa"/>
-            <w:bottom w:w="0" w:type="dxa"/>
-          </w:tblCellMar>
-        </w:tblPrEx>
         <w:trPr>
           <w:cantSplit/>
         </w:trPr>
@@ -14190,12 +11807,6 @@
         </w:tc>
       </w:tr>
       <w:tr>
-        <w:tblPrEx>
-          <w:tblCellMar>
-            <w:top w:w="0" w:type="dxa"/>
-            <w:bottom w:w="0" w:type="dxa"/>
-          </w:tblCellMar>
-        </w:tblPrEx>
         <w:trPr>
           <w:cantSplit/>
         </w:trPr>
@@ -14317,12 +11928,6 @@
         </w:tc>
       </w:tr>
       <w:tr>
-        <w:tblPrEx>
-          <w:tblCellMar>
-            <w:top w:w="0" w:type="dxa"/>
-            <w:bottom w:w="0" w:type="dxa"/>
-          </w:tblCellMar>
-        </w:tblPrEx>
         <w:trPr>
           <w:cantSplit/>
         </w:trPr>
@@ -14465,18 +12070,18 @@
       <w:pPr>
         <w:pStyle w:val="Ttulo2"/>
       </w:pPr>
-      <w:bookmarkStart w:id="16" w:name="_Toc241311774"/>
+      <w:bookmarkStart w:id="15" w:name="_Toc241311774"/>
       <w:r>
         <w:t>Herramientas de prueba</w:t>
       </w:r>
-      <w:bookmarkEnd w:id="16"/>
+      <w:bookmarkEnd w:id="15"/>
     </w:p>
     <w:p>
       <w:pPr>
         <w:pStyle w:val="Cuerpodeltexto"/>
       </w:pPr>
       <w:r>
-        <w:t>No se usó una herramienta comercial de gestión de pruebas (D-8). Las herramientas, todas versionadas en el repositorio, se resumen en la Tabla 27. Las que ejercen la rama completa comparten un arnés que sustituye los cuatro puntos por los que el sistema se comunica con Meta, de modo que ninguna prueba envía mensajes a una persona.</w:t>
+        <w:t>No se usó una herramienta comercial de gestión de pruebas. Las herramientas, todas versionadas en el repositorio, se resumen en la Tabla 27. Las que ejercen la rama completa comparten un arnés que sustituye los cuatro puntos por los que el sistema se comunica con Meta, de modo que ninguna prueba envía mensajes a una persona.</w:t>
       </w:r>
     </w:p>
     <w:p>
@@ -14511,12 +12116,6 @@
         <w:gridCol w:w="4160"/>
       </w:tblGrid>
       <w:tr>
-        <w:tblPrEx>
-          <w:tblCellMar>
-            <w:top w:w="0" w:type="dxa"/>
-            <w:bottom w:w="0" w:type="dxa"/>
-          </w:tblCellMar>
-        </w:tblPrEx>
         <w:trPr>
           <w:cantSplit/>
           <w:tblHeader/>
@@ -14616,12 +12215,6 @@
         </w:tc>
       </w:tr>
       <w:tr>
-        <w:tblPrEx>
-          <w:tblCellMar>
-            <w:top w:w="0" w:type="dxa"/>
-            <w:bottom w:w="0" w:type="dxa"/>
-          </w:tblCellMar>
-        </w:tblPrEx>
         <w:trPr>
           <w:cantSplit/>
         </w:trPr>
@@ -14715,12 +12308,6 @@
         </w:tc>
       </w:tr>
       <w:tr>
-        <w:tblPrEx>
-          <w:tblCellMar>
-            <w:top w:w="0" w:type="dxa"/>
-            <w:bottom w:w="0" w:type="dxa"/>
-          </w:tblCellMar>
-        </w:tblPrEx>
         <w:trPr>
           <w:cantSplit/>
         </w:trPr>
@@ -14827,12 +12414,6 @@
         </w:tc>
       </w:tr>
       <w:tr>
-        <w:tblPrEx>
-          <w:tblCellMar>
-            <w:top w:w="0" w:type="dxa"/>
-            <w:bottom w:w="0" w:type="dxa"/>
-          </w:tblCellMar>
-        </w:tblPrEx>
         <w:trPr>
           <w:cantSplit/>
         </w:trPr>
@@ -14921,12 +12502,6 @@
         </w:tc>
       </w:tr>
       <w:tr>
-        <w:tblPrEx>
-          <w:tblCellMar>
-            <w:top w:w="0" w:type="dxa"/>
-            <w:bottom w:w="0" w:type="dxa"/>
-          </w:tblCellMar>
-        </w:tblPrEx>
         <w:trPr>
           <w:cantSplit/>
         </w:trPr>
@@ -15015,12 +12590,6 @@
         </w:tc>
       </w:tr>
       <w:tr>
-        <w:tblPrEx>
-          <w:tblCellMar>
-            <w:top w:w="0" w:type="dxa"/>
-            <w:bottom w:w="0" w:type="dxa"/>
-          </w:tblCellMar>
-        </w:tblPrEx>
         <w:trPr>
           <w:cantSplit/>
         </w:trPr>
@@ -15140,12 +12709,6 @@
         </w:tc>
       </w:tr>
       <w:tr>
-        <w:tblPrEx>
-          <w:tblCellMar>
-            <w:top w:w="0" w:type="dxa"/>
-            <w:bottom w:w="0" w:type="dxa"/>
-          </w:tblCellMar>
-        </w:tblPrEx>
         <w:trPr>
           <w:cantSplit/>
         </w:trPr>
@@ -15234,12 +12797,6 @@
         </w:tc>
       </w:tr>
       <w:tr>
-        <w:tblPrEx>
-          <w:tblCellMar>
-            <w:top w:w="0" w:type="dxa"/>
-            <w:bottom w:w="0" w:type="dxa"/>
-          </w:tblCellMar>
-        </w:tblPrEx>
         <w:trPr>
           <w:cantSplit/>
         </w:trPr>
@@ -15328,12 +12885,6 @@
         </w:tc>
       </w:tr>
       <w:tr>
-        <w:tblPrEx>
-          <w:tblCellMar>
-            <w:top w:w="0" w:type="dxa"/>
-            <w:bottom w:w="0" w:type="dxa"/>
-          </w:tblCellMar>
-        </w:tblPrEx>
         <w:trPr>
           <w:cantSplit/>
         </w:trPr>
@@ -15427,12 +12978,6 @@
         </w:tc>
       </w:tr>
       <w:tr>
-        <w:tblPrEx>
-          <w:tblCellMar>
-            <w:top w:w="0" w:type="dxa"/>
-            <w:bottom w:w="0" w:type="dxa"/>
-          </w:tblCellMar>
-        </w:tblPrEx>
         <w:trPr>
           <w:cantSplit/>
         </w:trPr>
@@ -15537,21 +13082,21 @@
       <w:pPr>
         <w:pStyle w:val="Ttulo2"/>
       </w:pPr>
-      <w:bookmarkStart w:id="17" w:name="_Toc241311775"/>
+      <w:bookmarkStart w:id="16" w:name="_Toc241311775"/>
       <w:r>
         <w:t>Ejecución y resultados</w:t>
       </w:r>
-      <w:bookmarkEnd w:id="17"/>
+      <w:bookmarkEnd w:id="16"/>
     </w:p>
     <w:p>
       <w:pPr>
         <w:pStyle w:val="Ttulo3"/>
       </w:pPr>
-      <w:bookmarkStart w:id="18" w:name="_Toc241311776"/>
+      <w:bookmarkStart w:id="17" w:name="_Toc241311776"/>
       <w:r>
         <w:t>Pruebas estáticas</w:t>
       </w:r>
-      <w:bookmarkEnd w:id="18"/>
+      <w:bookmarkEnd w:id="17"/>
     </w:p>
     <w:p>
       <w:pPr>
@@ -15594,12 +13139,6 @@
         <w:gridCol w:w="3360"/>
       </w:tblGrid>
       <w:tr>
-        <w:tblPrEx>
-          <w:tblCellMar>
-            <w:top w:w="0" w:type="dxa"/>
-            <w:bottom w:w="0" w:type="dxa"/>
-          </w:tblCellMar>
-        </w:tblPrEx>
         <w:trPr>
           <w:cantSplit/>
           <w:tblHeader/>
@@ -15730,12 +13269,6 @@
         </w:tc>
       </w:tr>
       <w:tr>
-        <w:tblPrEx>
-          <w:tblCellMar>
-            <w:top w:w="0" w:type="dxa"/>
-            <w:bottom w:w="0" w:type="dxa"/>
-          </w:tblCellMar>
-        </w:tblPrEx>
         <w:trPr>
           <w:cantSplit/>
         </w:trPr>
@@ -15845,12 +13378,6 @@
         </w:tc>
       </w:tr>
       <w:tr>
-        <w:tblPrEx>
-          <w:tblCellMar>
-            <w:top w:w="0" w:type="dxa"/>
-            <w:bottom w:w="0" w:type="dxa"/>
-          </w:tblCellMar>
-        </w:tblPrEx>
         <w:trPr>
           <w:cantSplit/>
         </w:trPr>
@@ -15960,12 +13487,6 @@
         </w:tc>
       </w:tr>
       <w:tr>
-        <w:tblPrEx>
-          <w:tblCellMar>
-            <w:top w:w="0" w:type="dxa"/>
-            <w:bottom w:w="0" w:type="dxa"/>
-          </w:tblCellMar>
-        </w:tblPrEx>
         <w:trPr>
           <w:cantSplit/>
         </w:trPr>
@@ -16082,12 +13603,6 @@
         </w:tc>
       </w:tr>
       <w:tr>
-        <w:tblPrEx>
-          <w:tblCellMar>
-            <w:top w:w="0" w:type="dxa"/>
-            <w:bottom w:w="0" w:type="dxa"/>
-          </w:tblCellMar>
-        </w:tblPrEx>
         <w:trPr>
           <w:cantSplit/>
         </w:trPr>
@@ -16197,12 +13712,6 @@
         </w:tc>
       </w:tr>
       <w:tr>
-        <w:tblPrEx>
-          <w:tblCellMar>
-            <w:top w:w="0" w:type="dxa"/>
-            <w:bottom w:w="0" w:type="dxa"/>
-          </w:tblCellMar>
-        </w:tblPrEx>
         <w:trPr>
           <w:cantSplit/>
         </w:trPr>
@@ -16312,12 +13821,6 @@
         </w:tc>
       </w:tr>
       <w:tr>
-        <w:tblPrEx>
-          <w:tblCellMar>
-            <w:top w:w="0" w:type="dxa"/>
-            <w:bottom w:w="0" w:type="dxa"/>
-          </w:tblCellMar>
-        </w:tblPrEx>
         <w:trPr>
           <w:cantSplit/>
         </w:trPr>
@@ -16427,12 +13930,6 @@
         </w:tc>
       </w:tr>
       <w:tr>
-        <w:tblPrEx>
-          <w:tblCellMar>
-            <w:top w:w="0" w:type="dxa"/>
-            <w:bottom w:w="0" w:type="dxa"/>
-          </w:tblCellMar>
-        </w:tblPrEx>
         <w:trPr>
           <w:cantSplit/>
         </w:trPr>
@@ -16542,12 +14039,6 @@
         </w:tc>
       </w:tr>
       <w:tr>
-        <w:tblPrEx>
-          <w:tblCellMar>
-            <w:top w:w="0" w:type="dxa"/>
-            <w:bottom w:w="0" w:type="dxa"/>
-          </w:tblCellMar>
-        </w:tblPrEx>
         <w:trPr>
           <w:cantSplit/>
         </w:trPr>
@@ -16662,127 +14153,6 @@
         </w:tc>
       </w:tr>
       <w:tr>
-        <w:tblPrEx>
-          <w:tblCellMar>
-            <w:top w:w="0" w:type="dxa"/>
-            <w:bottom w:w="0" w:type="dxa"/>
-          </w:tblCellMar>
-        </w:tblPrEx>
-        <w:trPr>
-          <w:cantSplit/>
-        </w:trPr>
-        <w:tc>
-          <w:tcPr>
-            <w:tcW w:w="1300" w:type="dxa"/>
-            <w:tcBorders>
-              <w:top w:val="none" w:sz="0" w:space="0" w:color="FFFFFF"/>
-              <w:left w:val="none" w:sz="0" w:space="0" w:color="FFFFFF"/>
-              <w:bottom w:val="none" w:sz="0" w:space="0" w:color="FFFFFF"/>
-              <w:right w:val="none" w:sz="0" w:space="0" w:color="FFFFFF"/>
-            </w:tcBorders>
-            <w:tcMar>
-              <w:top w:w="60" w:type="dxa"/>
-              <w:left w:w="80" w:type="dxa"/>
-              <w:bottom w:w="60" w:type="dxa"/>
-              <w:right w:w="80" w:type="dxa"/>
-            </w:tcMar>
-          </w:tcPr>
-          <w:p>
-            <w:pPr>
-              <w:pStyle w:val="Celdadetabla"/>
-              <w:keepNext/>
-            </w:pPr>
-            <w:r>
-              <w:t>23/09/2026</w:t>
-            </w:r>
-          </w:p>
-        </w:tc>
-        <w:tc>
-          <w:tcPr>
-            <w:tcW w:w="2700" w:type="dxa"/>
-            <w:tcBorders>
-              <w:top w:val="none" w:sz="0" w:space="0" w:color="FFFFFF"/>
-              <w:left w:val="none" w:sz="0" w:space="0" w:color="FFFFFF"/>
-              <w:bottom w:val="none" w:sz="0" w:space="0" w:color="FFFFFF"/>
-              <w:right w:val="none" w:sz="0" w:space="0" w:color="FFFFFF"/>
-            </w:tcBorders>
-            <w:tcMar>
-              <w:top w:w="60" w:type="dxa"/>
-              <w:left w:w="80" w:type="dxa"/>
-              <w:bottom w:w="60" w:type="dxa"/>
-              <w:right w:w="80" w:type="dxa"/>
-            </w:tcMar>
-          </w:tcPr>
-          <w:p>
-            <w:pPr>
-              <w:pStyle w:val="Celdadetabla"/>
-              <w:keepNext/>
-            </w:pPr>
-            <w:r>
-              <w:t>Documento de estado frente al despliegue</w:t>
-            </w:r>
-          </w:p>
-        </w:tc>
-        <w:tc>
-          <w:tcPr>
-            <w:tcW w:w="2000" w:type="dxa"/>
-            <w:tcBorders>
-              <w:top w:val="none" w:sz="0" w:space="0" w:color="FFFFFF"/>
-              <w:left w:val="none" w:sz="0" w:space="0" w:color="FFFFFF"/>
-              <w:bottom w:val="none" w:sz="0" w:space="0" w:color="FFFFFF"/>
-              <w:right w:val="none" w:sz="0" w:space="0" w:color="FFFFFF"/>
-            </w:tcBorders>
-            <w:tcMar>
-              <w:top w:w="60" w:type="dxa"/>
-              <w:left w:w="80" w:type="dxa"/>
-              <w:bottom w:w="60" w:type="dxa"/>
-              <w:right w:w="80" w:type="dxa"/>
-            </w:tcMar>
-          </w:tcPr>
-          <w:p>
-            <w:pPr>
-              <w:pStyle w:val="Celdadetabla"/>
-              <w:keepNext/>
-            </w:pPr>
-            <w:r>
-              <w:t>Revisión contra el sistema</w:t>
-            </w:r>
-          </w:p>
-        </w:tc>
-        <w:tc>
-          <w:tcPr>
-            <w:tcW w:w="3360" w:type="dxa"/>
-            <w:tcBorders>
-              <w:top w:val="none" w:sz="0" w:space="0" w:color="FFFFFF"/>
-              <w:left w:val="none" w:sz="0" w:space="0" w:color="FFFFFF"/>
-              <w:bottom w:val="none" w:sz="0" w:space="0" w:color="FFFFFF"/>
-              <w:right w:val="none" w:sz="0" w:space="0" w:color="FFFFFF"/>
-            </w:tcBorders>
-            <w:tcMar>
-              <w:top w:w="60" w:type="dxa"/>
-              <w:left w:w="80" w:type="dxa"/>
-              <w:bottom w:w="60" w:type="dxa"/>
-              <w:right w:w="80" w:type="dxa"/>
-            </w:tcMar>
-          </w:tcPr>
-          <w:p>
-            <w:pPr>
-              <w:pStyle w:val="Celdadetabla"/>
-              <w:keepNext/>
-            </w:pPr>
-            <w:r>
-              <w:t>Tres afirmaciones falsas (INC-004)</w:t>
-            </w:r>
-          </w:p>
-        </w:tc>
-      </w:tr>
-      <w:tr>
-        <w:tblPrEx>
-          <w:tblCellMar>
-            <w:top w:w="0" w:type="dxa"/>
-            <w:bottom w:w="0" w:type="dxa"/>
-          </w:tblCellMar>
-        </w:tblPrEx>
         <w:trPr>
           <w:cantSplit/>
         </w:trPr>
@@ -16905,21 +14275,13 @@
     </w:p>
     <w:p>
       <w:pPr>
-        <w:pStyle w:val="Cuerpodeltexto"/>
-      </w:pPr>
-      <w:r>
-        <w:t>La lección del protocolo de espacio público quedó como práctica: para buscar defectos en un texto extraído se inventaría todo el texto en lugar de buscar sospechosos, porque un texto que parece correcto después de arreglar lo que se encontró buscando es precisamente donde quedan los defectos que no se buscaron. Se aplicó al corpus completo el 24 de septiembre, y además de encontrar los defectos descartó como legítimos los nombres científicos y los apellidos con caracteres ajenos al español, que una búsqueda de sospechosos habría «corregido».</w:t>
-      </w:r>
-    </w:p>
-    <w:p>
-      <w:pPr>
         <w:pStyle w:val="Ttulo3"/>
       </w:pPr>
-      <w:bookmarkStart w:id="19" w:name="_Toc241311777"/>
+      <w:bookmarkStart w:id="18" w:name="_Toc241311777"/>
       <w:r>
         <w:t>Componente e integración</w:t>
       </w:r>
-      <w:bookmarkEnd w:id="19"/>
+      <w:bookmarkEnd w:id="18"/>
     </w:p>
     <w:p>
       <w:pPr>
@@ -16933,12 +14295,11 @@
       <w:pPr>
         <w:pStyle w:val="Ttulo3"/>
       </w:pPr>
-      <w:bookmarkStart w:id="20" w:name="_Toc241311778"/>
+      <w:bookmarkStart w:id="19" w:name="_Toc241311778"/>
       <w:r>
-        <w:lastRenderedPageBreak/>
         <w:t>Sistema</w:t>
       </w:r>
-      <w:bookmarkEnd w:id="20"/>
+      <w:bookmarkEnd w:id="19"/>
     </w:p>
     <w:p>
       <w:pPr>
@@ -16963,19 +14324,23 @@
         <w:pStyle w:val="Cuerpodeltexto"/>
       </w:pPr>
       <w:r>
-        <w:t>Al unificar los scripts de prueba sobre un arnés común aparecieron dos defectos de la propia prueba. El script afirmaba no enviar nada a WhatsApp y sí llamaba a la API de Meta para mostrar el indicador de escritura (INC-023). Y una comprobación verificaba el enrutamiento hacia la orientación agroecológica buscando la cita de la fuente en la respuesta, lo que dejó de valer cuando algunas respuestas dejaron de citar a propósito (INC-022); ahora se comprueba la llamada a la herramienta, que es lo que la comprobación decía medir.</w:t>
+        <w:t xml:space="preserve">Al unificar los scripts de prueba sobre un arnés común aparecieron dos defectos de la propia prueba. El script afirmaba no enviar nada a WhatsApp y sí llamaba a la API de Meta para mostrar </w:t>
+      </w:r>
+      <w:r>
+        <w:lastRenderedPageBreak/>
+        <w:t>el indicador de escritura (INC-023). Y una comprobación verificaba el enrutamiento hacia la orientación agroecológica buscando la cita de la fuente en la respuesta, lo que dejó de valer cuando algunas respuestas dejaron de citar a propósito (INC-022); ahora se comprueba la llamada a la herramienta, que es lo que la comprobación decía medir.</w:t>
       </w:r>
     </w:p>
     <w:p>
       <w:pPr>
         <w:pStyle w:val="Ttulo3"/>
       </w:pPr>
-      <w:bookmarkStart w:id="21" w:name="_Toc241311779"/>
+      <w:bookmarkStart w:id="20" w:name="_Toc241311779"/>
       <w:proofErr w:type="spellStart"/>
       <w:r>
         <w:t>Instalabilidad</w:t>
       </w:r>
-      <w:bookmarkEnd w:id="21"/>
+      <w:bookmarkEnd w:id="20"/>
       <w:proofErr w:type="spellEnd"/>
     </w:p>
     <w:p>
@@ -17037,18 +14402,18 @@
       <w:pPr>
         <w:pStyle w:val="Ttulo3"/>
       </w:pPr>
-      <w:bookmarkStart w:id="22" w:name="_Toc241311780"/>
+      <w:bookmarkStart w:id="21" w:name="_Toc241311780"/>
       <w:r>
         <w:t>Calidad de la respuesta agroecológica</w:t>
       </w:r>
-      <w:bookmarkEnd w:id="22"/>
+      <w:bookmarkEnd w:id="21"/>
     </w:p>
     <w:p>
       <w:pPr>
         <w:pStyle w:val="Cuerpodeltexto"/>
       </w:pPr>
       <w:r>
-        <w:t>El anteproyecto (§6.1.7) compromete un banco de preguntas predefinidas para valorar la respuesta agroecológica. La herramienta que lo ejecuta hace cada pregunta por el mismo camino que un mensaje real —el agente, la recuperación, la redacción y los filtros de salida—, de modo que se califica lo que la usuaria recibiría y no lo que devuelve una función aislada.</w:t>
+        <w:t>El anteproyecto compromete un banco de preguntas predefinidas para valorar la respuesta agroecológica. La herramienta que lo ejecuta hace cada pregunta por el mismo camino que un mensaje real —el agente, la recuperación, la redacción y los filtros de salida—, de modo que se califica lo que la usuaria recibiría y no lo que devuelve una función aislada.</w:t>
       </w:r>
     </w:p>
     <w:p>
@@ -17064,11 +14429,13 @@
         <w:pStyle w:val="Cuerpodeltexto"/>
       </w:pPr>
       <w:r>
-        <w:t xml:space="preserve">La primera versión reunió 10 preguntas reales de usuarias, tomadas literalmente de la conversación, 10 derivadas del corpus y 4 de control fuera de él, calificadas con los criterios del anteproyecto: precisión, pertinencia y coherencia. Su ejecución encontró el defecto más grave de </w:t>
+        <w:t xml:space="preserve">La primera versión reunió 10 preguntas reales de </w:t>
       </w:r>
       <w:r>
-        <w:lastRenderedPageBreak/>
-        <w:t xml:space="preserve">la fase: </w:t>
+        <w:t>usuarios</w:t>
+      </w:r>
+      <w:r>
+        <w:t xml:space="preserve">, tomadas literalmente de la conversación, 10 derivadas del corpus y 4 de control fuera de él, calificadas con los criterios del anteproyecto: precisión, pertinencia y coherencia. Su ejecución encontró el defecto más grave de la fase: </w:t>
       </w:r>
       <w:r>
         <w:rPr>
@@ -17102,6 +14469,7 @@
         <w:pStyle w:val="Leyendadetabla"/>
       </w:pPr>
       <w:r>
+        <w:lastRenderedPageBreak/>
         <w:t>Tabla 29. Primera versión del banco, antes y después del ADR-0025</w:t>
       </w:r>
     </w:p>
@@ -17130,12 +14498,6 @@
         <w:gridCol w:w="4060"/>
       </w:tblGrid>
       <w:tr>
-        <w:tblPrEx>
-          <w:tblCellMar>
-            <w:top w:w="0" w:type="dxa"/>
-            <w:bottom w:w="0" w:type="dxa"/>
-          </w:tblCellMar>
-        </w:tblPrEx>
         <w:trPr>
           <w:cantSplit/>
           <w:tblHeader/>
@@ -17297,12 +14659,6 @@
         </w:tc>
       </w:tr>
       <w:tr>
-        <w:tblPrEx>
-          <w:tblCellMar>
-            <w:top w:w="0" w:type="dxa"/>
-            <w:bottom w:w="0" w:type="dxa"/>
-          </w:tblCellMar>
-        </w:tblPrEx>
         <w:trPr>
           <w:cantSplit/>
         </w:trPr>
@@ -17438,12 +14794,6 @@
         </w:tc>
       </w:tr>
       <w:tr>
-        <w:tblPrEx>
-          <w:tblCellMar>
-            <w:top w:w="0" w:type="dxa"/>
-            <w:bottom w:w="0" w:type="dxa"/>
-          </w:tblCellMar>
-        </w:tblPrEx>
         <w:trPr>
           <w:cantSplit/>
         </w:trPr>
@@ -17579,12 +14929,6 @@
         </w:tc>
       </w:tr>
       <w:tr>
-        <w:tblPrEx>
-          <w:tblCellMar>
-            <w:top w:w="0" w:type="dxa"/>
-            <w:bottom w:w="0" w:type="dxa"/>
-          </w:tblCellMar>
-        </w:tblPrEx>
         <w:trPr>
           <w:cantSplit/>
         </w:trPr>
@@ -17720,12 +15064,6 @@
         </w:tc>
       </w:tr>
       <w:tr>
-        <w:tblPrEx>
-          <w:tblCellMar>
-            <w:top w:w="0" w:type="dxa"/>
-            <w:bottom w:w="0" w:type="dxa"/>
-          </w:tblCellMar>
-        </w:tblPrEx>
         <w:trPr>
           <w:cantSplit/>
         </w:trPr>
@@ -17861,12 +15199,6 @@
         </w:tc>
       </w:tr>
       <w:tr>
-        <w:tblPrEx>
-          <w:tblCellMar>
-            <w:top w:w="0" w:type="dxa"/>
-            <w:bottom w:w="0" w:type="dxa"/>
-          </w:tblCellMar>
-        </w:tblPrEx>
         <w:trPr>
           <w:cantSplit/>
         </w:trPr>
@@ -18061,7 +15393,6 @@
         <w:pStyle w:val="Leyendadetabla"/>
       </w:pPr>
       <w:r>
-        <w:lastRenderedPageBreak/>
         <w:t>Tabla 30. Resultado del banco de 40 preguntas</w:t>
       </w:r>
     </w:p>
@@ -18087,12 +15418,6 @@
         <w:gridCol w:w="4680"/>
       </w:tblGrid>
       <w:tr>
-        <w:tblPrEx>
-          <w:tblCellMar>
-            <w:top w:w="0" w:type="dxa"/>
-            <w:bottom w:w="0" w:type="dxa"/>
-          </w:tblCellMar>
-        </w:tblPrEx>
         <w:trPr>
           <w:cantSplit/>
           <w:tblHeader/>
@@ -18161,12 +15486,6 @@
         </w:tc>
       </w:tr>
       <w:tr>
-        <w:tblPrEx>
-          <w:tblCellMar>
-            <w:top w:w="0" w:type="dxa"/>
-            <w:bottom w:w="0" w:type="dxa"/>
-          </w:tblCellMar>
-        </w:tblPrEx>
         <w:trPr>
           <w:cantSplit/>
         </w:trPr>
@@ -18224,12 +15543,6 @@
         </w:tc>
       </w:tr>
       <w:tr>
-        <w:tblPrEx>
-          <w:tblCellMar>
-            <w:top w:w="0" w:type="dxa"/>
-            <w:bottom w:w="0" w:type="dxa"/>
-          </w:tblCellMar>
-        </w:tblPrEx>
         <w:trPr>
           <w:cantSplit/>
         </w:trPr>
@@ -18287,12 +15600,6 @@
         </w:tc>
       </w:tr>
       <w:tr>
-        <w:tblPrEx>
-          <w:tblCellMar>
-            <w:top w:w="0" w:type="dxa"/>
-            <w:bottom w:w="0" w:type="dxa"/>
-          </w:tblCellMar>
-        </w:tblPrEx>
         <w:trPr>
           <w:cantSplit/>
         </w:trPr>
@@ -18392,6 +15699,7 @@
           <w:b/>
           <w:bCs/>
         </w:rPr>
+        <w:lastRenderedPageBreak/>
         <w:t>Datos que el corpus no contiene:</w:t>
       </w:r>
       <w:r>
@@ -18503,12 +15811,6 @@
         <w:gridCol w:w="800"/>
       </w:tblGrid>
       <w:tr>
-        <w:tblPrEx>
-          <w:tblCellMar>
-            <w:top w:w="0" w:type="dxa"/>
-            <w:bottom w:w="0" w:type="dxa"/>
-          </w:tblCellMar>
-        </w:tblPrEx>
         <w:trPr>
           <w:cantSplit/>
           <w:tblHeader/>
@@ -18635,12 +15937,6 @@
         </w:tc>
       </w:tr>
       <w:tr>
-        <w:tblPrEx>
-          <w:tblCellMar>
-            <w:top w:w="0" w:type="dxa"/>
-            <w:bottom w:w="0" w:type="dxa"/>
-          </w:tblCellMar>
-        </w:tblPrEx>
         <w:trPr>
           <w:cantSplit/>
         </w:trPr>
@@ -18746,12 +16042,6 @@
         </w:tc>
       </w:tr>
       <w:tr>
-        <w:tblPrEx>
-          <w:tblCellMar>
-            <w:top w:w="0" w:type="dxa"/>
-            <w:bottom w:w="0" w:type="dxa"/>
-          </w:tblCellMar>
-        </w:tblPrEx>
         <w:trPr>
           <w:cantSplit/>
         </w:trPr>
@@ -18857,12 +16147,6 @@
         </w:tc>
       </w:tr>
       <w:tr>
-        <w:tblPrEx>
-          <w:tblCellMar>
-            <w:top w:w="0" w:type="dxa"/>
-            <w:bottom w:w="0" w:type="dxa"/>
-          </w:tblCellMar>
-        </w:tblPrEx>
         <w:trPr>
           <w:cantSplit/>
         </w:trPr>
@@ -18968,12 +16252,6 @@
         </w:tc>
       </w:tr>
       <w:tr>
-        <w:tblPrEx>
-          <w:tblCellMar>
-            <w:top w:w="0" w:type="dxa"/>
-            <w:bottom w:w="0" w:type="dxa"/>
-          </w:tblCellMar>
-        </w:tblPrEx>
         <w:trPr>
           <w:cantSplit/>
         </w:trPr>
@@ -19079,12 +16357,6 @@
         </w:tc>
       </w:tr>
       <w:tr>
-        <w:tblPrEx>
-          <w:tblCellMar>
-            <w:top w:w="0" w:type="dxa"/>
-            <w:bottom w:w="0" w:type="dxa"/>
-          </w:tblCellMar>
-        </w:tblPrEx>
         <w:trPr>
           <w:cantSplit/>
         </w:trPr>
@@ -19190,12 +16462,6 @@
         </w:tc>
       </w:tr>
       <w:tr>
-        <w:tblPrEx>
-          <w:tblCellMar>
-            <w:top w:w="0" w:type="dxa"/>
-            <w:bottom w:w="0" w:type="dxa"/>
-          </w:tblCellMar>
-        </w:tblPrEx>
         <w:trPr>
           <w:cantSplit/>
         </w:trPr>
@@ -19309,12 +16575,6 @@
         </w:tc>
       </w:tr>
       <w:tr>
-        <w:tblPrEx>
-          <w:tblCellMar>
-            <w:top w:w="0" w:type="dxa"/>
-            <w:bottom w:w="0" w:type="dxa"/>
-          </w:tblCellMar>
-        </w:tblPrEx>
         <w:trPr>
           <w:cantSplit/>
         </w:trPr>
@@ -19339,7 +16599,6 @@
               <w:pStyle w:val="Celdadetabla"/>
             </w:pPr>
             <w:r>
-              <w:lastRenderedPageBreak/>
               <w:t>B-07</w:t>
             </w:r>
           </w:p>
@@ -19421,12 +16680,6 @@
         </w:tc>
       </w:tr>
       <w:tr>
-        <w:tblPrEx>
-          <w:tblCellMar>
-            <w:top w:w="0" w:type="dxa"/>
-            <w:bottom w:w="0" w:type="dxa"/>
-          </w:tblCellMar>
-        </w:tblPrEx>
         <w:trPr>
           <w:cantSplit/>
         </w:trPr>
@@ -19532,12 +16785,6 @@
         </w:tc>
       </w:tr>
       <w:tr>
-        <w:tblPrEx>
-          <w:tblCellMar>
-            <w:top w:w="0" w:type="dxa"/>
-            <w:bottom w:w="0" w:type="dxa"/>
-          </w:tblCellMar>
-        </w:tblPrEx>
         <w:trPr>
           <w:cantSplit/>
         </w:trPr>
@@ -19643,12 +16890,6 @@
         </w:tc>
       </w:tr>
       <w:tr>
-        <w:tblPrEx>
-          <w:tblCellMar>
-            <w:top w:w="0" w:type="dxa"/>
-            <w:bottom w:w="0" w:type="dxa"/>
-          </w:tblCellMar>
-        </w:tblPrEx>
         <w:trPr>
           <w:cantSplit/>
         </w:trPr>
@@ -19754,12 +16995,6 @@
         </w:tc>
       </w:tr>
       <w:tr>
-        <w:tblPrEx>
-          <w:tblCellMar>
-            <w:top w:w="0" w:type="dxa"/>
-            <w:bottom w:w="0" w:type="dxa"/>
-          </w:tblCellMar>
-        </w:tblPrEx>
         <w:trPr>
           <w:cantSplit/>
         </w:trPr>
@@ -19865,12 +17100,6 @@
         </w:tc>
       </w:tr>
       <w:tr>
-        <w:tblPrEx>
-          <w:tblCellMar>
-            <w:top w:w="0" w:type="dxa"/>
-            <w:bottom w:w="0" w:type="dxa"/>
-          </w:tblCellMar>
-        </w:tblPrEx>
         <w:trPr>
           <w:cantSplit/>
         </w:trPr>
@@ -19976,12 +17205,6 @@
         </w:tc>
       </w:tr>
       <w:tr>
-        <w:tblPrEx>
-          <w:tblCellMar>
-            <w:top w:w="0" w:type="dxa"/>
-            <w:bottom w:w="0" w:type="dxa"/>
-          </w:tblCellMar>
-        </w:tblPrEx>
         <w:trPr>
           <w:cantSplit/>
         </w:trPr>
@@ -20087,12 +17310,6 @@
         </w:tc>
       </w:tr>
       <w:tr>
-        <w:tblPrEx>
-          <w:tblCellMar>
-            <w:top w:w="0" w:type="dxa"/>
-            <w:bottom w:w="0" w:type="dxa"/>
-          </w:tblCellMar>
-        </w:tblPrEx>
         <w:trPr>
           <w:cantSplit/>
         </w:trPr>
@@ -20198,12 +17415,6 @@
         </w:tc>
       </w:tr>
       <w:tr>
-        <w:tblPrEx>
-          <w:tblCellMar>
-            <w:top w:w="0" w:type="dxa"/>
-            <w:bottom w:w="0" w:type="dxa"/>
-          </w:tblCellMar>
-        </w:tblPrEx>
         <w:trPr>
           <w:cantSplit/>
         </w:trPr>
@@ -20317,12 +17528,6 @@
         </w:tc>
       </w:tr>
       <w:tr>
-        <w:tblPrEx>
-          <w:tblCellMar>
-            <w:top w:w="0" w:type="dxa"/>
-            <w:bottom w:w="0" w:type="dxa"/>
-          </w:tblCellMar>
-        </w:tblPrEx>
         <w:trPr>
           <w:cantSplit/>
         </w:trPr>
@@ -20347,6 +17552,7 @@
               <w:pStyle w:val="Celdadetabla"/>
             </w:pPr>
             <w:r>
+              <w:lastRenderedPageBreak/>
               <w:t>B-16</w:t>
             </w:r>
           </w:p>
@@ -20428,12 +17634,6 @@
         </w:tc>
       </w:tr>
       <w:tr>
-        <w:tblPrEx>
-          <w:tblCellMar>
-            <w:top w:w="0" w:type="dxa"/>
-            <w:bottom w:w="0" w:type="dxa"/>
-          </w:tblCellMar>
-        </w:tblPrEx>
         <w:trPr>
           <w:cantSplit/>
         </w:trPr>
@@ -20539,12 +17739,6 @@
         </w:tc>
       </w:tr>
       <w:tr>
-        <w:tblPrEx>
-          <w:tblCellMar>
-            <w:top w:w="0" w:type="dxa"/>
-            <w:bottom w:w="0" w:type="dxa"/>
-          </w:tblCellMar>
-        </w:tblPrEx>
         <w:trPr>
           <w:cantSplit/>
         </w:trPr>
@@ -20650,12 +17844,6 @@
         </w:tc>
       </w:tr>
       <w:tr>
-        <w:tblPrEx>
-          <w:tblCellMar>
-            <w:top w:w="0" w:type="dxa"/>
-            <w:bottom w:w="0" w:type="dxa"/>
-          </w:tblCellMar>
-        </w:tblPrEx>
         <w:trPr>
           <w:cantSplit/>
         </w:trPr>
@@ -20761,12 +17949,6 @@
         </w:tc>
       </w:tr>
       <w:tr>
-        <w:tblPrEx>
-          <w:tblCellMar>
-            <w:top w:w="0" w:type="dxa"/>
-            <w:bottom w:w="0" w:type="dxa"/>
-          </w:tblCellMar>
-        </w:tblPrEx>
         <w:trPr>
           <w:cantSplit/>
         </w:trPr>
@@ -20880,12 +18062,6 @@
         </w:tc>
       </w:tr>
       <w:tr>
-        <w:tblPrEx>
-          <w:tblCellMar>
-            <w:top w:w="0" w:type="dxa"/>
-            <w:bottom w:w="0" w:type="dxa"/>
-          </w:tblCellMar>
-        </w:tblPrEx>
         <w:trPr>
           <w:cantSplit/>
         </w:trPr>
@@ -20991,12 +18167,6 @@
         </w:tc>
       </w:tr>
       <w:tr>
-        <w:tblPrEx>
-          <w:tblCellMar>
-            <w:top w:w="0" w:type="dxa"/>
-            <w:bottom w:w="0" w:type="dxa"/>
-          </w:tblCellMar>
-        </w:tblPrEx>
         <w:trPr>
           <w:cantSplit/>
         </w:trPr>
@@ -21102,12 +18272,6 @@
         </w:tc>
       </w:tr>
       <w:tr>
-        <w:tblPrEx>
-          <w:tblCellMar>
-            <w:top w:w="0" w:type="dxa"/>
-            <w:bottom w:w="0" w:type="dxa"/>
-          </w:tblCellMar>
-        </w:tblPrEx>
         <w:trPr>
           <w:cantSplit/>
         </w:trPr>
@@ -21213,12 +18377,6 @@
         </w:tc>
       </w:tr>
       <w:tr>
-        <w:tblPrEx>
-          <w:tblCellMar>
-            <w:top w:w="0" w:type="dxa"/>
-            <w:bottom w:w="0" w:type="dxa"/>
-          </w:tblCellMar>
-        </w:tblPrEx>
         <w:trPr>
           <w:cantSplit/>
         </w:trPr>
@@ -21324,12 +18482,6 @@
         </w:tc>
       </w:tr>
       <w:tr>
-        <w:tblPrEx>
-          <w:tblCellMar>
-            <w:top w:w="0" w:type="dxa"/>
-            <w:bottom w:w="0" w:type="dxa"/>
-          </w:tblCellMar>
-        </w:tblPrEx>
         <w:trPr>
           <w:cantSplit/>
         </w:trPr>
@@ -21435,12 +18587,6 @@
         </w:tc>
       </w:tr>
       <w:tr>
-        <w:tblPrEx>
-          <w:tblCellMar>
-            <w:top w:w="0" w:type="dxa"/>
-            <w:bottom w:w="0" w:type="dxa"/>
-          </w:tblCellMar>
-        </w:tblPrEx>
         <w:trPr>
           <w:cantSplit/>
         </w:trPr>
@@ -21546,12 +18692,6 @@
         </w:tc>
       </w:tr>
       <w:tr>
-        <w:tblPrEx>
-          <w:tblCellMar>
-            <w:top w:w="0" w:type="dxa"/>
-            <w:bottom w:w="0" w:type="dxa"/>
-          </w:tblCellMar>
-        </w:tblPrEx>
         <w:trPr>
           <w:cantSplit/>
         </w:trPr>
@@ -21657,12 +18797,6 @@
         </w:tc>
       </w:tr>
       <w:tr>
-        <w:tblPrEx>
-          <w:tblCellMar>
-            <w:top w:w="0" w:type="dxa"/>
-            <w:bottom w:w="0" w:type="dxa"/>
-          </w:tblCellMar>
-        </w:tblPrEx>
         <w:trPr>
           <w:cantSplit/>
         </w:trPr>
@@ -21768,12 +18902,6 @@
         </w:tc>
       </w:tr>
       <w:tr>
-        <w:tblPrEx>
-          <w:tblCellMar>
-            <w:top w:w="0" w:type="dxa"/>
-            <w:bottom w:w="0" w:type="dxa"/>
-          </w:tblCellMar>
-        </w:tblPrEx>
         <w:trPr>
           <w:cantSplit/>
         </w:trPr>
@@ -21879,12 +19007,6 @@
         </w:tc>
       </w:tr>
       <w:tr>
-        <w:tblPrEx>
-          <w:tblCellMar>
-            <w:top w:w="0" w:type="dxa"/>
-            <w:bottom w:w="0" w:type="dxa"/>
-          </w:tblCellMar>
-        </w:tblPrEx>
         <w:trPr>
           <w:cantSplit/>
         </w:trPr>
@@ -21990,12 +19112,6 @@
         </w:tc>
       </w:tr>
       <w:tr>
-        <w:tblPrEx>
-          <w:tblCellMar>
-            <w:top w:w="0" w:type="dxa"/>
-            <w:bottom w:w="0" w:type="dxa"/>
-          </w:tblCellMar>
-        </w:tblPrEx>
         <w:trPr>
           <w:cantSplit/>
         </w:trPr>
@@ -22109,12 +19225,6 @@
         </w:tc>
       </w:tr>
       <w:tr>
-        <w:tblPrEx>
-          <w:tblCellMar>
-            <w:top w:w="0" w:type="dxa"/>
-            <w:bottom w:w="0" w:type="dxa"/>
-          </w:tblCellMar>
-        </w:tblPrEx>
         <w:trPr>
           <w:cantSplit/>
         </w:trPr>
@@ -22220,12 +19330,6 @@
         </w:tc>
       </w:tr>
       <w:tr>
-        <w:tblPrEx>
-          <w:tblCellMar>
-            <w:top w:w="0" w:type="dxa"/>
-            <w:bottom w:w="0" w:type="dxa"/>
-          </w:tblCellMar>
-        </w:tblPrEx>
         <w:trPr>
           <w:cantSplit/>
         </w:trPr>
@@ -22331,12 +19435,6 @@
         </w:tc>
       </w:tr>
       <w:tr>
-        <w:tblPrEx>
-          <w:tblCellMar>
-            <w:top w:w="0" w:type="dxa"/>
-            <w:bottom w:w="0" w:type="dxa"/>
-          </w:tblCellMar>
-        </w:tblPrEx>
         <w:trPr>
           <w:cantSplit/>
         </w:trPr>
@@ -22361,7 +19459,6 @@
               <w:pStyle w:val="Celdadetabla"/>
             </w:pPr>
             <w:r>
-              <w:lastRenderedPageBreak/>
               <w:t>B-34</w:t>
             </w:r>
           </w:p>
@@ -22443,12 +19540,6 @@
         </w:tc>
       </w:tr>
       <w:tr>
-        <w:tblPrEx>
-          <w:tblCellMar>
-            <w:top w:w="0" w:type="dxa"/>
-            <w:bottom w:w="0" w:type="dxa"/>
-          </w:tblCellMar>
-        </w:tblPrEx>
         <w:trPr>
           <w:cantSplit/>
         </w:trPr>
@@ -22554,12 +19645,6 @@
         </w:tc>
       </w:tr>
       <w:tr>
-        <w:tblPrEx>
-          <w:tblCellMar>
-            <w:top w:w="0" w:type="dxa"/>
-            <w:bottom w:w="0" w:type="dxa"/>
-          </w:tblCellMar>
-        </w:tblPrEx>
         <w:trPr>
           <w:cantSplit/>
         </w:trPr>
@@ -22665,12 +19750,6 @@
         </w:tc>
       </w:tr>
       <w:tr>
-        <w:tblPrEx>
-          <w:tblCellMar>
-            <w:top w:w="0" w:type="dxa"/>
-            <w:bottom w:w="0" w:type="dxa"/>
-          </w:tblCellMar>
-        </w:tblPrEx>
         <w:trPr>
           <w:cantSplit/>
         </w:trPr>
@@ -22776,12 +19855,6 @@
         </w:tc>
       </w:tr>
       <w:tr>
-        <w:tblPrEx>
-          <w:tblCellMar>
-            <w:top w:w="0" w:type="dxa"/>
-            <w:bottom w:w="0" w:type="dxa"/>
-          </w:tblCellMar>
-        </w:tblPrEx>
         <w:trPr>
           <w:cantSplit/>
         </w:trPr>
@@ -22887,12 +19960,6 @@
         </w:tc>
       </w:tr>
       <w:tr>
-        <w:tblPrEx>
-          <w:tblCellMar>
-            <w:top w:w="0" w:type="dxa"/>
-            <w:bottom w:w="0" w:type="dxa"/>
-          </w:tblCellMar>
-        </w:tblPrEx>
         <w:trPr>
           <w:cantSplit/>
         </w:trPr>
@@ -22998,12 +20065,6 @@
         </w:tc>
       </w:tr>
       <w:tr>
-        <w:tblPrEx>
-          <w:tblCellMar>
-            <w:top w:w="0" w:type="dxa"/>
-            <w:bottom w:w="0" w:type="dxa"/>
-          </w:tblCellMar>
-        </w:tblPrEx>
         <w:trPr>
           <w:cantSplit/>
         </w:trPr>
@@ -23118,6 +20179,7 @@
           <w:i/>
           <w:iCs/>
         </w:rPr>
+        <w:lastRenderedPageBreak/>
         <w:t>Nota.</w:t>
       </w:r>
       <w:r>
@@ -23169,7 +20231,6 @@
         <w:pStyle w:val="Leyendadetabla"/>
       </w:pPr>
       <w:r>
-        <w:lastRenderedPageBreak/>
         <w:t>Tabla 32. Medición del top-k con 4 y 5 fragmentos</w:t>
       </w:r>
     </w:p>
@@ -23196,12 +20257,6 @@
         <w:gridCol w:w="2700"/>
       </w:tblGrid>
       <w:tr>
-        <w:tblPrEx>
-          <w:tblCellMar>
-            <w:top w:w="0" w:type="dxa"/>
-            <w:bottom w:w="0" w:type="dxa"/>
-          </w:tblCellMar>
-        </w:tblPrEx>
         <w:trPr>
           <w:cantSplit/>
           <w:tblHeader/>
@@ -23301,12 +20356,6 @@
         </w:tc>
       </w:tr>
       <w:tr>
-        <w:tblPrEx>
-          <w:tblCellMar>
-            <w:top w:w="0" w:type="dxa"/>
-            <w:bottom w:w="0" w:type="dxa"/>
-          </w:tblCellMar>
-        </w:tblPrEx>
         <w:trPr>
           <w:cantSplit/>
         </w:trPr>
@@ -23390,12 +20439,6 @@
         </w:tc>
       </w:tr>
       <w:tr>
-        <w:tblPrEx>
-          <w:tblCellMar>
-            <w:top w:w="0" w:type="dxa"/>
-            <w:bottom w:w="0" w:type="dxa"/>
-          </w:tblCellMar>
-        </w:tblPrEx>
         <w:trPr>
           <w:cantSplit/>
         </w:trPr>
@@ -23479,12 +20522,6 @@
         </w:tc>
       </w:tr>
       <w:tr>
-        <w:tblPrEx>
-          <w:tblCellMar>
-            <w:top w:w="0" w:type="dxa"/>
-            <w:bottom w:w="0" w:type="dxa"/>
-          </w:tblCellMar>
-        </w:tblPrEx>
         <w:trPr>
           <w:cantSplit/>
         </w:trPr>
@@ -23568,12 +20605,6 @@
         </w:tc>
       </w:tr>
       <w:tr>
-        <w:tblPrEx>
-          <w:tblCellMar>
-            <w:top w:w="0" w:type="dxa"/>
-            <w:bottom w:w="0" w:type="dxa"/>
-          </w:tblCellMar>
-        </w:tblPrEx>
         <w:trPr>
           <w:cantSplit/>
         </w:trPr>
@@ -23673,11 +20704,11 @@
       <w:pPr>
         <w:pStyle w:val="Ttulo3"/>
       </w:pPr>
-      <w:bookmarkStart w:id="23" w:name="_Toc241311781"/>
+      <w:bookmarkStart w:id="22" w:name="_Toc241311781"/>
       <w:r>
         <w:t>Aceptación</w:t>
       </w:r>
-      <w:bookmarkEnd w:id="23"/>
+      <w:bookmarkEnd w:id="22"/>
     </w:p>
     <w:p>
       <w:pPr>
@@ -23694,7 +20725,11 @@
         <w:t>12 participantes y 273 mensajes</w:t>
       </w:r>
       <w:r>
-        <w:t>, 130 de ellas —9 de ellos notas de voz— y 143 del asistente. No se planificó como sesión, y su registro se reconstruyó después desde la conversación guardada con una herramienta que no reproduce una sola palabra de lo que escribió nadie: solo fechas, conteos y seudónimos, de modo que el resultado puede publicarse sin exponer a las participantes. Como la base no guarda qué herramienta respondió cada mensaje, el caso de uso se dedujo de las marcas de los textos que compone el código; lo que redacta el modelo sin marca fija no se atribuyó a ningún caso de uso (Tabla 33).</w:t>
+        <w:t xml:space="preserve">, 130 de ellas —9 de ellos notas de voz— y 143 del asistente. No se planificó como sesión, y su registro se reconstruyó después desde la conversación guardada con una herramienta que no reproduce una </w:t>
+      </w:r>
+      <w:r>
+        <w:lastRenderedPageBreak/>
+        <w:t>sola palabra de lo que escribió nadie: solo fechas, conteos y seudónimos, de modo que el resultado puede publicarse sin exponer a las participantes. Como la base no guarda qué herramienta respondió cada mensaje, el caso de uso se dedujo de las marcas de los textos que compone el código; lo que redacta el modelo sin marca fija no se atribuyó a ningún caso de uso (Tabla 33).</w:t>
       </w:r>
     </w:p>
     <w:p>
@@ -23729,12 +20764,6 @@
         <w:gridCol w:w="1800"/>
       </w:tblGrid>
       <w:tr>
-        <w:tblPrEx>
-          <w:tblCellMar>
-            <w:top w:w="0" w:type="dxa"/>
-            <w:bottom w:w="0" w:type="dxa"/>
-          </w:tblCellMar>
-        </w:tblPrEx>
         <w:trPr>
           <w:cantSplit/>
           <w:tblHeader/>
@@ -23865,12 +20894,6 @@
         </w:tc>
       </w:tr>
       <w:tr>
-        <w:tblPrEx>
-          <w:tblCellMar>
-            <w:top w:w="0" w:type="dxa"/>
-            <w:bottom w:w="0" w:type="dxa"/>
-          </w:tblCellMar>
-        </w:tblPrEx>
         <w:trPr>
           <w:cantSplit/>
         </w:trPr>
@@ -23980,12 +21003,6 @@
         </w:tc>
       </w:tr>
       <w:tr>
-        <w:tblPrEx>
-          <w:tblCellMar>
-            <w:top w:w="0" w:type="dxa"/>
-            <w:bottom w:w="0" w:type="dxa"/>
-          </w:tblCellMar>
-        </w:tblPrEx>
         <w:trPr>
           <w:cantSplit/>
         </w:trPr>
@@ -24095,12 +21112,6 @@
         </w:tc>
       </w:tr>
       <w:tr>
-        <w:tblPrEx>
-          <w:tblCellMar>
-            <w:top w:w="0" w:type="dxa"/>
-            <w:bottom w:w="0" w:type="dxa"/>
-          </w:tblCellMar>
-        </w:tblPrEx>
         <w:trPr>
           <w:cantSplit/>
         </w:trPr>
@@ -24210,12 +21221,6 @@
         </w:tc>
       </w:tr>
       <w:tr>
-        <w:tblPrEx>
-          <w:tblCellMar>
-            <w:top w:w="0" w:type="dxa"/>
-            <w:bottom w:w="0" w:type="dxa"/>
-          </w:tblCellMar>
-        </w:tblPrEx>
         <w:trPr>
           <w:cantSplit/>
         </w:trPr>
@@ -24329,12 +21334,6 @@
         </w:tc>
       </w:tr>
       <w:tr>
-        <w:tblPrEx>
-          <w:tblCellMar>
-            <w:top w:w="0" w:type="dxa"/>
-            <w:bottom w:w="0" w:type="dxa"/>
-          </w:tblCellMar>
-        </w:tblPrEx>
         <w:trPr>
           <w:cantSplit/>
         </w:trPr>
@@ -24444,12 +21443,6 @@
         </w:tc>
       </w:tr>
       <w:tr>
-        <w:tblPrEx>
-          <w:tblCellMar>
-            <w:top w:w="0" w:type="dxa"/>
-            <w:bottom w:w="0" w:type="dxa"/>
-          </w:tblCellMar>
-        </w:tblPrEx>
         <w:trPr>
           <w:cantSplit/>
         </w:trPr>
@@ -24564,12 +21557,6 @@
         </w:tc>
       </w:tr>
       <w:tr>
-        <w:tblPrEx>
-          <w:tblCellMar>
-            <w:top w:w="0" w:type="dxa"/>
-            <w:bottom w:w="0" w:type="dxa"/>
-          </w:tblCellMar>
-        </w:tblPrEx>
         <w:trPr>
           <w:cantSplit/>
         </w:trPr>
@@ -24683,12 +21670,6 @@
         </w:tc>
       </w:tr>
       <w:tr>
-        <w:tblPrEx>
-          <w:tblCellMar>
-            <w:top w:w="0" w:type="dxa"/>
-            <w:bottom w:w="0" w:type="dxa"/>
-          </w:tblCellMar>
-        </w:tblPrEx>
         <w:trPr>
           <w:cantSplit/>
         </w:trPr>
@@ -24818,11 +21799,7 @@
         <w:pStyle w:val="Cuerpodeltexto"/>
       </w:pPr>
       <w:r>
-        <w:t xml:space="preserve">Cinco de los ocho casos de uso tienen aceptación con evidencia. Los otros tres no fallaron: ninguna participante los usó (INC-027). La afirmación de que los ocho habían pasado por </w:t>
-      </w:r>
-      <w:r>
-        <w:lastRenderedPageBreak/>
-        <w:t>aceptación se apoyaba en la declaración del autor y no en la base de datos, y se corrigió. Lo que falta no requiere código: tres consultas desde un celular y regenerar el registro.</w:t>
+        <w:t>Cinco de los ocho casos de uso tienen aceptación con evidencia. Los otros tres no fallaron: ninguna participante los usó (INC-027). La afirmación de que los ocho habían pasado por aceptación se apoyaba en la declaración del autor y no en la base de datos, y se corrigió. Lo que falta no requiere código: tres consultas desde un celular y regenerar el registro.</w:t>
       </w:r>
     </w:p>
     <w:p>
@@ -24838,18 +21815,36 @@
       </w:r>
       <w:proofErr w:type="spellEnd"/>
       <w:r>
-        <w:t xml:space="preserve"> queda sin cifrar en la conversación guardada, aunque en la tabla de usuarias va cifrado (INC-026). El tratamiento del nombre está autorizado por las usuarias; lo que no se sostiene es presentar el cifrado como protección del nombre frente a quien lea la base de datos, y así se declara.</w:t>
+        <w:t xml:space="preserve"> queda sin cifrar en la conversación guardada, aunque en la tabla de </w:t>
+      </w:r>
+      <w:r>
+        <w:t>usuarios</w:t>
+      </w:r>
+      <w:r>
+        <w:t xml:space="preserve"> va cifrado (INC-026). El tratamiento del nombre está autorizado por </w:t>
+      </w:r>
+      <w:proofErr w:type="gramStart"/>
+      <w:r>
+        <w:t xml:space="preserve">las </w:t>
+      </w:r>
+      <w:r>
+        <w:t>usuarios</w:t>
+      </w:r>
+      <w:proofErr w:type="gramEnd"/>
+      <w:r>
+        <w:t>; lo que no se sostiene es presentar el cifrado como protección del nombre frente a quien lea la base de datos, y así se declara.</w:t>
       </w:r>
     </w:p>
     <w:p>
       <w:pPr>
         <w:pStyle w:val="Ttulo2"/>
       </w:pPr>
-      <w:bookmarkStart w:id="24" w:name="_Toc241311782"/>
+      <w:bookmarkStart w:id="23" w:name="_Toc241311782"/>
       <w:r>
+        <w:lastRenderedPageBreak/>
         <w:t>Gestión de incidencias</w:t>
       </w:r>
-      <w:bookmarkEnd w:id="24"/>
+      <w:bookmarkEnd w:id="23"/>
     </w:p>
     <w:p>
       <w:pPr>
@@ -24882,7 +21877,6 @@
         <w:pStyle w:val="Leyendadetabla"/>
       </w:pPr>
       <w:r>
-        <w:lastRenderedPageBreak/>
         <w:t>Tabla 34. Incidencias abiertas</w:t>
       </w:r>
     </w:p>
@@ -24910,12 +21904,6 @@
         <w:gridCol w:w="2100"/>
       </w:tblGrid>
       <w:tr>
-        <w:tblPrEx>
-          <w:tblCellMar>
-            <w:top w:w="0" w:type="dxa"/>
-            <w:bottom w:w="0" w:type="dxa"/>
-          </w:tblCellMar>
-        </w:tblPrEx>
         <w:trPr>
           <w:cantSplit/>
           <w:tblHeader/>
@@ -25046,12 +22034,6 @@
         </w:tc>
       </w:tr>
       <w:tr>
-        <w:tblPrEx>
-          <w:tblCellMar>
-            <w:top w:w="0" w:type="dxa"/>
-            <w:bottom w:w="0" w:type="dxa"/>
-          </w:tblCellMar>
-        </w:tblPrEx>
         <w:trPr>
           <w:cantSplit/>
         </w:trPr>
@@ -25161,12 +22143,6 @@
         </w:tc>
       </w:tr>
       <w:tr>
-        <w:tblPrEx>
-          <w:tblCellMar>
-            <w:top w:w="0" w:type="dxa"/>
-            <w:bottom w:w="0" w:type="dxa"/>
-          </w:tblCellMar>
-        </w:tblPrEx>
         <w:trPr>
           <w:cantSplit/>
         </w:trPr>
@@ -25276,12 +22252,6 @@
         </w:tc>
       </w:tr>
       <w:tr>
-        <w:tblPrEx>
-          <w:tblCellMar>
-            <w:top w:w="0" w:type="dxa"/>
-            <w:bottom w:w="0" w:type="dxa"/>
-          </w:tblCellMar>
-        </w:tblPrEx>
         <w:trPr>
           <w:cantSplit/>
         </w:trPr>
@@ -25391,12 +22361,6 @@
         </w:tc>
       </w:tr>
       <w:tr>
-        <w:tblPrEx>
-          <w:tblCellMar>
-            <w:top w:w="0" w:type="dxa"/>
-            <w:bottom w:w="0" w:type="dxa"/>
-          </w:tblCellMar>
-        </w:tblPrEx>
         <w:trPr>
           <w:cantSplit/>
         </w:trPr>
@@ -25506,12 +22470,6 @@
         </w:tc>
       </w:tr>
       <w:tr>
-        <w:tblPrEx>
-          <w:tblCellMar>
-            <w:top w:w="0" w:type="dxa"/>
-            <w:bottom w:w="0" w:type="dxa"/>
-          </w:tblCellMar>
-        </w:tblPrEx>
         <w:trPr>
           <w:cantSplit/>
         </w:trPr>
@@ -25621,12 +22579,6 @@
         </w:tc>
       </w:tr>
       <w:tr>
-        <w:tblPrEx>
-          <w:tblCellMar>
-            <w:top w:w="0" w:type="dxa"/>
-            <w:bottom w:w="0" w:type="dxa"/>
-          </w:tblCellMar>
-        </w:tblPrEx>
         <w:trPr>
           <w:cantSplit/>
         </w:trPr>
@@ -25736,12 +22688,6 @@
         </w:tc>
       </w:tr>
       <w:tr>
-        <w:tblPrEx>
-          <w:tblCellMar>
-            <w:top w:w="0" w:type="dxa"/>
-            <w:bottom w:w="0" w:type="dxa"/>
-          </w:tblCellMar>
-        </w:tblPrEx>
         <w:trPr>
           <w:cantSplit/>
         </w:trPr>
@@ -25851,12 +22797,6 @@
         </w:tc>
       </w:tr>
       <w:tr>
-        <w:tblPrEx>
-          <w:tblCellMar>
-            <w:top w:w="0" w:type="dxa"/>
-            <w:bottom w:w="0" w:type="dxa"/>
-          </w:tblCellMar>
-        </w:tblPrEx>
         <w:trPr>
           <w:cantSplit/>
         </w:trPr>
@@ -26009,12 +22949,6 @@
         <w:gridCol w:w="2700"/>
       </w:tblGrid>
       <w:tr>
-        <w:tblPrEx>
-          <w:tblCellMar>
-            <w:top w:w="0" w:type="dxa"/>
-            <w:bottom w:w="0" w:type="dxa"/>
-          </w:tblCellMar>
-        </w:tblPrEx>
         <w:trPr>
           <w:cantSplit/>
           <w:tblHeader/>
@@ -26141,12 +23075,6 @@
         </w:tc>
       </w:tr>
       <w:tr>
-        <w:tblPrEx>
-          <w:tblCellMar>
-            <w:top w:w="0" w:type="dxa"/>
-            <w:bottom w:w="0" w:type="dxa"/>
-          </w:tblCellMar>
-        </w:tblPrEx>
         <w:trPr>
           <w:cantSplit/>
         </w:trPr>
@@ -26252,12 +23180,6 @@
         </w:tc>
       </w:tr>
       <w:tr>
-        <w:tblPrEx>
-          <w:tblCellMar>
-            <w:top w:w="0" w:type="dxa"/>
-            <w:bottom w:w="0" w:type="dxa"/>
-          </w:tblCellMar>
-        </w:tblPrEx>
         <w:trPr>
           <w:cantSplit/>
         </w:trPr>
@@ -26363,12 +23285,6 @@
         </w:tc>
       </w:tr>
       <w:tr>
-        <w:tblPrEx>
-          <w:tblCellMar>
-            <w:top w:w="0" w:type="dxa"/>
-            <w:bottom w:w="0" w:type="dxa"/>
-          </w:tblCellMar>
-        </w:tblPrEx>
         <w:trPr>
           <w:cantSplit/>
         </w:trPr>
@@ -26474,12 +23390,6 @@
         </w:tc>
       </w:tr>
       <w:tr>
-        <w:tblPrEx>
-          <w:tblCellMar>
-            <w:top w:w="0" w:type="dxa"/>
-            <w:bottom w:w="0" w:type="dxa"/>
-          </w:tblCellMar>
-        </w:tblPrEx>
         <w:trPr>
           <w:cantSplit/>
         </w:trPr>
@@ -26504,6 +23414,7 @@
               <w:pStyle w:val="Celdadetabla"/>
             </w:pPr>
             <w:r>
+              <w:lastRenderedPageBreak/>
               <w:t>INC-006</w:t>
             </w:r>
           </w:p>
@@ -26585,12 +23496,6 @@
         </w:tc>
       </w:tr>
       <w:tr>
-        <w:tblPrEx>
-          <w:tblCellMar>
-            <w:top w:w="0" w:type="dxa"/>
-            <w:bottom w:w="0" w:type="dxa"/>
-          </w:tblCellMar>
-        </w:tblPrEx>
         <w:trPr>
           <w:cantSplit/>
         </w:trPr>
@@ -26696,12 +23601,6 @@
         </w:tc>
       </w:tr>
       <w:tr>
-        <w:tblPrEx>
-          <w:tblCellMar>
-            <w:top w:w="0" w:type="dxa"/>
-            <w:bottom w:w="0" w:type="dxa"/>
-          </w:tblCellMar>
-        </w:tblPrEx>
         <w:trPr>
           <w:cantSplit/>
         </w:trPr>
@@ -26807,12 +23706,6 @@
         </w:tc>
       </w:tr>
       <w:tr>
-        <w:tblPrEx>
-          <w:tblCellMar>
-            <w:top w:w="0" w:type="dxa"/>
-            <w:bottom w:w="0" w:type="dxa"/>
-          </w:tblCellMar>
-        </w:tblPrEx>
         <w:trPr>
           <w:cantSplit/>
         </w:trPr>
@@ -26918,12 +23811,6 @@
         </w:tc>
       </w:tr>
       <w:tr>
-        <w:tblPrEx>
-          <w:tblCellMar>
-            <w:top w:w="0" w:type="dxa"/>
-            <w:bottom w:w="0" w:type="dxa"/>
-          </w:tblCellMar>
-        </w:tblPrEx>
         <w:trPr>
           <w:cantSplit/>
         </w:trPr>
@@ -27047,12 +23934,6 @@
         </w:tc>
       </w:tr>
       <w:tr>
-        <w:tblPrEx>
-          <w:tblCellMar>
-            <w:top w:w="0" w:type="dxa"/>
-            <w:bottom w:w="0" w:type="dxa"/>
-          </w:tblCellMar>
-        </w:tblPrEx>
         <w:trPr>
           <w:cantSplit/>
         </w:trPr>
@@ -27158,12 +24039,6 @@
         </w:tc>
       </w:tr>
       <w:tr>
-        <w:tblPrEx>
-          <w:tblCellMar>
-            <w:top w:w="0" w:type="dxa"/>
-            <w:bottom w:w="0" w:type="dxa"/>
-          </w:tblCellMar>
-        </w:tblPrEx>
         <w:trPr>
           <w:cantSplit/>
         </w:trPr>
@@ -27269,12 +24144,6 @@
         </w:tc>
       </w:tr>
       <w:tr>
-        <w:tblPrEx>
-          <w:tblCellMar>
-            <w:top w:w="0" w:type="dxa"/>
-            <w:bottom w:w="0" w:type="dxa"/>
-          </w:tblCellMar>
-        </w:tblPrEx>
         <w:trPr>
           <w:cantSplit/>
         </w:trPr>
@@ -27380,12 +24249,6 @@
         </w:tc>
       </w:tr>
       <w:tr>
-        <w:tblPrEx>
-          <w:tblCellMar>
-            <w:top w:w="0" w:type="dxa"/>
-            <w:bottom w:w="0" w:type="dxa"/>
-          </w:tblCellMar>
-        </w:tblPrEx>
         <w:trPr>
           <w:cantSplit/>
         </w:trPr>
@@ -27410,7 +24273,6 @@
               <w:pStyle w:val="Celdadetabla"/>
             </w:pPr>
             <w:r>
-              <w:lastRenderedPageBreak/>
               <w:t>INC-016</w:t>
             </w:r>
           </w:p>
@@ -27492,12 +24354,6 @@
         </w:tc>
       </w:tr>
       <w:tr>
-        <w:tblPrEx>
-          <w:tblCellMar>
-            <w:top w:w="0" w:type="dxa"/>
-            <w:bottom w:w="0" w:type="dxa"/>
-          </w:tblCellMar>
-        </w:tblPrEx>
         <w:trPr>
           <w:cantSplit/>
         </w:trPr>
@@ -27608,12 +24464,6 @@
         </w:tc>
       </w:tr>
       <w:tr>
-        <w:tblPrEx>
-          <w:tblCellMar>
-            <w:top w:w="0" w:type="dxa"/>
-            <w:bottom w:w="0" w:type="dxa"/>
-          </w:tblCellMar>
-        </w:tblPrEx>
         <w:trPr>
           <w:cantSplit/>
         </w:trPr>
@@ -27727,12 +24577,6 @@
         </w:tc>
       </w:tr>
       <w:tr>
-        <w:tblPrEx>
-          <w:tblCellMar>
-            <w:top w:w="0" w:type="dxa"/>
-            <w:bottom w:w="0" w:type="dxa"/>
-          </w:tblCellMar>
-        </w:tblPrEx>
         <w:trPr>
           <w:cantSplit/>
         </w:trPr>
@@ -27838,12 +24682,6 @@
         </w:tc>
       </w:tr>
       <w:tr>
-        <w:tblPrEx>
-          <w:tblCellMar>
-            <w:top w:w="0" w:type="dxa"/>
-            <w:bottom w:w="0" w:type="dxa"/>
-          </w:tblCellMar>
-        </w:tblPrEx>
         <w:trPr>
           <w:cantSplit/>
         </w:trPr>
@@ -27989,18 +24827,24 @@
         <w:t>los encontró el uso, no una prueba</w:t>
       </w:r>
       <w:r>
-        <w:t>. Los 231 casos escritos después cubren código que ya se había ejercitado con usuarias reales; sirven como red de seguridad para lo que venga, no como validación de lo que ya pasó. Y las pruebas estáticas, que el plan original no mencionaba, son las que más defectos encontraron.</w:t>
+        <w:t xml:space="preserve">. Los 231 casos escritos después cubren código que ya se había ejercitado con </w:t>
+      </w:r>
+      <w:r>
+        <w:t>usuarios</w:t>
+      </w:r>
+      <w:r>
+        <w:t xml:space="preserve"> reales; sirven como red de seguridad para lo que venga, no como validación de lo que ya pasó. Y las pruebas estáticas, que el plan original no mencionaba, son las que más defectos encontraron.</w:t>
       </w:r>
     </w:p>
     <w:p>
       <w:pPr>
         <w:pStyle w:val="Ttulo2"/>
       </w:pPr>
-      <w:bookmarkStart w:id="25" w:name="_Toc241311783"/>
+      <w:bookmarkStart w:id="24" w:name="_Toc241311783"/>
       <w:r>
         <w:t>Informe de terminación de la prueba</w:t>
       </w:r>
-      <w:bookmarkEnd w:id="25"/>
+      <w:bookmarkEnd w:id="24"/>
     </w:p>
     <w:p>
       <w:pPr>
@@ -28015,6 +24859,7 @@
         <w:pStyle w:val="Leyendadetabla"/>
       </w:pPr>
       <w:r>
+        <w:lastRenderedPageBreak/>
         <w:t>Tabla 36. Criterios de terminación de la prueba</w:t>
       </w:r>
     </w:p>
@@ -28041,12 +24886,6 @@
         <w:gridCol w:w="4160"/>
       </w:tblGrid>
       <w:tr>
-        <w:tblPrEx>
-          <w:tblCellMar>
-            <w:top w:w="0" w:type="dxa"/>
-            <w:bottom w:w="0" w:type="dxa"/>
-          </w:tblCellMar>
-        </w:tblPrEx>
         <w:trPr>
           <w:cantSplit/>
           <w:tblHeader/>
@@ -28146,12 +24985,6 @@
         </w:tc>
       </w:tr>
       <w:tr>
-        <w:tblPrEx>
-          <w:tblCellMar>
-            <w:top w:w="0" w:type="dxa"/>
-            <w:bottom w:w="0" w:type="dxa"/>
-          </w:tblCellMar>
-        </w:tblPrEx>
         <w:trPr>
           <w:cantSplit/>
         </w:trPr>
@@ -28235,12 +25068,6 @@
         </w:tc>
       </w:tr>
       <w:tr>
-        <w:tblPrEx>
-          <w:tblCellMar>
-            <w:top w:w="0" w:type="dxa"/>
-            <w:bottom w:w="0" w:type="dxa"/>
-          </w:tblCellMar>
-        </w:tblPrEx>
         <w:trPr>
           <w:cantSplit/>
         </w:trPr>
@@ -28328,12 +25155,6 @@
         </w:tc>
       </w:tr>
       <w:tr>
-        <w:tblPrEx>
-          <w:tblCellMar>
-            <w:top w:w="0" w:type="dxa"/>
-            <w:bottom w:w="0" w:type="dxa"/>
-          </w:tblCellMar>
-        </w:tblPrEx>
         <w:trPr>
           <w:cantSplit/>
         </w:trPr>
@@ -28417,12 +25238,6 @@
         </w:tc>
       </w:tr>
       <w:tr>
-        <w:tblPrEx>
-          <w:tblCellMar>
-            <w:top w:w="0" w:type="dxa"/>
-            <w:bottom w:w="0" w:type="dxa"/>
-          </w:tblCellMar>
-        </w:tblPrEx>
         <w:trPr>
           <w:cantSplit/>
         </w:trPr>
@@ -28506,12 +25321,6 @@
         </w:tc>
       </w:tr>
       <w:tr>
-        <w:tblPrEx>
-          <w:tblCellMar>
-            <w:top w:w="0" w:type="dxa"/>
-            <w:bottom w:w="0" w:type="dxa"/>
-          </w:tblCellMar>
-        </w:tblPrEx>
         <w:trPr>
           <w:cantSplit/>
         </w:trPr>
@@ -28612,8 +25421,18 @@
         <w:pStyle w:val="Cuerpodeltexto"/>
       </w:pPr>
       <w:r>
-        <w:lastRenderedPageBreak/>
-        <w:t>La fase no se da por terminada, porque el criterio 2 no se cumple. Antes de la evaluación de usabilidad de la Fase 8 conviene cerrar lo que afecta directamente a las usuarias que van a evaluar el sistema:</w:t>
+        <w:t xml:space="preserve">La fase no se da por terminada, porque el criterio 2 no se cumple. Antes de la evaluación de usabilidad de la Fase 8 conviene cerrar lo que afecta directamente a </w:t>
+      </w:r>
+      <w:proofErr w:type="gramStart"/>
+      <w:r>
+        <w:t xml:space="preserve">las </w:t>
+      </w:r>
+      <w:r>
+        <w:t>usuarios</w:t>
+      </w:r>
+      <w:proofErr w:type="gramEnd"/>
+      <w:r>
+        <w:t xml:space="preserve"> que van a evaluar el sistema:</w:t>
       </w:r>
     </w:p>
     <w:p>
@@ -28677,11 +25496,11 @@
       <w:pPr>
         <w:pStyle w:val="Ttulo3"/>
       </w:pPr>
-      <w:bookmarkStart w:id="26" w:name="_Toc241311784"/>
+      <w:bookmarkStart w:id="25" w:name="_Toc241311784"/>
       <w:r>
         <w:t>Riesgos residuales</w:t>
       </w:r>
-      <w:bookmarkEnd w:id="26"/>
+      <w:bookmarkEnd w:id="25"/>
     </w:p>
     <w:p>
       <w:pPr>
@@ -28747,11 +25566,12 @@
       <w:pPr>
         <w:pStyle w:val="Ttulo3"/>
       </w:pPr>
-      <w:bookmarkStart w:id="27" w:name="_Toc241311785"/>
+      <w:bookmarkStart w:id="26" w:name="_Toc241311785"/>
       <w:r>
+        <w:lastRenderedPageBreak/>
         <w:t>Lecciones aprendidas</w:t>
       </w:r>
-      <w:bookmarkEnd w:id="27"/>
+      <w:bookmarkEnd w:id="26"/>
     </w:p>
     <w:p>
       <w:pPr>
@@ -28842,7 +25662,6 @@
           <w:b/>
           <w:bCs/>
         </w:rPr>
-        <w:lastRenderedPageBreak/>
         <w:t>Consultar el sistema antes de planificar sobre él.</w:t>
       </w:r>
       <w:r>
